--- a/docs/InsightFlow_system_design.docx
+++ b/docs/InsightFlow_system_design.docx
@@ -26,7 +26,10 @@
         <w:t>Version:</w:t>
       </w:r>
       <w:r>
-        <w:t xml:space="preserve"> 1.0 </w:t>
+        <w:t xml:space="preserve"> 2.0</w:t>
+      </w:r>
+      <w:r>
+        <w:br/>
       </w:r>
       <w:r>
         <w:rPr>
@@ -36,7 +39,10 @@
         <w:t>Prepared by:</w:t>
       </w:r>
       <w:r>
-        <w:t xml:space="preserve"> Robert McCoy </w:t>
+        <w:t xml:space="preserve"> Robert McCoy</w:t>
+      </w:r>
+      <w:r>
+        <w:br/>
       </w:r>
       <w:r>
         <w:rPr>
@@ -50,6 +56,13 @@
       </w:r>
     </w:p>
     <w:p>
+      <w:r>
+        <w:pict w14:anchorId="205F519A">
+          <v:rect id="_x0000_i1235" style="width:0;height:1.5pt" o:hralign="center" o:hrstd="t" o:hr="t" fillcolor="#a0a0a0" stroked="f"/>
+        </w:pict>
+      </w:r>
+    </w:p>
+    <w:p>
       <w:pPr>
         <w:rPr>
           <w:b/>
@@ -71,54 +84,123 @@
       </w:r>
       <w:proofErr w:type="spellEnd"/>
       <w:r>
-        <w:t xml:space="preserve"> is a cloud</w:t>
-      </w:r>
-      <w:r>
-        <w:noBreakHyphen/>
-        <w:t>native, event</w:t>
-      </w:r>
-      <w:r>
-        <w:noBreakHyphen/>
-        <w:t xml:space="preserve">driven data platform built entirely on AWS. It ingests data from three independent sources — Close CRM, Calendly, and </w:t>
-      </w:r>
+        <w:t xml:space="preserve"> is a cloud-native, event-driven analytics and operational data platform built entirely on AWS. The platform ingests data from three independent business systems:</w:t>
+      </w:r>
+    </w:p>
+    <w:p>
+      <w:pPr>
+        <w:numPr>
+          <w:ilvl w:val="0"/>
+          <w:numId w:val="1"/>
+        </w:numPr>
+      </w:pPr>
+      <w:r>
+        <w:t>Close CRM</w:t>
+      </w:r>
+    </w:p>
+    <w:p>
+      <w:pPr>
+        <w:numPr>
+          <w:ilvl w:val="0"/>
+          <w:numId w:val="1"/>
+        </w:numPr>
+      </w:pPr>
+      <w:r>
+        <w:t>Calendly</w:t>
+      </w:r>
+    </w:p>
+    <w:p>
+      <w:pPr>
+        <w:numPr>
+          <w:ilvl w:val="0"/>
+          <w:numId w:val="1"/>
+        </w:numPr>
+      </w:pPr>
       <w:proofErr w:type="spellStart"/>
       <w:r>
         <w:t>Wistia</w:t>
       </w:r>
       <w:proofErr w:type="spellEnd"/>
-      <w:r>
-        <w:t xml:space="preserve"> — and processes them through a multi</w:t>
-      </w:r>
-      <w:r>
-        <w:noBreakHyphen/>
-        <w:t xml:space="preserve">layered data lake (Bronze → Silver → Gold). The system provides reliable ingestion, idempotent processing, fault tolerance, and unified analytics via Athena and </w:t>
-      </w:r>
+    </w:p>
+    <w:p>
       <w:proofErr w:type="spellStart"/>
       <w:r>
+        <w:t>InsightFlow</w:t>
+      </w:r>
+      <w:proofErr w:type="spellEnd"/>
+      <w:r>
+        <w:t xml:space="preserve"> provides two primary capabilities:</w:t>
+      </w:r>
+    </w:p>
+    <w:p>
+      <w:pPr>
+        <w:rPr>
+          <w:b/>
+          <w:bCs/>
+        </w:rPr>
+      </w:pPr>
+      <w:r>
+        <w:rPr>
+          <w:b/>
+          <w:bCs/>
+        </w:rPr>
+        <w:t>Analytics Workflow</w:t>
+      </w:r>
+    </w:p>
+    <w:p>
+      <w:r>
+        <w:t xml:space="preserve">A unified analytics platform that processes CRM, Calendly, and </w:t>
+      </w:r>
+      <w:proofErr w:type="spellStart"/>
+      <w:r>
+        <w:t>Wistia</w:t>
+      </w:r>
+      <w:proofErr w:type="spellEnd"/>
+      <w:r>
+        <w:t xml:space="preserve"> data through a multi-layered data lake architecture (Bronze → Silver → Gold) and delivers business insights through Athena and a </w:t>
+      </w:r>
+      <w:proofErr w:type="spellStart"/>
+      <w:r>
         <w:t>Streamlit</w:t>
       </w:r>
       <w:proofErr w:type="spellEnd"/>
       <w:r>
-        <w:t>.</w:t>
-      </w:r>
-    </w:p>
-    <w:p>
-      <w:r>
-        <w:t>The architecture is fully serverless, scalable, and compliant with project constraints:</w:t>
-      </w:r>
-    </w:p>
-    <w:p>
-      <w:pPr>
-        <w:numPr>
-          <w:ilvl w:val="0"/>
-          <w:numId w:val="1"/>
-        </w:numPr>
-      </w:pPr>
-      <w:r>
-        <w:rPr>
-          <w:b/>
-          <w:bCs/>
-        </w:rPr>
+        <w:t xml:space="preserve"> Analytics Dashboard.</w:t>
+      </w:r>
+    </w:p>
+    <w:p>
+      <w:pPr>
+        <w:rPr>
+          <w:b/>
+          <w:bCs/>
+        </w:rPr>
+      </w:pPr>
+      <w:r>
+        <w:rPr>
+          <w:b/>
+          <w:bCs/>
+        </w:rPr>
+        <w:t>CRM Operational Workflow</w:t>
+      </w:r>
+    </w:p>
+    <w:p>
+      <w:r>
+        <w:t>A real-time CRM enrichment workflow that delays processing of new CRM leads, enriches lead records with owner assignment information, and automatically sends notifications.</w:t>
+      </w:r>
+    </w:p>
+    <w:p>
+      <w:r>
+        <w:t>The architecture is fully serverless, scalable, fault tolerant, and designed to satisfy project requirements:</w:t>
+      </w:r>
+    </w:p>
+    <w:p>
+      <w:pPr>
+        <w:numPr>
+          <w:ilvl w:val="0"/>
+          <w:numId w:val="2"/>
+        </w:numPr>
+      </w:pPr>
+      <w:r>
         <w:t>No Snowflake</w:t>
       </w:r>
     </w:p>
@@ -126,22 +208,14 @@
       <w:pPr>
         <w:numPr>
           <w:ilvl w:val="0"/>
-          <w:numId w:val="1"/>
-        </w:numPr>
-      </w:pPr>
-      <w:r>
-        <w:rPr>
-          <w:b/>
-          <w:bCs/>
-        </w:rPr>
+          <w:numId w:val="2"/>
+        </w:numPr>
+      </w:pPr>
+      <w:r>
         <w:t xml:space="preserve">No </w:t>
       </w:r>
       <w:proofErr w:type="spellStart"/>
       <w:r>
-        <w:rPr>
-          <w:b/>
-          <w:bCs/>
-        </w:rPr>
         <w:t>dbt</w:t>
       </w:r>
       <w:proofErr w:type="spellEnd"/>
@@ -150,171 +224,230 @@
       <w:pPr>
         <w:numPr>
           <w:ilvl w:val="0"/>
-          <w:numId w:val="1"/>
-        </w:numPr>
-      </w:pPr>
-      <w:r>
-        <w:rPr>
-          <w:b/>
-          <w:bCs/>
-        </w:rPr>
-        <w:t>AWS</w:t>
-      </w:r>
-      <w:r>
-        <w:rPr>
-          <w:b/>
-          <w:bCs/>
-        </w:rPr>
-        <w:noBreakHyphen/>
-        <w:t>only</w:t>
-      </w:r>
-    </w:p>
-    <w:p>
-      <w:pPr>
-        <w:numPr>
-          <w:ilvl w:val="0"/>
-          <w:numId w:val="1"/>
-        </w:numPr>
-      </w:pPr>
-      <w:r>
-        <w:rPr>
-          <w:b/>
-          <w:bCs/>
-        </w:rPr>
-        <w:t>End</w:t>
-      </w:r>
-      <w:r>
-        <w:rPr>
-          <w:b/>
-          <w:bCs/>
-        </w:rPr>
-        <w:noBreakHyphen/>
-        <w:t>to</w:t>
-      </w:r>
-      <w:r>
-        <w:rPr>
-          <w:b/>
-          <w:bCs/>
-        </w:rPr>
-        <w:noBreakHyphen/>
-        <w:t>end pipeline runs for 7 consecutive days</w:t>
-      </w:r>
-    </w:p>
-    <w:p>
-      <w:pPr>
-        <w:numPr>
-          <w:ilvl w:val="0"/>
-          <w:numId w:val="1"/>
-        </w:numPr>
-      </w:pPr>
-      <w:r>
-        <w:rPr>
-          <w:b/>
-          <w:bCs/>
-        </w:rPr>
-        <w:t>Reliable ingestion, idempotency, fault tolerance, recovery</w:t>
-      </w:r>
-    </w:p>
-    <w:p>
-      <w:pPr>
-        <w:numPr>
-          <w:ilvl w:val="0"/>
-          <w:numId w:val="1"/>
-        </w:numPr>
-      </w:pPr>
-      <w:r>
-        <w:rPr>
-          <w:b/>
-          <w:bCs/>
-        </w:rPr>
-        <w:t>Architecture + data model prepared for SME approval before implementation</w:t>
-      </w:r>
-    </w:p>
-    <w:p>
-      <w:pPr>
-        <w:rPr>
-          <w:b/>
-          <w:bCs/>
-        </w:rPr>
-      </w:pPr>
-      <w:r>
-        <w:rPr>
-          <w:b/>
-          <w:bCs/>
-        </w:rPr>
-        <w:t>2. High</w:t>
-      </w:r>
-      <w:r>
-        <w:rPr>
-          <w:b/>
-          <w:bCs/>
-        </w:rPr>
-        <w:noBreakHyphen/>
-        <w:t>Level Architecture Overview</w:t>
-      </w:r>
-    </w:p>
-    <w:p>
+          <w:numId w:val="2"/>
+        </w:numPr>
+      </w:pPr>
+      <w:r>
+        <w:t>AWS-only architecture</w:t>
+      </w:r>
+    </w:p>
+    <w:p>
+      <w:pPr>
+        <w:numPr>
+          <w:ilvl w:val="0"/>
+          <w:numId w:val="2"/>
+        </w:numPr>
+      </w:pPr>
+      <w:r>
+        <w:t>Event-driven processing</w:t>
+      </w:r>
+    </w:p>
+    <w:p>
+      <w:pPr>
+        <w:numPr>
+          <w:ilvl w:val="0"/>
+          <w:numId w:val="2"/>
+        </w:numPr>
+      </w:pPr>
+      <w:r>
+        <w:t>Bronze → Silver → Gold medallion architecture</w:t>
+      </w:r>
+    </w:p>
+    <w:p>
+      <w:pPr>
+        <w:numPr>
+          <w:ilvl w:val="0"/>
+          <w:numId w:val="2"/>
+        </w:numPr>
+      </w:pPr>
+      <w:r>
+        <w:t>Idempotent processing</w:t>
+      </w:r>
+    </w:p>
+    <w:p>
+      <w:pPr>
+        <w:numPr>
+          <w:ilvl w:val="0"/>
+          <w:numId w:val="2"/>
+        </w:numPr>
+      </w:pPr>
+      <w:r>
+        <w:t>Fault tolerance and recovery</w:t>
+      </w:r>
+    </w:p>
+    <w:p>
+      <w:pPr>
+        <w:numPr>
+          <w:ilvl w:val="0"/>
+          <w:numId w:val="2"/>
+        </w:numPr>
+      </w:pPr>
+      <w:r>
+        <w:lastRenderedPageBreak/>
+        <w:t>Athena-based analytics</w:t>
+      </w:r>
+    </w:p>
+    <w:p>
+      <w:pPr>
+        <w:numPr>
+          <w:ilvl w:val="0"/>
+          <w:numId w:val="2"/>
+        </w:numPr>
+      </w:pPr>
       <w:proofErr w:type="spellStart"/>
       <w:r>
+        <w:t>Streamlit</w:t>
+      </w:r>
+      <w:proofErr w:type="spellEnd"/>
+      <w:r>
+        <w:t xml:space="preserve"> dashboard visualization</w:t>
+      </w:r>
+    </w:p>
+    <w:p>
+      <w:r>
+        <w:pict w14:anchorId="03CA37A6">
+          <v:rect id="_x0000_i1236" style="width:0;height:1.5pt" o:hralign="center" o:hrstd="t" o:hr="t" fillcolor="#a0a0a0" stroked="f"/>
+        </w:pict>
+      </w:r>
+    </w:p>
+    <w:p>
+      <w:pPr>
+        <w:rPr>
+          <w:b/>
+          <w:bCs/>
+        </w:rPr>
+      </w:pPr>
+      <w:r>
+        <w:rPr>
+          <w:b/>
+          <w:bCs/>
+        </w:rPr>
+        <w:t>2. High-Level Architecture Overview</w:t>
+      </w:r>
+    </w:p>
+    <w:p>
+      <w:proofErr w:type="spellStart"/>
+      <w:r>
         <w:t>InsightFlow</w:t>
       </w:r>
       <w:proofErr w:type="spellEnd"/>
       <w:r>
-        <w:t xml:space="preserve"> consists of three independent ingestion pipelines:</w:t>
-      </w:r>
-    </w:p>
-    <w:p>
-      <w:pPr>
-        <w:numPr>
-          <w:ilvl w:val="0"/>
-          <w:numId w:val="2"/>
-        </w:numPr>
-      </w:pPr>
-      <w:r>
-        <w:rPr>
-          <w:b/>
-          <w:bCs/>
-        </w:rPr>
-        <w:t>Close CRM Webhooks (real</w:t>
-      </w:r>
-      <w:r>
-        <w:rPr>
-          <w:b/>
-          <w:bCs/>
-        </w:rPr>
-        <w:noBreakHyphen/>
-        <w:t>time)</w:t>
-      </w:r>
-    </w:p>
-    <w:p>
-      <w:pPr>
-        <w:numPr>
-          <w:ilvl w:val="0"/>
-          <w:numId w:val="2"/>
-        </w:numPr>
-      </w:pPr>
-      <w:r>
-        <w:rPr>
-          <w:b/>
-          <w:bCs/>
-        </w:rPr>
-        <w:t>Calendly Webhooks + Spend Files (real</w:t>
-      </w:r>
-      <w:r>
-        <w:rPr>
-          <w:b/>
-          <w:bCs/>
-        </w:rPr>
-        <w:noBreakHyphen/>
-        <w:t>time + daily batch)</w:t>
-      </w:r>
-    </w:p>
-    <w:p>
-      <w:pPr>
-        <w:numPr>
-          <w:ilvl w:val="0"/>
-          <w:numId w:val="2"/>
-        </w:numPr>
+        <w:t xml:space="preserve"> consists of three source system pipelines and two processing workflows.</w:t>
+      </w:r>
+    </w:p>
+    <w:p>
+      <w:pPr>
+        <w:rPr>
+          <w:b/>
+          <w:bCs/>
+        </w:rPr>
+      </w:pPr>
+      <w:r>
+        <w:rPr>
+          <w:b/>
+          <w:bCs/>
+        </w:rPr>
+        <w:t>Source Systems</w:t>
+      </w:r>
+    </w:p>
+    <w:p>
+      <w:pPr>
+        <w:rPr>
+          <w:b/>
+          <w:bCs/>
+        </w:rPr>
+      </w:pPr>
+      <w:r>
+        <w:rPr>
+          <w:b/>
+          <w:bCs/>
+        </w:rPr>
+        <w:t>Close CRM</w:t>
+      </w:r>
+    </w:p>
+    <w:p>
+      <w:r>
+        <w:t>Provides:</w:t>
+      </w:r>
+    </w:p>
+    <w:p>
+      <w:pPr>
+        <w:numPr>
+          <w:ilvl w:val="0"/>
+          <w:numId w:val="3"/>
+        </w:numPr>
+      </w:pPr>
+      <w:r>
+        <w:t>Lead creation events</w:t>
+      </w:r>
+    </w:p>
+    <w:p>
+      <w:pPr>
+        <w:numPr>
+          <w:ilvl w:val="0"/>
+          <w:numId w:val="3"/>
+        </w:numPr>
+      </w:pPr>
+      <w:r>
+        <w:t>Lead update events</w:t>
+      </w:r>
+    </w:p>
+    <w:p>
+      <w:pPr>
+        <w:rPr>
+          <w:b/>
+          <w:bCs/>
+        </w:rPr>
+      </w:pPr>
+      <w:r>
+        <w:rPr>
+          <w:b/>
+          <w:bCs/>
+        </w:rPr>
+        <w:t>Calendly</w:t>
+      </w:r>
+    </w:p>
+    <w:p>
+      <w:r>
+        <w:t>Provides:</w:t>
+      </w:r>
+    </w:p>
+    <w:p>
+      <w:pPr>
+        <w:numPr>
+          <w:ilvl w:val="0"/>
+          <w:numId w:val="4"/>
+        </w:numPr>
+      </w:pPr>
+      <w:r>
+        <w:t>Booking events</w:t>
+      </w:r>
+    </w:p>
+    <w:p>
+      <w:pPr>
+        <w:numPr>
+          <w:ilvl w:val="0"/>
+          <w:numId w:val="4"/>
+        </w:numPr>
+      </w:pPr>
+      <w:r>
+        <w:t xml:space="preserve">Marketing </w:t>
+      </w:r>
+      <w:proofErr w:type="gramStart"/>
+      <w:r>
+        <w:t>spend</w:t>
+      </w:r>
+      <w:proofErr w:type="gramEnd"/>
+      <w:r>
+        <w:t xml:space="preserve"> reference data</w:t>
+      </w:r>
+    </w:p>
+    <w:p>
+      <w:pPr>
+        <w:rPr>
+          <w:b/>
+          <w:bCs/>
+        </w:rPr>
       </w:pPr>
       <w:proofErr w:type="spellStart"/>
       <w:r>
@@ -325,719 +458,2651 @@
         <w:t>Wistia</w:t>
       </w:r>
       <w:proofErr w:type="spellEnd"/>
-      <w:r>
-        <w:rPr>
-          <w:b/>
-          <w:bCs/>
-        </w:rPr>
-        <w:t xml:space="preserve"> Stats API (daily batch)</w:t>
-      </w:r>
-    </w:p>
-    <w:p>
-      <w:r>
-        <w:t xml:space="preserve">All pipelines converge into a unified AWS data lake with </w:t>
+    </w:p>
+    <w:p>
+      <w:r>
+        <w:t>Provides:</w:t>
+      </w:r>
+    </w:p>
+    <w:p>
+      <w:pPr>
+        <w:numPr>
+          <w:ilvl w:val="0"/>
+          <w:numId w:val="5"/>
+        </w:numPr>
+      </w:pPr>
+      <w:r>
+        <w:t>Video engagement events</w:t>
+      </w:r>
+    </w:p>
+    <w:p>
+      <w:pPr>
+        <w:numPr>
+          <w:ilvl w:val="0"/>
+          <w:numId w:val="5"/>
+        </w:numPr>
+      </w:pPr>
+      <w:r>
+        <w:t>Visitor behavior metrics</w:t>
+      </w:r>
+    </w:p>
+    <w:p>
+      <w:r>
+        <w:pict w14:anchorId="7FC57F57">
+          <v:rect id="_x0000_i1237" style="width:0;height:1.5pt" o:hralign="center" o:hrstd="t" o:hr="t" fillcolor="#a0a0a0" stroked="f"/>
+        </w:pict>
+      </w:r>
+    </w:p>
+    <w:p>
+      <w:pPr>
+        <w:rPr>
+          <w:b/>
+          <w:bCs/>
+        </w:rPr>
+      </w:pPr>
+      <w:r>
+        <w:rPr>
+          <w:b/>
+          <w:bCs/>
+        </w:rPr>
+        <w:t>Analytics Workflow</w:t>
+      </w:r>
+    </w:p>
+    <w:p>
+      <w:r>
+        <w:t>Plain Text</w:t>
+      </w:r>
+    </w:p>
+    <w:p>
+      <w:r>
+        <w:t>Close CRM</w:t>
+      </w:r>
+    </w:p>
+    <w:p>
+      <w:r>
+        <w:t>Calendly</w:t>
+      </w:r>
+    </w:p>
+    <w:p>
+      <w:proofErr w:type="spellStart"/>
+      <w:r>
+        <w:t>Wistia</w:t>
+      </w:r>
+      <w:proofErr w:type="spellEnd"/>
+    </w:p>
+    <w:p>
+      <w:r>
+        <w:t>↓</w:t>
+      </w:r>
+    </w:p>
+    <w:p>
+      <w:r>
+        <w:t>Bronze Layer</w:t>
+      </w:r>
+    </w:p>
+    <w:p>
+      <w:r>
+        <w:lastRenderedPageBreak/>
+        <w:t>↓</w:t>
+      </w:r>
+    </w:p>
+    <w:p>
+      <w:r>
+        <w:t>Silver Layer</w:t>
+      </w:r>
+    </w:p>
+    <w:p>
+      <w:r>
+        <w:t>↓</w:t>
+      </w:r>
+    </w:p>
+    <w:p>
+      <w:r>
+        <w:t>Gold Layer</w:t>
+      </w:r>
+    </w:p>
+    <w:p>
+      <w:r>
+        <w:t>↓</w:t>
+      </w:r>
+    </w:p>
+    <w:p>
+      <w:r>
+        <w:t>Athena</w:t>
+      </w:r>
+    </w:p>
+    <w:p>
+      <w:r>
+        <w:t>↓</w:t>
+      </w:r>
+    </w:p>
+    <w:p>
+      <w:proofErr w:type="spellStart"/>
+      <w:r>
+        <w:t>Streamlit</w:t>
+      </w:r>
+      <w:proofErr w:type="spellEnd"/>
+      <w:r>
+        <w:t xml:space="preserve"> Analytics Dashboard</w:t>
+      </w:r>
+    </w:p>
+    <w:p>
+      <w:r>
+        <w:t>Purpose:</w:t>
+      </w:r>
+    </w:p>
+    <w:p>
+      <w:pPr>
+        <w:numPr>
+          <w:ilvl w:val="0"/>
+          <w:numId w:val="6"/>
+        </w:numPr>
+      </w:pPr>
+      <w:r>
+        <w:t xml:space="preserve">Consolidate CRM, Calendly, and </w:t>
+      </w:r>
+      <w:proofErr w:type="spellStart"/>
+      <w:r>
+        <w:t>Wistia</w:t>
+      </w:r>
+      <w:proofErr w:type="spellEnd"/>
+      <w:r>
+        <w:t xml:space="preserve"> data</w:t>
+      </w:r>
+    </w:p>
+    <w:p>
+      <w:pPr>
+        <w:numPr>
+          <w:ilvl w:val="0"/>
+          <w:numId w:val="6"/>
+        </w:numPr>
+      </w:pPr>
+      <w:r>
+        <w:t>Generate marketing and lead-generation insights</w:t>
+      </w:r>
+    </w:p>
+    <w:p>
+      <w:pPr>
+        <w:numPr>
+          <w:ilvl w:val="0"/>
+          <w:numId w:val="6"/>
+        </w:numPr>
+      </w:pPr>
+      <w:r>
+        <w:t>Support business reporting</w:t>
+      </w:r>
+    </w:p>
+    <w:p>
+      <w:r>
+        <w:pict w14:anchorId="56B33AF8">
+          <v:rect id="_x0000_i1238" style="width:0;height:1.5pt" o:hralign="center" o:hrstd="t" o:hr="t" fillcolor="#a0a0a0" stroked="f"/>
+        </w:pict>
+      </w:r>
+    </w:p>
+    <w:p>
+      <w:pPr>
+        <w:rPr>
+          <w:b/>
+          <w:bCs/>
+        </w:rPr>
+      </w:pPr>
+      <w:r>
+        <w:rPr>
+          <w:b/>
+          <w:bCs/>
+        </w:rPr>
+        <w:t>CRM Operational Workflow</w:t>
+      </w:r>
+    </w:p>
+    <w:p>
+      <w:r>
+        <w:t>Plain Text</w:t>
+      </w:r>
+    </w:p>
+    <w:p>
+      <w:r>
+        <w:t>Close CRM</w:t>
+      </w:r>
+    </w:p>
+    <w:p>
+      <w:r>
+        <w:t>↓</w:t>
+      </w:r>
+    </w:p>
+    <w:p>
+      <w:r>
+        <w:t>Bronze CRM Events</w:t>
+      </w:r>
+    </w:p>
+    <w:p>
+      <w:r>
+        <w:t>↓</w:t>
+      </w:r>
+    </w:p>
+    <w:p>
+      <w:r>
+        <w:t>SQS CRM Delay Queue</w:t>
+      </w:r>
+    </w:p>
+    <w:p>
+      <w:r>
+        <w:t>↓</w:t>
+      </w:r>
+    </w:p>
+    <w:p>
+      <w:proofErr w:type="spellStart"/>
+      <w:r>
+        <w:t>crm_start_enrichment_workflow</w:t>
+      </w:r>
+      <w:proofErr w:type="spellEnd"/>
+    </w:p>
+    <w:p>
+      <w:r>
+        <w:t>↓</w:t>
+      </w:r>
+    </w:p>
+    <w:p>
+      <w:r>
+        <w:t>AWS Step Function</w:t>
+      </w:r>
+    </w:p>
+    <w:p>
+      <w:r>
+        <w:t>↓</w:t>
+      </w:r>
+    </w:p>
+    <w:p>
+      <w:r>
+        <w:t>15 Minute Wait</w:t>
+      </w:r>
+    </w:p>
+    <w:p>
+      <w:r>
+        <w:lastRenderedPageBreak/>
+        <w:t>↓</w:t>
+      </w:r>
+    </w:p>
+    <w:p>
+      <w:proofErr w:type="spellStart"/>
+      <w:r>
+        <w:t>crm_owner_enrichment</w:t>
+      </w:r>
+      <w:proofErr w:type="spellEnd"/>
+    </w:p>
+    <w:p>
+      <w:r>
+        <w:t>↓</w:t>
+      </w:r>
+    </w:p>
+    <w:p>
+      <w:r>
+        <w:t>SNS Email Notification</w:t>
+      </w:r>
+    </w:p>
+    <w:p>
+      <w:r>
+        <w:t>Purpose:</w:t>
+      </w:r>
+    </w:p>
+    <w:p>
+      <w:pPr>
+        <w:numPr>
+          <w:ilvl w:val="0"/>
+          <w:numId w:val="7"/>
+        </w:numPr>
+      </w:pPr>
+      <w:r>
+        <w:t>Delay enrichment until lead owner assignment becomes available</w:t>
+      </w:r>
+    </w:p>
+    <w:p>
+      <w:pPr>
+        <w:numPr>
+          <w:ilvl w:val="0"/>
+          <w:numId w:val="7"/>
+        </w:numPr>
+      </w:pPr>
+      <w:r>
+        <w:t>Enrich CRM lead records</w:t>
+      </w:r>
+    </w:p>
+    <w:p>
+      <w:pPr>
+        <w:numPr>
+          <w:ilvl w:val="0"/>
+          <w:numId w:val="7"/>
+        </w:numPr>
+      </w:pPr>
+      <w:r>
+        <w:t>Generate operational notifications</w:t>
+      </w:r>
+    </w:p>
+    <w:p>
+      <w:r>
+        <w:pict w14:anchorId="34EA1A6E">
+          <v:rect id="_x0000_i1239" style="width:0;height:1.5pt" o:hralign="center" o:hrstd="t" o:hr="t" fillcolor="#a0a0a0" stroked="f"/>
+        </w:pict>
+      </w:r>
+    </w:p>
+    <w:p>
+      <w:pPr>
+        <w:rPr>
+          <w:b/>
+          <w:bCs/>
+        </w:rPr>
+      </w:pPr>
+      <w:r>
+        <w:rPr>
+          <w:b/>
+          <w:bCs/>
+        </w:rPr>
+        <w:t>3. Detailed Architecture Components</w:t>
+      </w:r>
+    </w:p>
+    <w:p>
+      <w:pPr>
+        <w:rPr>
+          <w:b/>
+          <w:bCs/>
+        </w:rPr>
+      </w:pPr>
+      <w:r>
+        <w:rPr>
+          <w:b/>
+          <w:bCs/>
+        </w:rPr>
+        <w:t>3.1 API Gateway</w:t>
+      </w:r>
+    </w:p>
+    <w:p>
+      <w:r>
+        <w:t>Two REST endpoints receive webhook events.</w:t>
+      </w:r>
+    </w:p>
+    <w:p>
+      <w:pPr>
+        <w:rPr>
+          <w:b/>
+          <w:bCs/>
+        </w:rPr>
+      </w:pPr>
+      <w:r>
+        <w:rPr>
+          <w:b/>
+          <w:bCs/>
+        </w:rPr>
+        <w:t>CRM Endpoint</w:t>
+      </w:r>
+    </w:p>
+    <w:p>
+      <w:r>
+        <w:t>Plain Text</w:t>
+      </w:r>
+    </w:p>
+    <w:p>
+      <w:r>
+        <w:t>POST /</w:t>
+      </w:r>
+      <w:proofErr w:type="spellStart"/>
+      <w:r>
+        <w:t>crm</w:t>
+      </w:r>
+      <w:proofErr w:type="spellEnd"/>
+    </w:p>
+    <w:p>
+      <w:r>
+        <w:t>``</w:t>
+      </w:r>
+    </w:p>
+    <w:p>
+      <w:pPr>
+        <w:rPr>
+          <w:b/>
+          <w:bCs/>
+        </w:rPr>
+      </w:pPr>
+      <w:r>
+        <w:rPr>
+          <w:b/>
+          <w:bCs/>
+        </w:rPr>
+        <w:t>Calendly Endpoint</w:t>
+      </w:r>
+    </w:p>
+    <w:p>
+      <w:r>
+        <w:t>Plain Text</w:t>
+      </w:r>
+    </w:p>
+    <w:p>
+      <w:r>
+        <w:t>POST /</w:t>
+      </w:r>
+      <w:proofErr w:type="spellStart"/>
+      <w:r>
+        <w:t>calendly</w:t>
+      </w:r>
+      <w:proofErr w:type="spellEnd"/>
+    </w:p>
+    <w:p>
+      <w:r>
+        <w:t>API Gateway provides:</w:t>
+      </w:r>
+    </w:p>
+    <w:p>
+      <w:pPr>
+        <w:numPr>
+          <w:ilvl w:val="0"/>
+          <w:numId w:val="8"/>
+        </w:numPr>
+      </w:pPr>
+      <w:r>
+        <w:t>HTTPS endpoint security</w:t>
+      </w:r>
+    </w:p>
+    <w:p>
+      <w:pPr>
+        <w:numPr>
+          <w:ilvl w:val="0"/>
+          <w:numId w:val="8"/>
+        </w:numPr>
+      </w:pPr>
+      <w:r>
+        <w:t>Request validation</w:t>
+      </w:r>
+    </w:p>
+    <w:p>
+      <w:pPr>
+        <w:numPr>
+          <w:ilvl w:val="0"/>
+          <w:numId w:val="8"/>
+        </w:numPr>
+      </w:pPr>
+      <w:r>
+        <w:t>Throttling</w:t>
+      </w:r>
+    </w:p>
+    <w:p>
+      <w:pPr>
+        <w:numPr>
+          <w:ilvl w:val="0"/>
+          <w:numId w:val="8"/>
+        </w:numPr>
+      </w:pPr>
+      <w:r>
+        <w:t>Lambda integration</w:t>
+      </w:r>
+    </w:p>
+    <w:p>
+      <w:pPr>
+        <w:numPr>
+          <w:ilvl w:val="0"/>
+          <w:numId w:val="8"/>
+        </w:numPr>
+      </w:pPr>
+      <w:r>
+        <w:t>Event routing</w:t>
+      </w:r>
+    </w:p>
+    <w:p>
+      <w:r>
+        <w:pict w14:anchorId="1404BBBD">
+          <v:rect id="_x0000_i1240" style="width:0;height:1.5pt" o:hralign="center" o:hrstd="t" o:hr="t" fillcolor="#a0a0a0" stroked="f"/>
+        </w:pict>
+      </w:r>
+    </w:p>
+    <w:p>
+      <w:pPr>
+        <w:rPr>
+          <w:b/>
+          <w:bCs/>
+        </w:rPr>
+      </w:pPr>
+      <w:r>
+        <w:rPr>
+          <w:b/>
+          <w:bCs/>
+        </w:rPr>
+        <w:lastRenderedPageBreak/>
+        <w:t>3.2 Lambda Functions</w:t>
+      </w:r>
+    </w:p>
+    <w:p>
+      <w:pPr>
+        <w:rPr>
+          <w:b/>
+          <w:bCs/>
+        </w:rPr>
+      </w:pPr>
+      <w:r>
+        <w:rPr>
+          <w:b/>
+          <w:bCs/>
+        </w:rPr>
+        <w:t xml:space="preserve">3.2.1 </w:t>
+      </w:r>
+      <w:proofErr w:type="spellStart"/>
+      <w:r>
+        <w:rPr>
+          <w:b/>
+          <w:bCs/>
+        </w:rPr>
+        <w:t>crm_webhook_ingestion</w:t>
+      </w:r>
+      <w:proofErr w:type="spellEnd"/>
+    </w:p>
+    <w:p>
+      <w:r>
+        <w:t>Triggered by:</w:t>
+      </w:r>
+    </w:p>
+    <w:p>
+      <w:r>
+        <w:t>Plain Text</w:t>
+      </w:r>
+    </w:p>
+    <w:p>
+      <w:r>
+        <w:t>POST /</w:t>
+      </w:r>
+      <w:proofErr w:type="spellStart"/>
+      <w:r>
+        <w:t>crm</w:t>
+      </w:r>
+      <w:proofErr w:type="spellEnd"/>
+    </w:p>
+    <w:p>
+      <w:r>
+        <w:t>Responsibilities:</w:t>
+      </w:r>
+    </w:p>
+    <w:p>
+      <w:pPr>
+        <w:numPr>
+          <w:ilvl w:val="0"/>
+          <w:numId w:val="9"/>
+        </w:numPr>
+      </w:pPr>
+      <w:r>
+        <w:t>Validate webhook payload</w:t>
+      </w:r>
+    </w:p>
+    <w:p>
+      <w:pPr>
+        <w:numPr>
+          <w:ilvl w:val="0"/>
+          <w:numId w:val="9"/>
+        </w:numPr>
+      </w:pPr>
+      <w:r>
+        <w:t>Process CRM lead events</w:t>
+      </w:r>
+    </w:p>
+    <w:p>
+      <w:pPr>
+        <w:numPr>
+          <w:ilvl w:val="0"/>
+          <w:numId w:val="9"/>
+        </w:numPr>
+      </w:pPr>
+      <w:r>
+        <w:t xml:space="preserve">Write raw events to </w:t>
       </w:r>
       <w:proofErr w:type="gramStart"/>
       <w:r>
-        <w:t>Bronze, Silver, and Gold</w:t>
+        <w:t>Bronze</w:t>
       </w:r>
       <w:proofErr w:type="gramEnd"/>
       <w:r>
-        <w:t xml:space="preserve"> layers. Transformations are performed using AWS Glue (</w:t>
-      </w:r>
+        <w:t xml:space="preserve"> layer</w:t>
+      </w:r>
+    </w:p>
+    <w:p>
+      <w:pPr>
+        <w:numPr>
+          <w:ilvl w:val="0"/>
+          <w:numId w:val="9"/>
+        </w:numPr>
+      </w:pPr>
+      <w:r>
+        <w:t>Persist CRM source records</w:t>
+      </w:r>
+    </w:p>
+    <w:p>
+      <w:r>
+        <w:t>Output:</w:t>
+      </w:r>
+    </w:p>
+    <w:p>
+      <w:r>
+        <w:t>Plain Text</w:t>
+      </w:r>
+    </w:p>
+    <w:p>
+      <w:r>
+        <w:t>S3 Bronze</w:t>
+      </w:r>
+    </w:p>
+    <w:p>
       <w:proofErr w:type="spellStart"/>
       <w:r>
-        <w:t>PySpark</w:t>
+        <w:t>crm_events</w:t>
       </w:r>
       <w:proofErr w:type="spellEnd"/>
       <w:r>
-        <w:t xml:space="preserve">). Analytics are served through Athena and visualized in </w:t>
+        <w:t>/</w:t>
+      </w:r>
+    </w:p>
+    <w:p>
+      <w:r>
+        <w:pict w14:anchorId="14A309F8">
+          <v:rect id="_x0000_i1241" style="width:0;height:1.5pt" o:hralign="center" o:hrstd="t" o:hr="t" fillcolor="#a0a0a0" stroked="f"/>
+        </w:pict>
+      </w:r>
+    </w:p>
+    <w:p>
+      <w:pPr>
+        <w:rPr>
+          <w:b/>
+          <w:bCs/>
+        </w:rPr>
+      </w:pPr>
+      <w:r>
+        <w:rPr>
+          <w:b/>
+          <w:bCs/>
+        </w:rPr>
+        <w:t xml:space="preserve">3.2.2 </w:t>
       </w:r>
       <w:proofErr w:type="spellStart"/>
       <w:r>
-        <w:t>Streamlit</w:t>
+        <w:rPr>
+          <w:b/>
+          <w:bCs/>
+        </w:rPr>
+        <w:t>crm_start_enrichment_workflow</w:t>
       </w:r>
       <w:proofErr w:type="spellEnd"/>
-      <w:r>
-        <w:t>.</w:t>
-      </w:r>
-    </w:p>
-    <w:p>
-      <w:pPr>
-        <w:rPr>
-          <w:b/>
-          <w:bCs/>
-        </w:rPr>
-      </w:pPr>
-      <w:r>
-        <w:rPr>
-          <w:b/>
-          <w:bCs/>
-        </w:rPr>
-        <w:t>3. Detailed Architecture Components</w:t>
-      </w:r>
-    </w:p>
-    <w:p>
-      <w:pPr>
-        <w:rPr>
-          <w:b/>
-          <w:bCs/>
-        </w:rPr>
-      </w:pPr>
-      <w:r>
-        <w:rPr>
-          <w:b/>
-          <w:bCs/>
-        </w:rPr>
-        <w:t>3.1 API Gateway (Real</w:t>
-      </w:r>
-      <w:r>
-        <w:rPr>
-          <w:b/>
-          <w:bCs/>
-        </w:rPr>
-        <w:noBreakHyphen/>
-        <w:t>Time Ingestion)</w:t>
-      </w:r>
-    </w:p>
-    <w:p>
-      <w:r>
-        <w:t>Two REST endpoints handle webhook ingestion:</w:t>
-      </w:r>
-    </w:p>
-    <w:p>
-      <w:pPr>
-        <w:numPr>
-          <w:ilvl w:val="0"/>
-          <w:numId w:val="3"/>
-        </w:numPr>
-      </w:pPr>
-      <w:r>
-        <w:t>/</w:t>
+    </w:p>
+    <w:p>
+      <w:r>
+        <w:t>Triggered by:</w:t>
+      </w:r>
+    </w:p>
+    <w:p>
+      <w:r>
+        <w:t>Plain Text</w:t>
+      </w:r>
+    </w:p>
+    <w:p>
+      <w:r>
+        <w:t>SQS CRM Delay Queue</w:t>
+      </w:r>
+    </w:p>
+    <w:p>
+      <w:r>
+        <w:t>Responsibilities:</w:t>
+      </w:r>
+    </w:p>
+    <w:p>
+      <w:pPr>
+        <w:numPr>
+          <w:ilvl w:val="0"/>
+          <w:numId w:val="10"/>
+        </w:numPr>
+      </w:pPr>
+      <w:r>
+        <w:t>Read CRM event notifications</w:t>
+      </w:r>
+    </w:p>
+    <w:p>
+      <w:pPr>
+        <w:numPr>
+          <w:ilvl w:val="0"/>
+          <w:numId w:val="10"/>
+        </w:numPr>
+      </w:pPr>
+      <w:r>
+        <w:t>Extract bucket and object key</w:t>
+      </w:r>
+    </w:p>
+    <w:p>
+      <w:pPr>
+        <w:numPr>
+          <w:ilvl w:val="0"/>
+          <w:numId w:val="10"/>
+        </w:numPr>
+      </w:pPr>
+      <w:r>
+        <w:t>Start Step Function execution</w:t>
+      </w:r>
+    </w:p>
+    <w:p>
+      <w:pPr>
+        <w:numPr>
+          <w:ilvl w:val="0"/>
+          <w:numId w:val="10"/>
+        </w:numPr>
+      </w:pPr>
+      <w:r>
+        <w:t>Pass CRM event location to workflow</w:t>
+      </w:r>
+    </w:p>
+    <w:p>
+      <w:r>
+        <w:t>Purpose:</w:t>
+      </w:r>
+    </w:p>
+    <w:p>
+      <w:pPr>
+        <w:numPr>
+          <w:ilvl w:val="0"/>
+          <w:numId w:val="11"/>
+        </w:numPr>
+      </w:pPr>
+      <w:r>
+        <w:t>Decouple ingestion from enrichment</w:t>
+      </w:r>
+    </w:p>
+    <w:p>
+      <w:pPr>
+        <w:numPr>
+          <w:ilvl w:val="0"/>
+          <w:numId w:val="11"/>
+        </w:numPr>
+      </w:pPr>
+      <w:r>
+        <w:lastRenderedPageBreak/>
+        <w:t>Launch delayed enrichment workflow</w:t>
+      </w:r>
+    </w:p>
+    <w:p>
+      <w:r>
+        <w:pict w14:anchorId="4DC22D6F">
+          <v:rect id="_x0000_i1242" style="width:0;height:1.5pt" o:hralign="center" o:hrstd="t" o:hr="t" fillcolor="#a0a0a0" stroked="f"/>
+        </w:pict>
+      </w:r>
+    </w:p>
+    <w:p>
+      <w:pPr>
+        <w:rPr>
+          <w:b/>
+          <w:bCs/>
+        </w:rPr>
+      </w:pPr>
+      <w:r>
+        <w:rPr>
+          <w:b/>
+          <w:bCs/>
+        </w:rPr>
+        <w:t xml:space="preserve">3.2.3 </w:t>
+      </w:r>
+      <w:proofErr w:type="spellStart"/>
+      <w:r>
+        <w:rPr>
+          <w:b/>
+          <w:bCs/>
+        </w:rPr>
+        <w:t>calendly_webhook_ingestion</w:t>
+      </w:r>
+      <w:proofErr w:type="spellEnd"/>
+    </w:p>
+    <w:p>
+      <w:r>
+        <w:t>Triggered by:</w:t>
+      </w:r>
+    </w:p>
+    <w:p>
+      <w:r>
+        <w:t>Plain Text</w:t>
+      </w:r>
+    </w:p>
+    <w:p>
+      <w:r>
+        <w:t>POST /</w:t>
+      </w:r>
+      <w:proofErr w:type="spellStart"/>
+      <w:r>
+        <w:t>calendly</w:t>
+      </w:r>
+      <w:proofErr w:type="spellEnd"/>
+    </w:p>
+    <w:p>
+      <w:r>
+        <w:t>Responsibilities:</w:t>
+      </w:r>
+    </w:p>
+    <w:p>
+      <w:pPr>
+        <w:numPr>
+          <w:ilvl w:val="0"/>
+          <w:numId w:val="12"/>
+        </w:numPr>
+      </w:pPr>
+      <w:r>
+        <w:t xml:space="preserve">Process </w:t>
       </w:r>
       <w:proofErr w:type="spellStart"/>
       <w:proofErr w:type="gramStart"/>
       <w:r>
-        <w:t>crm</w:t>
+        <w:t>invitee.created</w:t>
       </w:r>
       <w:proofErr w:type="spellEnd"/>
       <w:proofErr w:type="gramEnd"/>
       <w:r>
-        <w:t xml:space="preserve"> (POST) — Close CRM</w:t>
-      </w:r>
-    </w:p>
-    <w:p>
-      <w:pPr>
-        <w:numPr>
-          <w:ilvl w:val="0"/>
-          <w:numId w:val="3"/>
-        </w:numPr>
-      </w:pPr>
+        <w:t xml:space="preserve"> events</w:t>
+      </w:r>
+    </w:p>
+    <w:p>
+      <w:pPr>
+        <w:numPr>
+          <w:ilvl w:val="0"/>
+          <w:numId w:val="12"/>
+        </w:numPr>
+      </w:pPr>
+      <w:r>
+        <w:t xml:space="preserve">Write booking data to </w:t>
+      </w:r>
+      <w:proofErr w:type="gramStart"/>
+      <w:r>
+        <w:t>Bronze</w:t>
+      </w:r>
+      <w:proofErr w:type="gramEnd"/>
+      <w:r>
+        <w:t xml:space="preserve"> layer</w:t>
+      </w:r>
+    </w:p>
+    <w:p>
+      <w:r>
+        <w:t>Output:</w:t>
+      </w:r>
+    </w:p>
+    <w:p>
+      <w:r>
+        <w:t>Plain Text</w:t>
+      </w:r>
+    </w:p>
+    <w:p>
+      <w:r>
+        <w:t>S3 Bronze</w:t>
+      </w:r>
+    </w:p>
+    <w:p>
+      <w:proofErr w:type="spellStart"/>
+      <w:r>
+        <w:t>calendly_events</w:t>
+      </w:r>
+      <w:proofErr w:type="spellEnd"/>
       <w:r>
         <w:t>/</w:t>
       </w:r>
+    </w:p>
+    <w:p>
+      <w:r>
+        <w:pict w14:anchorId="2D55D9F6">
+          <v:rect id="_x0000_i1243" style="width:0;height:1.5pt" o:hralign="center" o:hrstd="t" o:hr="t" fillcolor="#a0a0a0" stroked="f"/>
+        </w:pict>
+      </w:r>
+    </w:p>
+    <w:p>
+      <w:pPr>
+        <w:rPr>
+          <w:b/>
+          <w:bCs/>
+        </w:rPr>
+      </w:pPr>
+      <w:r>
+        <w:rPr>
+          <w:b/>
+          <w:bCs/>
+        </w:rPr>
+        <w:t xml:space="preserve">3.2.4 </w:t>
+      </w:r>
       <w:proofErr w:type="spellStart"/>
+      <w:r>
+        <w:rPr>
+          <w:b/>
+          <w:bCs/>
+        </w:rPr>
+        <w:t>calendly_spend_ingestion</w:t>
+      </w:r>
+      <w:proofErr w:type="spellEnd"/>
+    </w:p>
+    <w:p>
+      <w:r>
+        <w:t>Triggered by:</w:t>
+      </w:r>
+    </w:p>
+    <w:p>
+      <w:r>
+        <w:t>Plain Text</w:t>
+      </w:r>
+    </w:p>
+    <w:p>
+      <w:r>
+        <w:t>Scheduled execution</w:t>
+      </w:r>
+    </w:p>
+    <w:p>
+      <w:r>
+        <w:t>Responsibilities:</w:t>
+      </w:r>
+    </w:p>
+    <w:p>
+      <w:pPr>
+        <w:numPr>
+          <w:ilvl w:val="0"/>
+          <w:numId w:val="13"/>
+        </w:numPr>
+      </w:pPr>
+      <w:r>
+        <w:t>Read spend files from DEA bucket</w:t>
+      </w:r>
+    </w:p>
+    <w:p>
+      <w:pPr>
+        <w:numPr>
+          <w:ilvl w:val="0"/>
+          <w:numId w:val="13"/>
+        </w:numPr>
+      </w:pPr>
+      <w:r>
+        <w:t>Normalize spend records</w:t>
+      </w:r>
+    </w:p>
+    <w:p>
+      <w:pPr>
+        <w:numPr>
+          <w:ilvl w:val="0"/>
+          <w:numId w:val="13"/>
+        </w:numPr>
+      </w:pPr>
+      <w:r>
+        <w:t xml:space="preserve">Write spend data to </w:t>
+      </w:r>
       <w:proofErr w:type="gramStart"/>
       <w:r>
-        <w:t>calendly</w:t>
+        <w:t>Bronze</w:t>
+      </w:r>
+      <w:proofErr w:type="gramEnd"/>
+      <w:r>
+        <w:t xml:space="preserve"> layer</w:t>
+      </w:r>
+    </w:p>
+    <w:p>
+      <w:r>
+        <w:t>Output:</w:t>
+      </w:r>
+    </w:p>
+    <w:p>
+      <w:r>
+        <w:t>Plain Text</w:t>
+      </w:r>
+    </w:p>
+    <w:p>
+      <w:r>
+        <w:t>S3 Bronze</w:t>
+      </w:r>
+    </w:p>
+    <w:p>
+      <w:proofErr w:type="spellStart"/>
+      <w:r>
+        <w:t>calendly_spend</w:t>
       </w:r>
       <w:proofErr w:type="spellEnd"/>
+      <w:r>
+        <w:t>/</w:t>
+      </w:r>
+    </w:p>
+    <w:p>
+      <w:r>
+        <w:lastRenderedPageBreak/>
+        <w:pict w14:anchorId="519775A7">
+          <v:rect id="_x0000_i1244" style="width:0;height:1.5pt" o:hralign="center" o:hrstd="t" o:hr="t" fillcolor="#a0a0a0" stroked="f"/>
+        </w:pict>
+      </w:r>
+    </w:p>
+    <w:p>
+      <w:pPr>
+        <w:rPr>
+          <w:b/>
+          <w:bCs/>
+        </w:rPr>
+      </w:pPr>
+      <w:r>
+        <w:rPr>
+          <w:b/>
+          <w:bCs/>
+        </w:rPr>
+        <w:t xml:space="preserve">3.2.5 </w:t>
+      </w:r>
+      <w:proofErr w:type="spellStart"/>
+      <w:r>
+        <w:rPr>
+          <w:b/>
+          <w:bCs/>
+        </w:rPr>
+        <w:t>wistia_stats_ingestion</w:t>
+      </w:r>
+      <w:proofErr w:type="spellEnd"/>
+    </w:p>
+    <w:p>
+      <w:r>
+        <w:t>Triggered by:</w:t>
+      </w:r>
+    </w:p>
+    <w:p>
+      <w:r>
+        <w:t>Plain Text</w:t>
+      </w:r>
+    </w:p>
+    <w:p>
+      <w:r>
+        <w:t>Daily scheduled process</w:t>
+      </w:r>
+    </w:p>
+    <w:p>
+      <w:r>
+        <w:t>Responsibilities:</w:t>
+      </w:r>
+    </w:p>
+    <w:p>
+      <w:pPr>
+        <w:numPr>
+          <w:ilvl w:val="0"/>
+          <w:numId w:val="14"/>
+        </w:numPr>
+      </w:pPr>
+      <w:r>
+        <w:t xml:space="preserve">Call </w:t>
+      </w:r>
+      <w:proofErr w:type="spellStart"/>
+      <w:r>
+        <w:t>Wistia</w:t>
+      </w:r>
+      <w:proofErr w:type="spellEnd"/>
+      <w:r>
+        <w:t xml:space="preserve"> Stats API</w:t>
+      </w:r>
+    </w:p>
+    <w:p>
+      <w:pPr>
+        <w:numPr>
+          <w:ilvl w:val="0"/>
+          <w:numId w:val="14"/>
+        </w:numPr>
+      </w:pPr>
+      <w:r>
+        <w:t>Retrieve video metrics</w:t>
+      </w:r>
+    </w:p>
+    <w:p>
+      <w:pPr>
+        <w:numPr>
+          <w:ilvl w:val="0"/>
+          <w:numId w:val="14"/>
+        </w:numPr>
+      </w:pPr>
+      <w:r>
+        <w:t>Retrieve visitor metrics</w:t>
+      </w:r>
+    </w:p>
+    <w:p>
+      <w:pPr>
+        <w:numPr>
+          <w:ilvl w:val="0"/>
+          <w:numId w:val="14"/>
+        </w:numPr>
+      </w:pPr>
+      <w:r>
+        <w:t xml:space="preserve">Write raw data to </w:t>
+      </w:r>
+      <w:proofErr w:type="gramStart"/>
+      <w:r>
+        <w:t>Bronze</w:t>
+      </w:r>
       <w:proofErr w:type="gramEnd"/>
       <w:r>
-        <w:t xml:space="preserve"> (POST) — Calendly</w:t>
-      </w:r>
-    </w:p>
-    <w:p>
+        <w:t xml:space="preserve"> layer</w:t>
+      </w:r>
+    </w:p>
+    <w:p>
+      <w:r>
+        <w:t>Output:</w:t>
+      </w:r>
+    </w:p>
+    <w:p>
+      <w:r>
+        <w:t>Plain Text</w:t>
+      </w:r>
+    </w:p>
+    <w:p>
+      <w:r>
+        <w:t>S3 Bronze</w:t>
+      </w:r>
+    </w:p>
+    <w:p>
+      <w:proofErr w:type="spellStart"/>
+      <w:r>
+        <w:t>wistia_stats</w:t>
+      </w:r>
+      <w:proofErr w:type="spellEnd"/>
+      <w:r>
+        <w:t>/</w:t>
+      </w:r>
+    </w:p>
+    <w:p>
+      <w:r>
+        <w:t> </w:t>
+      </w:r>
+    </w:p>
+    <w:p>
+      <w:r>
+        <w:pict w14:anchorId="3A8965DA">
+          <v:rect id="_x0000_i1245" style="width:0;height:1.5pt" o:hralign="center" o:hrstd="t" o:hr="t" fillcolor="#a0a0a0" stroked="f"/>
+        </w:pict>
+      </w:r>
+    </w:p>
+    <w:p>
+      <w:pPr>
+        <w:rPr>
+          <w:b/>
+          <w:bCs/>
+        </w:rPr>
+      </w:pPr>
+      <w:r>
+        <w:rPr>
+          <w:b/>
+          <w:bCs/>
+        </w:rPr>
+        <w:t xml:space="preserve">3.2.6 </w:t>
+      </w:r>
+      <w:proofErr w:type="spellStart"/>
+      <w:r>
+        <w:rPr>
+          <w:b/>
+          <w:bCs/>
+        </w:rPr>
+        <w:t>crm_owner_enrichment</w:t>
+      </w:r>
+      <w:proofErr w:type="spellEnd"/>
+    </w:p>
+    <w:p>
+      <w:r>
+        <w:t>Triggered by:</w:t>
+      </w:r>
+    </w:p>
+    <w:p>
+      <w:r>
+        <w:t>Plain Text</w:t>
+      </w:r>
+    </w:p>
+    <w:p>
+      <w:r>
+        <w:t>AWS Step Functions</w:t>
+      </w:r>
+    </w:p>
+    <w:p>
+      <w:r>
+        <w:t>Responsibilities:</w:t>
+      </w:r>
+    </w:p>
+    <w:p>
+      <w:pPr>
+        <w:numPr>
+          <w:ilvl w:val="0"/>
+          <w:numId w:val="15"/>
+        </w:numPr>
+      </w:pPr>
+      <w:r>
+        <w:t xml:space="preserve">Read CRM event from </w:t>
+      </w:r>
+      <w:proofErr w:type="gramStart"/>
+      <w:r>
+        <w:t>Bronze</w:t>
+      </w:r>
+      <w:proofErr w:type="gramEnd"/>
+      <w:r>
+        <w:t xml:space="preserve"> layer</w:t>
+      </w:r>
+    </w:p>
+    <w:p>
+      <w:pPr>
+        <w:numPr>
+          <w:ilvl w:val="0"/>
+          <w:numId w:val="15"/>
+        </w:numPr>
+      </w:pPr>
+      <w:r>
+        <w:t>Extract lead identifier</w:t>
+      </w:r>
+    </w:p>
+    <w:p>
+      <w:pPr>
+        <w:numPr>
+          <w:ilvl w:val="0"/>
+          <w:numId w:val="15"/>
+        </w:numPr>
+      </w:pPr>
+      <w:r>
+        <w:t>Retrieve owner assignment file from DEA Lead Owner bucket</w:t>
+      </w:r>
+    </w:p>
+    <w:p>
+      <w:pPr>
+        <w:numPr>
+          <w:ilvl w:val="0"/>
+          <w:numId w:val="15"/>
+        </w:numPr>
+      </w:pPr>
+      <w:r>
+        <w:t>Merge CRM and owner data</w:t>
+      </w:r>
+    </w:p>
+    <w:p>
+      <w:pPr>
+        <w:numPr>
+          <w:ilvl w:val="0"/>
+          <w:numId w:val="15"/>
+        </w:numPr>
+      </w:pPr>
+      <w:r>
+        <w:t>Create enriched lead record</w:t>
+      </w:r>
+    </w:p>
+    <w:p>
+      <w:pPr>
+        <w:numPr>
+          <w:ilvl w:val="0"/>
+          <w:numId w:val="15"/>
+        </w:numPr>
+      </w:pPr>
       <w:r>
         <w:lastRenderedPageBreak/>
-        <w:t>API Gateway provides:</w:t>
-      </w:r>
-    </w:p>
-    <w:p>
-      <w:pPr>
-        <w:numPr>
-          <w:ilvl w:val="0"/>
-          <w:numId w:val="4"/>
-        </w:numPr>
-      </w:pPr>
-      <w:r>
-        <w:t>Request validation</w:t>
-      </w:r>
-    </w:p>
-    <w:p>
-      <w:pPr>
-        <w:numPr>
-          <w:ilvl w:val="0"/>
-          <w:numId w:val="4"/>
-        </w:numPr>
-      </w:pPr>
-      <w:r>
-        <w:t>Throttling</w:t>
-      </w:r>
-    </w:p>
-    <w:p>
-      <w:pPr>
-        <w:numPr>
-          <w:ilvl w:val="0"/>
-          <w:numId w:val="4"/>
-        </w:numPr>
-      </w:pPr>
-      <w:r>
-        <w:t>Secure public endpoints</w:t>
-      </w:r>
-    </w:p>
-    <w:p>
-      <w:pPr>
-        <w:numPr>
-          <w:ilvl w:val="0"/>
-          <w:numId w:val="4"/>
-        </w:numPr>
-      </w:pPr>
-      <w:r>
-        <w:t>Integration with Lambda</w:t>
-      </w:r>
-    </w:p>
-    <w:p>
-      <w:pPr>
-        <w:rPr>
-          <w:b/>
-          <w:bCs/>
-        </w:rPr>
-      </w:pPr>
-      <w:r>
-        <w:rPr>
-          <w:b/>
-          <w:bCs/>
-        </w:rPr>
-        <w:t>3.2 Lambda Functions</w:t>
-      </w:r>
-    </w:p>
-    <w:p>
-      <w:pPr>
-        <w:rPr>
-          <w:b/>
-          <w:bCs/>
-        </w:rPr>
-      </w:pPr>
-      <w:r>
-        <w:rPr>
-          <w:b/>
-          <w:bCs/>
-        </w:rPr>
-        <w:t xml:space="preserve">3.2.1 </w:t>
-      </w:r>
+        <w:t>Send SNS notification</w:t>
+      </w:r>
+    </w:p>
+    <w:p>
+      <w:r>
+        <w:t>Inputs:</w:t>
+      </w:r>
+    </w:p>
+    <w:p>
+      <w:r>
+        <w:t>Plain Text</w:t>
+      </w:r>
+    </w:p>
+    <w:p>
+      <w:r>
+        <w:t>Bronze CRM Event</w:t>
+      </w:r>
+    </w:p>
+    <w:p>
+      <w:r>
+        <w:t>Outputs:</w:t>
+      </w:r>
+    </w:p>
+    <w:p>
+      <w:r>
+        <w:t>Plain Text</w:t>
+      </w:r>
+    </w:p>
+    <w:p>
+      <w:r>
+        <w:t>Enriched CRM Record</w:t>
+      </w:r>
+    </w:p>
+    <w:p>
+      <w:r>
+        <w:t>SNS Notification</w:t>
+      </w:r>
+    </w:p>
+    <w:p>
+      <w:r>
+        <w:pict w14:anchorId="44154266">
+          <v:rect id="_x0000_i1246" style="width:0;height:1.5pt" o:hralign="center" o:hrstd="t" o:hr="t" fillcolor="#a0a0a0" stroked="f"/>
+        </w:pict>
+      </w:r>
+    </w:p>
+    <w:p>
+      <w:pPr>
+        <w:rPr>
+          <w:b/>
+          <w:bCs/>
+        </w:rPr>
+      </w:pPr>
+      <w:r>
+        <w:rPr>
+          <w:b/>
+          <w:bCs/>
+        </w:rPr>
+        <w:t>3.3 AWS Step Functions</w:t>
+      </w:r>
+    </w:p>
+    <w:p>
+      <w:pPr>
+        <w:rPr>
+          <w:b/>
+          <w:bCs/>
+        </w:rPr>
+      </w:pPr>
       <w:proofErr w:type="spellStart"/>
       <w:r>
         <w:rPr>
           <w:b/>
           <w:bCs/>
         </w:rPr>
-        <w:t>crm_webhook_ingestion</w:t>
+        <w:t>crm</w:t>
       </w:r>
       <w:proofErr w:type="spellEnd"/>
-    </w:p>
-    <w:p>
-      <w:pPr>
-        <w:numPr>
-          <w:ilvl w:val="0"/>
-          <w:numId w:val="5"/>
-        </w:numPr>
-      </w:pPr>
-      <w:r>
-        <w:t>Triggered by API Gateway /</w:t>
-      </w:r>
+      <w:r>
+        <w:rPr>
+          <w:b/>
+          <w:bCs/>
+        </w:rPr>
+        <w:t>-owner-enrichment-workflow</w:t>
+      </w:r>
+    </w:p>
+    <w:p>
+      <w:r>
+        <w:t>Purpose:</w:t>
+      </w:r>
+    </w:p>
+    <w:p>
+      <w:r>
+        <w:t>Delay processing to allow CRM owner assignment completion before enrichment.</w:t>
+      </w:r>
+    </w:p>
+    <w:p>
+      <w:r>
+        <w:t>Workflow:</w:t>
+      </w:r>
+    </w:p>
+    <w:p>
+      <w:r>
+        <w:t>Plain Text</w:t>
+      </w:r>
+    </w:p>
+    <w:p>
+      <w:r>
+        <w:t>Wait 15 Minutes</w:t>
+      </w:r>
+    </w:p>
+    <w:p>
+      <w:r>
+        <w:t>↓</w:t>
+      </w:r>
+    </w:p>
+    <w:p>
       <w:proofErr w:type="spellStart"/>
       <w:r>
-        <w:t>crm</w:t>
+        <w:t>crm_owner_enrichment</w:t>
       </w:r>
       <w:proofErr w:type="spellEnd"/>
     </w:p>
     <w:p>
-      <w:pPr>
-        <w:numPr>
-          <w:ilvl w:val="0"/>
-          <w:numId w:val="5"/>
-        </w:numPr>
-      </w:pPr>
-      <w:r>
-        <w:t>Validates webhook payload</w:t>
-      </w:r>
-    </w:p>
-    <w:p>
-      <w:pPr>
-        <w:numPr>
-          <w:ilvl w:val="0"/>
-          <w:numId w:val="5"/>
-        </w:numPr>
-      </w:pPr>
-      <w:r>
-        <w:t xml:space="preserve">Writes raw event to </w:t>
-      </w:r>
-      <w:r>
-        <w:rPr>
-          <w:b/>
-          <w:bCs/>
-        </w:rPr>
-        <w:t xml:space="preserve">S3 Bronze: </w:t>
-      </w:r>
+      <w:r>
+        <w:t>Capabilities:</w:t>
+      </w:r>
+    </w:p>
+    <w:p>
+      <w:pPr>
+        <w:numPr>
+          <w:ilvl w:val="0"/>
+          <w:numId w:val="16"/>
+        </w:numPr>
+      </w:pPr>
+      <w:r>
+        <w:t>Workflow orchestration</w:t>
+      </w:r>
+    </w:p>
+    <w:p>
+      <w:pPr>
+        <w:numPr>
+          <w:ilvl w:val="0"/>
+          <w:numId w:val="16"/>
+        </w:numPr>
+      </w:pPr>
+      <w:r>
+        <w:t>Delayed processing</w:t>
+      </w:r>
+    </w:p>
+    <w:p>
+      <w:pPr>
+        <w:numPr>
+          <w:ilvl w:val="0"/>
+          <w:numId w:val="16"/>
+        </w:numPr>
+      </w:pPr>
+      <w:r>
+        <w:t>Retry handling</w:t>
+      </w:r>
+    </w:p>
+    <w:p>
+      <w:pPr>
+        <w:numPr>
+          <w:ilvl w:val="0"/>
+          <w:numId w:val="16"/>
+        </w:numPr>
+      </w:pPr>
+      <w:r>
+        <w:t>Exception management</w:t>
+      </w:r>
+    </w:p>
+    <w:p>
+      <w:r>
+        <w:pict w14:anchorId="7EA11399">
+          <v:rect id="_x0000_i1247" style="width:0;height:1.5pt" o:hralign="center" o:hrstd="t" o:hr="t" fillcolor="#a0a0a0" stroked="f"/>
+        </w:pict>
+      </w:r>
+    </w:p>
+    <w:p>
+      <w:pPr>
+        <w:rPr>
+          <w:b/>
+          <w:bCs/>
+        </w:rPr>
+      </w:pPr>
+      <w:r>
+        <w:rPr>
+          <w:b/>
+          <w:bCs/>
+        </w:rPr>
+        <w:t>3.4 Amazon SQS</w:t>
+      </w:r>
+    </w:p>
+    <w:p>
+      <w:pPr>
+        <w:rPr>
+          <w:b/>
+          <w:bCs/>
+        </w:rPr>
+      </w:pPr>
+      <w:r>
+        <w:rPr>
+          <w:b/>
+          <w:bCs/>
+        </w:rPr>
+        <w:t>CRM Delay Queue</w:t>
+      </w:r>
+    </w:p>
+    <w:p>
+      <w:r>
+        <w:lastRenderedPageBreak/>
+        <w:t>Purpose:</w:t>
+      </w:r>
+    </w:p>
+    <w:p>
+      <w:pPr>
+        <w:numPr>
+          <w:ilvl w:val="0"/>
+          <w:numId w:val="17"/>
+        </w:numPr>
+      </w:pPr>
+      <w:r>
+        <w:t>Buffer CRM events</w:t>
+      </w:r>
+    </w:p>
+    <w:p>
+      <w:pPr>
+        <w:numPr>
+          <w:ilvl w:val="0"/>
+          <w:numId w:val="17"/>
+        </w:numPr>
+      </w:pPr>
+      <w:r>
+        <w:t>Trigger enrichment workflow</w:t>
+      </w:r>
+    </w:p>
+    <w:p>
+      <w:pPr>
+        <w:numPr>
+          <w:ilvl w:val="0"/>
+          <w:numId w:val="17"/>
+        </w:numPr>
+      </w:pPr>
+      <w:r>
+        <w:t>Decouple ingestion and enrichment</w:t>
+      </w:r>
+    </w:p>
+    <w:p>
+      <w:pPr>
+        <w:numPr>
+          <w:ilvl w:val="0"/>
+          <w:numId w:val="17"/>
+        </w:numPr>
+      </w:pPr>
+      <w:r>
+        <w:t>Improve fault tolerance</w:t>
+      </w:r>
+    </w:p>
+    <w:p>
+      <w:r>
+        <w:t>Benefits:</w:t>
+      </w:r>
+    </w:p>
+    <w:p>
+      <w:pPr>
+        <w:numPr>
+          <w:ilvl w:val="0"/>
+          <w:numId w:val="18"/>
+        </w:numPr>
+      </w:pPr>
+      <w:r>
+        <w:t>Event durability</w:t>
+      </w:r>
+    </w:p>
+    <w:p>
+      <w:pPr>
+        <w:numPr>
+          <w:ilvl w:val="0"/>
+          <w:numId w:val="18"/>
+        </w:numPr>
+      </w:pPr>
+      <w:r>
+        <w:t>Reliable delivery</w:t>
+      </w:r>
+    </w:p>
+    <w:p>
+      <w:pPr>
+        <w:numPr>
+          <w:ilvl w:val="0"/>
+          <w:numId w:val="18"/>
+        </w:numPr>
+      </w:pPr>
+      <w:r>
+        <w:t>Retry capability</w:t>
+      </w:r>
+    </w:p>
+    <w:p>
+      <w:r>
+        <w:pict w14:anchorId="0479DEE7">
+          <v:rect id="_x0000_i1248" style="width:0;height:1.5pt" o:hralign="center" o:hrstd="t" o:hr="t" fillcolor="#a0a0a0" stroked="f"/>
+        </w:pict>
+      </w:r>
+    </w:p>
+    <w:p>
+      <w:pPr>
+        <w:rPr>
+          <w:b/>
+          <w:bCs/>
+        </w:rPr>
+      </w:pPr>
+      <w:r>
+        <w:rPr>
+          <w:b/>
+          <w:bCs/>
+        </w:rPr>
+        <w:t>3.5 Amazon S3 Data Lake</w:t>
+      </w:r>
+    </w:p>
+    <w:p>
+      <w:pPr>
+        <w:rPr>
+          <w:b/>
+          <w:bCs/>
+        </w:rPr>
+      </w:pPr>
+      <w:r>
+        <w:rPr>
+          <w:b/>
+          <w:bCs/>
+        </w:rPr>
+        <w:t>Bronze Layer (Raw Data)</w:t>
+      </w:r>
+    </w:p>
+    <w:p>
+      <w:r>
+        <w:t>Contents:</w:t>
+      </w:r>
+    </w:p>
+    <w:p>
+      <w:r>
+        <w:t>Plain Text</w:t>
+      </w:r>
+    </w:p>
+    <w:p>
       <w:proofErr w:type="spellStart"/>
       <w:r>
-        <w:rPr>
-          <w:b/>
-          <w:bCs/>
-        </w:rPr>
         <w:t>crm_events</w:t>
       </w:r>
       <w:proofErr w:type="spellEnd"/>
       <w:r>
-        <w:rPr>
-          <w:b/>
-          <w:bCs/>
-        </w:rPr>
         <w:t>/</w:t>
       </w:r>
     </w:p>
     <w:p>
-      <w:pPr>
-        <w:numPr>
-          <w:ilvl w:val="0"/>
-          <w:numId w:val="5"/>
-        </w:numPr>
-      </w:pPr>
-      <w:r>
-        <w:t xml:space="preserve">Sends message to </w:t>
-      </w:r>
-      <w:r>
-        <w:rPr>
-          <w:b/>
-          <w:bCs/>
-        </w:rPr>
-        <w:t xml:space="preserve">SQS </w:t>
-      </w:r>
       <w:proofErr w:type="spellStart"/>
       <w:r>
-        <w:rPr>
-          <w:b/>
-          <w:bCs/>
-        </w:rPr>
-        <w:t>crm_delay_queue</w:t>
+        <w:t>calendly_events</w:t>
       </w:r>
       <w:proofErr w:type="spellEnd"/>
       <w:r>
-        <w:t xml:space="preserve"> (10</w:t>
-      </w:r>
-      <w:r>
-        <w:noBreakHyphen/>
-        <w:t>minute delay)</w:t>
-      </w:r>
-    </w:p>
-    <w:p>
-      <w:pPr>
-        <w:rPr>
-          <w:b/>
-          <w:bCs/>
-        </w:rPr>
-      </w:pPr>
-      <w:r>
-        <w:rPr>
-          <w:b/>
-          <w:bCs/>
-        </w:rPr>
-        <w:t xml:space="preserve">3.2.2 </w:t>
-      </w:r>
+        <w:t>/</w:t>
+      </w:r>
+    </w:p>
+    <w:p>
       <w:proofErr w:type="spellStart"/>
       <w:r>
-        <w:rPr>
-          <w:b/>
-          <w:bCs/>
-        </w:rPr>
-        <w:t>calendly_webhook_ingestion</w:t>
+        <w:t>calendly_spend</w:t>
       </w:r>
       <w:proofErr w:type="spellEnd"/>
-    </w:p>
-    <w:p>
-      <w:pPr>
-        <w:numPr>
-          <w:ilvl w:val="0"/>
-          <w:numId w:val="6"/>
-        </w:numPr>
-      </w:pPr>
-      <w:r>
-        <w:t>Triggered by API Gateway /</w:t>
-      </w:r>
+      <w:r>
+        <w:t>/</w:t>
+      </w:r>
+    </w:p>
+    <w:p>
       <w:proofErr w:type="spellStart"/>
       <w:r>
-        <w:t>calendly</w:t>
+        <w:t>wistia_stats</w:t>
       </w:r>
       <w:proofErr w:type="spellEnd"/>
-    </w:p>
-    <w:p>
-      <w:pPr>
-        <w:numPr>
-          <w:ilvl w:val="0"/>
-          <w:numId w:val="6"/>
-        </w:numPr>
-      </w:pPr>
-      <w:r>
-        <w:t xml:space="preserve">Writes raw </w:t>
-      </w:r>
+      <w:r>
+        <w:t>/</w:t>
+      </w:r>
+    </w:p>
+    <w:p>
+      <w:r>
+        <w:t>Characteristics:</w:t>
+      </w:r>
+    </w:p>
+    <w:p>
+      <w:pPr>
+        <w:numPr>
+          <w:ilvl w:val="0"/>
+          <w:numId w:val="19"/>
+        </w:numPr>
+      </w:pPr>
+      <w:r>
+        <w:t>Immutable</w:t>
+      </w:r>
+    </w:p>
+    <w:p>
+      <w:pPr>
+        <w:numPr>
+          <w:ilvl w:val="0"/>
+          <w:numId w:val="19"/>
+        </w:numPr>
+      </w:pPr>
+      <w:r>
+        <w:t>Append-only</w:t>
+      </w:r>
+    </w:p>
+    <w:p>
+      <w:pPr>
+        <w:numPr>
+          <w:ilvl w:val="0"/>
+          <w:numId w:val="19"/>
+        </w:numPr>
+      </w:pPr>
+      <w:r>
+        <w:t>Raw source format</w:t>
+      </w:r>
+    </w:p>
+    <w:p>
+      <w:pPr>
+        <w:numPr>
+          <w:ilvl w:val="0"/>
+          <w:numId w:val="19"/>
+        </w:numPr>
+      </w:pPr>
+      <w:r>
+        <w:t>Source-system fidelity</w:t>
+      </w:r>
+    </w:p>
+    <w:p>
+      <w:r>
+        <w:pict w14:anchorId="52690362">
+          <v:rect id="_x0000_i1249" style="width:0;height:1.5pt" o:hralign="center" o:hrstd="t" o:hr="t" fillcolor="#a0a0a0" stroked="f"/>
+        </w:pict>
+      </w:r>
+    </w:p>
+    <w:p>
+      <w:pPr>
+        <w:rPr>
+          <w:b/>
+          <w:bCs/>
+        </w:rPr>
+      </w:pPr>
+      <w:r>
+        <w:rPr>
+          <w:b/>
+          <w:bCs/>
+        </w:rPr>
+        <w:t>Silver Layer (Cleaned Data)</w:t>
+      </w:r>
+    </w:p>
+    <w:p>
+      <w:r>
+        <w:t>Contents:</w:t>
+      </w:r>
+    </w:p>
+    <w:p>
+      <w:r>
+        <w:lastRenderedPageBreak/>
+        <w:t>Plain Text</w:t>
+      </w:r>
+    </w:p>
+    <w:p>
       <w:proofErr w:type="spellStart"/>
-      <w:proofErr w:type="gramStart"/>
-      <w:r>
-        <w:t>invitee.created</w:t>
+      <w:r>
+        <w:t>crm_leads</w:t>
       </w:r>
       <w:proofErr w:type="spellEnd"/>
-      <w:proofErr w:type="gramEnd"/>
-      <w:r>
-        <w:t xml:space="preserve"> events to </w:t>
-      </w:r>
-      <w:r>
-        <w:rPr>
-          <w:b/>
-          <w:bCs/>
-        </w:rPr>
-        <w:t xml:space="preserve">S3 Bronze: </w:t>
-      </w:r>
+      <w:r>
+        <w:t>/</w:t>
+      </w:r>
+    </w:p>
+    <w:p>
       <w:proofErr w:type="spellStart"/>
       <w:r>
-        <w:rPr>
-          <w:b/>
-          <w:bCs/>
-        </w:rPr>
-        <w:t>calendly_events</w:t>
+        <w:t>calendly_bookings</w:t>
       </w:r>
       <w:proofErr w:type="spellEnd"/>
       <w:r>
-        <w:rPr>
-          <w:b/>
-          <w:bCs/>
-        </w:rPr>
         <w:t>/</w:t>
       </w:r>
     </w:p>
     <w:p>
-      <w:pPr>
-        <w:rPr>
-          <w:b/>
-          <w:bCs/>
-        </w:rPr>
-      </w:pPr>
-      <w:r>
-        <w:rPr>
-          <w:b/>
-          <w:bCs/>
-        </w:rPr>
-        <w:t xml:space="preserve">3.2.3 </w:t>
-      </w:r>
       <w:proofErr w:type="spellStart"/>
       <w:r>
-        <w:rPr>
-          <w:b/>
-          <w:bCs/>
-        </w:rPr>
-        <w:t>calendly_spend_ingestion</w:t>
+        <w:t>calendly_spend</w:t>
       </w:r>
       <w:proofErr w:type="spellEnd"/>
-    </w:p>
-    <w:p>
-      <w:pPr>
-        <w:numPr>
-          <w:ilvl w:val="0"/>
-          <w:numId w:val="7"/>
-        </w:numPr>
-      </w:pPr>
-      <w:r>
-        <w:t>Triggered daily via CloudWatch</w:t>
-      </w:r>
-    </w:p>
-    <w:p>
-      <w:pPr>
-        <w:numPr>
-          <w:ilvl w:val="0"/>
-          <w:numId w:val="7"/>
-        </w:numPr>
-      </w:pPr>
-      <w:r>
-        <w:t xml:space="preserve">Reads spend files from </w:t>
-      </w:r>
-      <w:r>
-        <w:rPr>
-          <w:b/>
-          <w:bCs/>
-        </w:rPr>
-        <w:t xml:space="preserve">Public S3: </w:t>
-      </w:r>
+      <w:r>
+        <w:t>/</w:t>
+      </w:r>
+    </w:p>
+    <w:p>
       <w:proofErr w:type="spellStart"/>
       <w:r>
-        <w:rPr>
-          <w:b/>
-          <w:bCs/>
-        </w:rPr>
-        <w:t>dea</w:t>
+        <w:t>wistia_media</w:t>
       </w:r>
       <w:proofErr w:type="spellEnd"/>
       <w:r>
-        <w:rPr>
-          <w:b/>
-          <w:bCs/>
-        </w:rPr>
-        <w:t>-data-bucket</w:t>
-      </w:r>
-    </w:p>
-    <w:p>
-      <w:pPr>
-        <w:numPr>
-          <w:ilvl w:val="0"/>
-          <w:numId w:val="7"/>
-        </w:numPr>
-      </w:pPr>
-      <w:r>
-        <w:t xml:space="preserve">Writes normalized spend data to </w:t>
-      </w:r>
-      <w:r>
-        <w:rPr>
-          <w:b/>
-          <w:bCs/>
-        </w:rPr>
-        <w:t xml:space="preserve">S3 Bronze: </w:t>
-      </w:r>
+        <w:t>/</w:t>
+      </w:r>
+    </w:p>
+    <w:p>
       <w:proofErr w:type="spellStart"/>
       <w:r>
-        <w:rPr>
-          <w:b/>
-          <w:bCs/>
-        </w:rPr>
-        <w:t>calendly_spend</w:t>
+        <w:t>wistia_visitors</w:t>
       </w:r>
       <w:proofErr w:type="spellEnd"/>
       <w:r>
-        <w:rPr>
-          <w:b/>
-          <w:bCs/>
-        </w:rPr>
         <w:t>/</w:t>
       </w:r>
     </w:p>
     <w:p>
-      <w:pPr>
-        <w:rPr>
-          <w:b/>
-          <w:bCs/>
-        </w:rPr>
-      </w:pPr>
-      <w:r>
-        <w:rPr>
-          <w:b/>
-          <w:bCs/>
-        </w:rPr>
-        <w:t xml:space="preserve">3.2.4 </w:t>
-      </w:r>
+      <w:r>
+        <w:t>Characteristics:</w:t>
+      </w:r>
+    </w:p>
+    <w:p>
+      <w:pPr>
+        <w:numPr>
+          <w:ilvl w:val="0"/>
+          <w:numId w:val="20"/>
+        </w:numPr>
+      </w:pPr>
+      <w:r>
+        <w:t>Cleaned records</w:t>
+      </w:r>
+    </w:p>
+    <w:p>
+      <w:pPr>
+        <w:numPr>
+          <w:ilvl w:val="0"/>
+          <w:numId w:val="20"/>
+        </w:numPr>
+      </w:pPr>
+      <w:r>
+        <w:t>Flattened schemas</w:t>
+      </w:r>
+    </w:p>
+    <w:p>
+      <w:pPr>
+        <w:numPr>
+          <w:ilvl w:val="0"/>
+          <w:numId w:val="20"/>
+        </w:numPr>
+      </w:pPr>
+      <w:r>
+        <w:t>Standardized timestamps</w:t>
+      </w:r>
+    </w:p>
+    <w:p>
+      <w:pPr>
+        <w:numPr>
+          <w:ilvl w:val="0"/>
+          <w:numId w:val="20"/>
+        </w:numPr>
+      </w:pPr>
+      <w:r>
+        <w:t>Deduplicated data</w:t>
+      </w:r>
+    </w:p>
+    <w:p>
+      <w:r>
+        <w:pict w14:anchorId="21B39AAC">
+          <v:rect id="_x0000_i1250" style="width:0;height:1.5pt" o:hralign="center" o:hrstd="t" o:hr="t" fillcolor="#a0a0a0" stroked="f"/>
+        </w:pict>
+      </w:r>
+    </w:p>
+    <w:p>
+      <w:pPr>
+        <w:rPr>
+          <w:b/>
+          <w:bCs/>
+        </w:rPr>
+      </w:pPr>
+      <w:r>
+        <w:rPr>
+          <w:b/>
+          <w:bCs/>
+        </w:rPr>
+        <w:t>Gold Layer (Analytics Ready)</w:t>
+      </w:r>
+    </w:p>
+    <w:p>
+      <w:pPr>
+        <w:rPr>
+          <w:b/>
+          <w:bCs/>
+        </w:rPr>
+      </w:pPr>
+      <w:r>
+        <w:rPr>
+          <w:b/>
+          <w:bCs/>
+        </w:rPr>
+        <w:t>CRM Gold Tables</w:t>
+      </w:r>
+    </w:p>
+    <w:p>
+      <w:r>
+        <w:t>Plain Text</w:t>
+      </w:r>
+    </w:p>
+    <w:p>
       <w:proofErr w:type="spellStart"/>
       <w:r>
-        <w:rPr>
-          <w:b/>
-          <w:bCs/>
-        </w:rPr>
-        <w:t>wistia_stats_ingestion</w:t>
+        <w:t>gold_crm_lead_summary</w:t>
       </w:r>
       <w:proofErr w:type="spellEnd"/>
     </w:p>
     <w:p>
-      <w:pPr>
-        <w:numPr>
-          <w:ilvl w:val="0"/>
-          <w:numId w:val="8"/>
-        </w:numPr>
-      </w:pPr>
-      <w:r>
-        <w:t>Triggered daily via CloudWatch</w:t>
-      </w:r>
-    </w:p>
-    <w:p>
-      <w:pPr>
-        <w:numPr>
-          <w:ilvl w:val="0"/>
-          <w:numId w:val="8"/>
-        </w:numPr>
-      </w:pPr>
-      <w:r>
-        <w:t xml:space="preserve">Calls </w:t>
-      </w:r>
       <w:proofErr w:type="spellStart"/>
       <w:r>
+        <w:t>gold_crm_status_summary</w:t>
+      </w:r>
+      <w:proofErr w:type="spellEnd"/>
+    </w:p>
+    <w:p>
+      <w:proofErr w:type="spellStart"/>
+      <w:r>
+        <w:t>gold_crm_funnel_summary</w:t>
+      </w:r>
+      <w:proofErr w:type="spellEnd"/>
+    </w:p>
+    <w:p>
+      <w:r>
+        <w:t>``</w:t>
+      </w:r>
+    </w:p>
+    <w:p>
+      <w:pPr>
+        <w:rPr>
+          <w:b/>
+          <w:bCs/>
+        </w:rPr>
+      </w:pPr>
+      <w:r>
+        <w:rPr>
+          <w:b/>
+          <w:bCs/>
+        </w:rPr>
+        <w:t>Calendly Gold Tables</w:t>
+      </w:r>
+    </w:p>
+    <w:p>
+      <w:r>
+        <w:t>Plain Text</w:t>
+      </w:r>
+    </w:p>
+    <w:p>
+      <w:proofErr w:type="spellStart"/>
+      <w:r>
+        <w:t>gold_calendly_booking_summary</w:t>
+      </w:r>
+      <w:proofErr w:type="spellEnd"/>
+    </w:p>
+    <w:p>
+      <w:proofErr w:type="spellStart"/>
+      <w:r>
+        <w:t>gold_calendly_daily_booking_summary</w:t>
+      </w:r>
+      <w:proofErr w:type="spellEnd"/>
+    </w:p>
+    <w:p>
+      <w:proofErr w:type="spellStart"/>
+      <w:r>
+        <w:t>gold_calendly_event_summary</w:t>
+      </w:r>
+      <w:proofErr w:type="spellEnd"/>
+    </w:p>
+    <w:p>
+      <w:proofErr w:type="spellStart"/>
+      <w:r>
+        <w:t>gold_calendly_spend_summary</w:t>
+      </w:r>
+      <w:proofErr w:type="spellEnd"/>
+    </w:p>
+    <w:p>
+      <w:pPr>
+        <w:rPr>
+          <w:b/>
+          <w:bCs/>
+        </w:rPr>
+      </w:pPr>
+      <w:proofErr w:type="spellStart"/>
+      <w:r>
+        <w:rPr>
+          <w:b/>
+          <w:bCs/>
+        </w:rPr>
         <w:t>Wistia</w:t>
       </w:r>
       <w:proofErr w:type="spellEnd"/>
       <w:r>
-        <w:t xml:space="preserve"> Stats API</w:t>
-      </w:r>
-    </w:p>
-    <w:p>
-      <w:pPr>
-        <w:numPr>
-          <w:ilvl w:val="0"/>
-          <w:numId w:val="8"/>
-        </w:numPr>
-      </w:pPr>
-      <w:r>
-        <w:t xml:space="preserve">Writes media + visitor stats to </w:t>
-      </w:r>
-      <w:r>
-        <w:rPr>
-          <w:b/>
-          <w:bCs/>
-        </w:rPr>
-        <w:t xml:space="preserve">S3 Bronze: </w:t>
-      </w:r>
+        <w:rPr>
+          <w:b/>
+          <w:bCs/>
+        </w:rPr>
+        <w:t xml:space="preserve"> Gold Tables</w:t>
+      </w:r>
+    </w:p>
+    <w:p>
+      <w:r>
+        <w:lastRenderedPageBreak/>
+        <w:t>Plain Text</w:t>
+      </w:r>
+    </w:p>
+    <w:p>
       <w:proofErr w:type="spellStart"/>
       <w:r>
-        <w:rPr>
-          <w:b/>
-          <w:bCs/>
-        </w:rPr>
-        <w:t>wistia_stats</w:t>
+        <w:t>gold_wistia_event_summary</w:t>
       </w:r>
       <w:proofErr w:type="spellEnd"/>
-      <w:r>
-        <w:rPr>
-          <w:b/>
-          <w:bCs/>
-        </w:rPr>
-        <w:t>/</w:t>
-      </w:r>
-    </w:p>
-    <w:p>
-      <w:pPr>
-        <w:rPr>
-          <w:b/>
-          <w:bCs/>
-        </w:rPr>
-      </w:pPr>
-      <w:r>
-        <w:rPr>
-          <w:b/>
-          <w:bCs/>
-        </w:rPr>
-        <w:t xml:space="preserve">3.2.5 </w:t>
-      </w:r>
+    </w:p>
+    <w:p>
       <w:proofErr w:type="spellStart"/>
       <w:r>
-        <w:rPr>
-          <w:b/>
-          <w:bCs/>
-        </w:rPr>
-        <w:t>crm_owner_enrichment</w:t>
+        <w:t>gold_wistia_country_summary</w:t>
       </w:r>
       <w:proofErr w:type="spellEnd"/>
     </w:p>
     <w:p>
-      <w:pPr>
-        <w:numPr>
-          <w:ilvl w:val="0"/>
-          <w:numId w:val="9"/>
-        </w:numPr>
-      </w:pPr>
-      <w:r>
-        <w:t xml:space="preserve">Triggered by </w:t>
-      </w:r>
-      <w:r>
-        <w:rPr>
-          <w:b/>
-          <w:bCs/>
-        </w:rPr>
-        <w:t xml:space="preserve">SQS </w:t>
-      </w:r>
       <w:proofErr w:type="spellStart"/>
       <w:r>
-        <w:rPr>
-          <w:b/>
-          <w:bCs/>
-        </w:rPr>
-        <w:t>crm_delay_queue</w:t>
+        <w:t>gold_wistia_video_summary</w:t>
       </w:r>
       <w:proofErr w:type="spellEnd"/>
     </w:p>
     <w:p>
-      <w:pPr>
-        <w:numPr>
-          <w:ilvl w:val="0"/>
-          <w:numId w:val="9"/>
-        </w:numPr>
-      </w:pPr>
-      <w:r>
-        <w:t>Reads raw CRM event from Bronze</w:t>
-      </w:r>
-    </w:p>
-    <w:p>
-      <w:pPr>
-        <w:numPr>
-          <w:ilvl w:val="0"/>
-          <w:numId w:val="9"/>
-        </w:numPr>
-      </w:pPr>
-      <w:r>
-        <w:t xml:space="preserve">Reads owner file from </w:t>
-      </w:r>
-      <w:r>
-        <w:rPr>
-          <w:b/>
-          <w:bCs/>
-        </w:rPr>
-        <w:t xml:space="preserve">Public S3: </w:t>
-      </w:r>
+      <w:r>
+        <w:t>Characteristics:</w:t>
+      </w:r>
+    </w:p>
+    <w:p>
+      <w:pPr>
+        <w:numPr>
+          <w:ilvl w:val="0"/>
+          <w:numId w:val="21"/>
+        </w:numPr>
+      </w:pPr>
+      <w:r>
+        <w:t>Business metrics</w:t>
+      </w:r>
+    </w:p>
+    <w:p>
+      <w:pPr>
+        <w:numPr>
+          <w:ilvl w:val="0"/>
+          <w:numId w:val="21"/>
+        </w:numPr>
+      </w:pPr>
+      <w:r>
+        <w:t>Aggregated reporting</w:t>
+      </w:r>
+    </w:p>
+    <w:p>
+      <w:pPr>
+        <w:numPr>
+          <w:ilvl w:val="0"/>
+          <w:numId w:val="21"/>
+        </w:numPr>
+      </w:pPr>
+      <w:r>
+        <w:t>Athena optimization</w:t>
+      </w:r>
+    </w:p>
+    <w:p>
+      <w:pPr>
+        <w:numPr>
+          <w:ilvl w:val="0"/>
+          <w:numId w:val="21"/>
+        </w:numPr>
+      </w:pPr>
+      <w:r>
+        <w:t>Dashboard consumption</w:t>
+      </w:r>
+    </w:p>
+    <w:p>
+      <w:r>
+        <w:pict w14:anchorId="02418AAF">
+          <v:rect id="_x0000_i1251" style="width:0;height:1.5pt" o:hralign="center" o:hrstd="t" o:hr="t" fillcolor="#a0a0a0" stroked="f"/>
+        </w:pict>
+      </w:r>
+    </w:p>
+    <w:p>
+      <w:pPr>
+        <w:rPr>
+          <w:b/>
+          <w:bCs/>
+        </w:rPr>
+      </w:pPr>
+      <w:r>
+        <w:rPr>
+          <w:b/>
+          <w:bCs/>
+        </w:rPr>
+        <w:t>3.6 AWS Glue</w:t>
+      </w:r>
+    </w:p>
+    <w:p>
+      <w:pPr>
+        <w:rPr>
+          <w:b/>
+          <w:bCs/>
+        </w:rPr>
+      </w:pPr>
+      <w:r>
+        <w:rPr>
+          <w:b/>
+          <w:bCs/>
+        </w:rPr>
+        <w:t>Bronze to Silver</w:t>
+      </w:r>
+    </w:p>
+    <w:p>
+      <w:r>
+        <w:t>Responsibilities:</w:t>
+      </w:r>
+    </w:p>
+    <w:p>
+      <w:pPr>
+        <w:numPr>
+          <w:ilvl w:val="0"/>
+          <w:numId w:val="22"/>
+        </w:numPr>
+      </w:pPr>
+      <w:r>
+        <w:t>Normalize JSON structures</w:t>
+      </w:r>
+    </w:p>
+    <w:p>
+      <w:pPr>
+        <w:numPr>
+          <w:ilvl w:val="0"/>
+          <w:numId w:val="22"/>
+        </w:numPr>
+      </w:pPr>
+      <w:r>
+        <w:t>Flatten nested data</w:t>
+      </w:r>
+    </w:p>
+    <w:p>
+      <w:pPr>
+        <w:numPr>
+          <w:ilvl w:val="0"/>
+          <w:numId w:val="22"/>
+        </w:numPr>
+      </w:pPr>
+      <w:r>
+        <w:t>Clean source records</w:t>
+      </w:r>
+    </w:p>
+    <w:p>
+      <w:pPr>
+        <w:numPr>
+          <w:ilvl w:val="0"/>
+          <w:numId w:val="22"/>
+        </w:numPr>
+      </w:pPr>
+      <w:r>
+        <w:t>Standardize formats</w:t>
+      </w:r>
+    </w:p>
+    <w:p>
+      <w:pPr>
+        <w:numPr>
+          <w:ilvl w:val="0"/>
+          <w:numId w:val="22"/>
+        </w:numPr>
+      </w:pPr>
+      <w:r>
+        <w:t>Remove duplicates</w:t>
+      </w:r>
+    </w:p>
+    <w:p>
+      <w:r>
+        <w:pict w14:anchorId="27721904">
+          <v:rect id="_x0000_i1252" style="width:0;height:1.5pt" o:hralign="center" o:hrstd="t" o:hr="t" fillcolor="#a0a0a0" stroked="f"/>
+        </w:pict>
+      </w:r>
+    </w:p>
+    <w:p>
+      <w:pPr>
+        <w:rPr>
+          <w:b/>
+          <w:bCs/>
+        </w:rPr>
+      </w:pPr>
+      <w:r>
+        <w:rPr>
+          <w:b/>
+          <w:bCs/>
+        </w:rPr>
+        <w:t>Silver to Gold</w:t>
+      </w:r>
+    </w:p>
+    <w:p>
+      <w:r>
+        <w:t>Responsibilities:</w:t>
+      </w:r>
+    </w:p>
+    <w:p>
+      <w:pPr>
+        <w:numPr>
+          <w:ilvl w:val="0"/>
+          <w:numId w:val="23"/>
+        </w:numPr>
+      </w:pPr>
+      <w:r>
+        <w:t>Create business summaries</w:t>
+      </w:r>
+    </w:p>
+    <w:p>
+      <w:pPr>
+        <w:numPr>
+          <w:ilvl w:val="0"/>
+          <w:numId w:val="23"/>
+        </w:numPr>
+      </w:pPr>
+      <w:r>
+        <w:t>Aggregate KPIs</w:t>
+      </w:r>
+    </w:p>
+    <w:p>
+      <w:pPr>
+        <w:numPr>
+          <w:ilvl w:val="0"/>
+          <w:numId w:val="23"/>
+        </w:numPr>
+      </w:pPr>
+      <w:r>
+        <w:t>Compute analytics metrics</w:t>
+      </w:r>
+    </w:p>
+    <w:p>
+      <w:pPr>
+        <w:numPr>
+          <w:ilvl w:val="0"/>
+          <w:numId w:val="23"/>
+        </w:numPr>
+      </w:pPr>
+      <w:r>
+        <w:t>Prepare dashboard datasets</w:t>
+      </w:r>
+    </w:p>
+    <w:p>
+      <w:r>
+        <w:t>Outputs:</w:t>
+      </w:r>
+    </w:p>
+    <w:p>
+      <w:pPr>
+        <w:rPr>
+          <w:b/>
+          <w:bCs/>
+        </w:rPr>
+      </w:pPr>
+      <w:r>
+        <w:rPr>
+          <w:b/>
+          <w:bCs/>
+        </w:rPr>
+        <w:lastRenderedPageBreak/>
+        <w:t>CRM</w:t>
+      </w:r>
+    </w:p>
+    <w:p>
+      <w:pPr>
+        <w:numPr>
+          <w:ilvl w:val="0"/>
+          <w:numId w:val="24"/>
+        </w:numPr>
+      </w:pPr>
+      <w:r>
+        <w:t>Lead summaries</w:t>
+      </w:r>
+    </w:p>
+    <w:p>
+      <w:pPr>
+        <w:numPr>
+          <w:ilvl w:val="0"/>
+          <w:numId w:val="24"/>
+        </w:numPr>
+      </w:pPr>
+      <w:r>
+        <w:t>Funnel summaries</w:t>
+      </w:r>
+    </w:p>
+    <w:p>
+      <w:pPr>
+        <w:numPr>
+          <w:ilvl w:val="0"/>
+          <w:numId w:val="24"/>
+        </w:numPr>
+      </w:pPr>
+      <w:r>
+        <w:t>Status summaries</w:t>
+      </w:r>
+    </w:p>
+    <w:p>
+      <w:pPr>
+        <w:rPr>
+          <w:b/>
+          <w:bCs/>
+        </w:rPr>
+      </w:pPr>
+      <w:r>
+        <w:rPr>
+          <w:b/>
+          <w:bCs/>
+        </w:rPr>
+        <w:t>Calendly</w:t>
+      </w:r>
+    </w:p>
+    <w:p>
+      <w:pPr>
+        <w:numPr>
+          <w:ilvl w:val="0"/>
+          <w:numId w:val="25"/>
+        </w:numPr>
+      </w:pPr>
+      <w:r>
+        <w:t>Booking summaries</w:t>
+      </w:r>
+    </w:p>
+    <w:p>
+      <w:pPr>
+        <w:numPr>
+          <w:ilvl w:val="0"/>
+          <w:numId w:val="25"/>
+        </w:numPr>
+      </w:pPr>
+      <w:r>
+        <w:t>Event summaries</w:t>
+      </w:r>
+    </w:p>
+    <w:p>
+      <w:pPr>
+        <w:numPr>
+          <w:ilvl w:val="0"/>
+          <w:numId w:val="25"/>
+        </w:numPr>
+      </w:pPr>
+      <w:r>
+        <w:t>Spend summaries</w:t>
+      </w:r>
+    </w:p>
+    <w:p>
+      <w:pPr>
+        <w:rPr>
+          <w:b/>
+          <w:bCs/>
+        </w:rPr>
+      </w:pPr>
       <w:proofErr w:type="spellStart"/>
       <w:r>
         <w:rPr>
           <w:b/>
           <w:bCs/>
         </w:rPr>
-        <w:t>dea</w:t>
+        <w:t>Wistia</w:t>
       </w:r>
       <w:proofErr w:type="spellEnd"/>
-      <w:r>
-        <w:rPr>
-          <w:b/>
-          <w:bCs/>
-        </w:rPr>
-        <w:t>-lead-owner</w:t>
-      </w:r>
-    </w:p>
-    <w:p>
-      <w:pPr>
-        <w:numPr>
-          <w:ilvl w:val="0"/>
-          <w:numId w:val="9"/>
+    </w:p>
+    <w:p>
+      <w:pPr>
+        <w:numPr>
+          <w:ilvl w:val="0"/>
+          <w:numId w:val="26"/>
+        </w:numPr>
+      </w:pPr>
+      <w:r>
+        <w:t>Engagement summaries</w:t>
+      </w:r>
+    </w:p>
+    <w:p>
+      <w:pPr>
+        <w:numPr>
+          <w:ilvl w:val="0"/>
+          <w:numId w:val="26"/>
+        </w:numPr>
+      </w:pPr>
+      <w:r>
+        <w:t>Country summaries</w:t>
+      </w:r>
+    </w:p>
+    <w:p>
+      <w:pPr>
+        <w:numPr>
+          <w:ilvl w:val="0"/>
+          <w:numId w:val="26"/>
+        </w:numPr>
+      </w:pPr>
+      <w:r>
+        <w:t>Video summaries</w:t>
+      </w:r>
+    </w:p>
+    <w:p>
+      <w:r>
+        <w:pict w14:anchorId="5F368632">
+          <v:rect id="_x0000_i1253" style="width:0;height:1.5pt" o:hralign="center" o:hrstd="t" o:hr="t" fillcolor="#a0a0a0" stroked="f"/>
+        </w:pict>
+      </w:r>
+    </w:p>
+    <w:p>
+      <w:pPr>
+        <w:rPr>
+          <w:b/>
+          <w:bCs/>
+        </w:rPr>
+      </w:pPr>
+      <w:r>
+        <w:rPr>
+          <w:b/>
+          <w:bCs/>
+        </w:rPr>
+        <w:t>3.7 Athena</w:t>
+      </w:r>
+    </w:p>
+    <w:p>
+      <w:r>
+        <w:t>Athena queries Gold-layer tables directly from S3.</w:t>
+      </w:r>
+    </w:p>
+    <w:p>
+      <w:r>
+        <w:t>Provides:</w:t>
+      </w:r>
+    </w:p>
+    <w:p>
+      <w:pPr>
+        <w:numPr>
+          <w:ilvl w:val="0"/>
+          <w:numId w:val="27"/>
+        </w:numPr>
+      </w:pPr>
+      <w:r>
+        <w:t>SQL analytics</w:t>
+      </w:r>
+    </w:p>
+    <w:p>
+      <w:pPr>
+        <w:numPr>
+          <w:ilvl w:val="0"/>
+          <w:numId w:val="27"/>
+        </w:numPr>
+      </w:pPr>
+      <w:r>
+        <w:t>Interactive analysis</w:t>
+      </w:r>
+    </w:p>
+    <w:p>
+      <w:pPr>
+        <w:numPr>
+          <w:ilvl w:val="0"/>
+          <w:numId w:val="27"/>
+        </w:numPr>
+      </w:pPr>
+      <w:r>
+        <w:t>Dashboard integration</w:t>
+      </w:r>
+    </w:p>
+    <w:p>
+      <w:pPr>
+        <w:numPr>
+          <w:ilvl w:val="0"/>
+          <w:numId w:val="27"/>
+        </w:numPr>
+      </w:pPr>
+      <w:r>
+        <w:t>Ad hoc reporting</w:t>
+      </w:r>
+    </w:p>
+    <w:p>
+      <w:r>
+        <w:pict w14:anchorId="49C7118B">
+          <v:rect id="_x0000_i1254" style="width:0;height:1.5pt" o:hralign="center" o:hrstd="t" o:hr="t" fillcolor="#a0a0a0" stroked="f"/>
+        </w:pict>
+      </w:r>
+    </w:p>
+    <w:p>
+      <w:pPr>
+        <w:rPr>
+          <w:b/>
+          <w:bCs/>
+        </w:rPr>
+      </w:pPr>
+      <w:r>
+        <w:rPr>
+          <w:b/>
+          <w:bCs/>
+        </w:rPr>
+        <w:t xml:space="preserve">3.8 </w:t>
+      </w:r>
+      <w:proofErr w:type="spellStart"/>
+      <w:r>
+        <w:rPr>
+          <w:b/>
+          <w:bCs/>
+        </w:rPr>
+        <w:t>Streamlit</w:t>
+      </w:r>
+      <w:proofErr w:type="spellEnd"/>
+      <w:r>
+        <w:rPr>
+          <w:b/>
+          <w:bCs/>
+        </w:rPr>
+        <w:t xml:space="preserve"> Analytics Dashboard</w:t>
+      </w:r>
+    </w:p>
+    <w:p>
+      <w:proofErr w:type="spellStart"/>
+      <w:r>
+        <w:t>Streamlit</w:t>
+      </w:r>
+      <w:proofErr w:type="spellEnd"/>
+      <w:r>
+        <w:t xml:space="preserve"> provides business-facing analytics dashboards powered by Athena.</w:t>
+      </w:r>
+    </w:p>
+    <w:p>
+      <w:pPr>
+        <w:rPr>
+          <w:b/>
+          <w:bCs/>
+        </w:rPr>
+      </w:pPr>
+      <w:r>
+        <w:rPr>
+          <w:b/>
+          <w:bCs/>
+        </w:rPr>
+        <w:t>Dashboard Pages</w:t>
+      </w:r>
+    </w:p>
+    <w:p>
+      <w:pPr>
+        <w:rPr>
+          <w:b/>
+          <w:bCs/>
+        </w:rPr>
+      </w:pPr>
+      <w:r>
+        <w:rPr>
+          <w:b/>
+          <w:bCs/>
+        </w:rPr>
+        <w:t>Overview</w:t>
+      </w:r>
+    </w:p>
+    <w:p>
+      <w:r>
+        <w:t>Executive KPIs:</w:t>
+      </w:r>
+    </w:p>
+    <w:p>
+      <w:pPr>
+        <w:numPr>
+          <w:ilvl w:val="0"/>
+          <w:numId w:val="28"/>
         </w:numPr>
       </w:pPr>
       <w:r>
         <w:lastRenderedPageBreak/>
-        <w:t>Merges CRM + owner data</w:t>
-      </w:r>
-    </w:p>
-    <w:p>
-      <w:pPr>
-        <w:numPr>
-          <w:ilvl w:val="0"/>
-          <w:numId w:val="9"/>
-        </w:numPr>
-      </w:pPr>
-      <w:r>
-        <w:t xml:space="preserve">Writes enriched lead to </w:t>
-      </w:r>
-      <w:r>
-        <w:rPr>
-          <w:b/>
-          <w:bCs/>
-        </w:rPr>
-        <w:t xml:space="preserve">S3 Silver: </w:t>
-      </w:r>
+        <w:t>Total Leads</w:t>
+      </w:r>
+    </w:p>
+    <w:p>
+      <w:pPr>
+        <w:numPr>
+          <w:ilvl w:val="0"/>
+          <w:numId w:val="28"/>
+        </w:numPr>
+      </w:pPr>
+      <w:r>
+        <w:t>Video Events</w:t>
+      </w:r>
+    </w:p>
+    <w:p>
+      <w:pPr>
+        <w:numPr>
+          <w:ilvl w:val="0"/>
+          <w:numId w:val="28"/>
+        </w:numPr>
+      </w:pPr>
+      <w:r>
+        <w:t>Bookings</w:t>
+      </w:r>
+    </w:p>
+    <w:p>
+      <w:pPr>
+        <w:numPr>
+          <w:ilvl w:val="0"/>
+          <w:numId w:val="28"/>
+        </w:numPr>
+      </w:pPr>
+      <w:r>
+        <w:t>Marketing Spend</w:t>
+      </w:r>
+    </w:p>
+    <w:p>
+      <w:r>
+        <w:pict w14:anchorId="74F8D21E">
+          <v:rect id="_x0000_i1255" style="width:0;height:1.5pt" o:hralign="center" o:hrstd="t" o:hr="t" fillcolor="#a0a0a0" stroked="f"/>
+        </w:pict>
+      </w:r>
+    </w:p>
+    <w:p>
+      <w:pPr>
+        <w:rPr>
+          <w:b/>
+          <w:bCs/>
+        </w:rPr>
+      </w:pPr>
+      <w:r>
+        <w:rPr>
+          <w:b/>
+          <w:bCs/>
+        </w:rPr>
+        <w:t>CRM Analytics</w:t>
+      </w:r>
+    </w:p>
+    <w:p>
+      <w:r>
+        <w:t>Provides:</w:t>
+      </w:r>
+    </w:p>
+    <w:p>
+      <w:pPr>
+        <w:numPr>
+          <w:ilvl w:val="0"/>
+          <w:numId w:val="29"/>
+        </w:numPr>
+      </w:pPr>
+      <w:r>
+        <w:t>Lead Status Distribution</w:t>
+      </w:r>
+    </w:p>
+    <w:p>
+      <w:pPr>
+        <w:numPr>
+          <w:ilvl w:val="0"/>
+          <w:numId w:val="29"/>
+        </w:numPr>
+      </w:pPr>
+      <w:r>
+        <w:t>Funnel Performance Analysis</w:t>
+      </w:r>
+    </w:p>
+    <w:p>
+      <w:pPr>
+        <w:numPr>
+          <w:ilvl w:val="0"/>
+          <w:numId w:val="29"/>
+        </w:numPr>
+      </w:pPr>
+      <w:r>
+        <w:t>CRM KPI Metrics</w:t>
+      </w:r>
+    </w:p>
+    <w:p>
+      <w:r>
+        <w:pict w14:anchorId="08A1B3D3">
+          <v:rect id="_x0000_i1256" style="width:0;height:1.5pt" o:hralign="center" o:hrstd="t" o:hr="t" fillcolor="#a0a0a0" stroked="f"/>
+        </w:pict>
+      </w:r>
+    </w:p>
+    <w:p>
+      <w:pPr>
+        <w:rPr>
+          <w:b/>
+          <w:bCs/>
+        </w:rPr>
+      </w:pPr>
       <w:proofErr w:type="spellStart"/>
       <w:r>
         <w:rPr>
           <w:b/>
           <w:bCs/>
         </w:rPr>
-        <w:t>crm_leads</w:t>
+        <w:t>Wistia</w:t>
       </w:r>
       <w:proofErr w:type="spellEnd"/>
       <w:r>
@@ -1045,1360 +3110,915 @@
           <w:b/>
           <w:bCs/>
         </w:rPr>
-        <w:t>/</w:t>
-      </w:r>
-    </w:p>
-    <w:p>
-      <w:pPr>
-        <w:numPr>
-          <w:ilvl w:val="0"/>
-          <w:numId w:val="9"/>
-        </w:numPr>
-      </w:pPr>
-      <w:r>
-        <w:t>Sends Slack/email notification</w:t>
-      </w:r>
-    </w:p>
-    <w:p>
-      <w:pPr>
-        <w:rPr>
-          <w:b/>
-          <w:bCs/>
-        </w:rPr>
-      </w:pPr>
-      <w:r>
-        <w:rPr>
-          <w:b/>
-          <w:bCs/>
-        </w:rPr>
-        <w:t>3.3 SQS (Fault Tolerance + Idempotency)</w:t>
-      </w:r>
-    </w:p>
-    <w:p>
-      <w:pPr>
-        <w:rPr>
-          <w:b/>
-          <w:bCs/>
-        </w:rPr>
-      </w:pPr>
+        <w:t xml:space="preserve"> Analytics</w:t>
+      </w:r>
+    </w:p>
+    <w:p>
+      <w:r>
+        <w:t>Provides:</w:t>
+      </w:r>
+    </w:p>
+    <w:p>
+      <w:pPr>
+        <w:numPr>
+          <w:ilvl w:val="0"/>
+          <w:numId w:val="30"/>
+        </w:numPr>
+      </w:pPr>
+      <w:r>
+        <w:t>Video Events</w:t>
+      </w:r>
+    </w:p>
+    <w:p>
+      <w:pPr>
+        <w:numPr>
+          <w:ilvl w:val="0"/>
+          <w:numId w:val="30"/>
+        </w:numPr>
+      </w:pPr>
+      <w:r>
+        <w:t>Unique Visitors</w:t>
+      </w:r>
+    </w:p>
+    <w:p>
+      <w:pPr>
+        <w:numPr>
+          <w:ilvl w:val="0"/>
+          <w:numId w:val="30"/>
+        </w:numPr>
+      </w:pPr>
+      <w:r>
+        <w:t>Engagement Metrics</w:t>
+      </w:r>
+    </w:p>
+    <w:p>
+      <w:pPr>
+        <w:numPr>
+          <w:ilvl w:val="0"/>
+          <w:numId w:val="30"/>
+        </w:numPr>
+      </w:pPr>
+      <w:r>
+        <w:t>Geographic Analysis</w:t>
+      </w:r>
+    </w:p>
+    <w:p>
+      <w:r>
+        <w:pict w14:anchorId="3E7C60EC">
+          <v:rect id="_x0000_i1257" style="width:0;height:1.5pt" o:hralign="center" o:hrstd="t" o:hr="t" fillcolor="#a0a0a0" stroked="f"/>
+        </w:pict>
+      </w:r>
+    </w:p>
+    <w:p>
+      <w:pPr>
+        <w:rPr>
+          <w:b/>
+          <w:bCs/>
+        </w:rPr>
+      </w:pPr>
+      <w:r>
+        <w:rPr>
+          <w:b/>
+          <w:bCs/>
+        </w:rPr>
+        <w:t>Calendly Analytics</w:t>
+      </w:r>
+    </w:p>
+    <w:p>
+      <w:r>
+        <w:t>Provides:</w:t>
+      </w:r>
+    </w:p>
+    <w:p>
+      <w:pPr>
+        <w:numPr>
+          <w:ilvl w:val="0"/>
+          <w:numId w:val="31"/>
+        </w:numPr>
+      </w:pPr>
+      <w:r>
+        <w:t>Booking Trends</w:t>
+      </w:r>
+    </w:p>
+    <w:p>
+      <w:pPr>
+        <w:numPr>
+          <w:ilvl w:val="0"/>
+          <w:numId w:val="31"/>
+        </w:numPr>
+      </w:pPr>
+      <w:r>
+        <w:t>Marketing Spend Analysis</w:t>
+      </w:r>
+    </w:p>
+    <w:p>
+      <w:pPr>
+        <w:numPr>
+          <w:ilvl w:val="0"/>
+          <w:numId w:val="31"/>
+        </w:numPr>
+      </w:pPr>
+      <w:r>
+        <w:t>Event Performance</w:t>
+      </w:r>
+    </w:p>
+    <w:p>
+      <w:pPr>
+        <w:numPr>
+          <w:ilvl w:val="0"/>
+          <w:numId w:val="31"/>
+        </w:numPr>
+      </w:pPr>
+      <w:r>
+        <w:t>Cost Metrics</w:t>
+      </w:r>
+    </w:p>
+    <w:p>
+      <w:r>
+        <w:pict w14:anchorId="449F0B36">
+          <v:rect id="_x0000_i1258" style="width:0;height:1.5pt" o:hralign="center" o:hrstd="t" o:hr="t" fillcolor="#a0a0a0" stroked="f"/>
+        </w:pict>
+      </w:r>
+    </w:p>
+    <w:p>
+      <w:pPr>
+        <w:rPr>
+          <w:b/>
+          <w:bCs/>
+        </w:rPr>
+      </w:pPr>
+      <w:r>
+        <w:rPr>
+          <w:b/>
+          <w:bCs/>
+        </w:rPr>
+        <w:t>Marketing Funnel Analysis</w:t>
+      </w:r>
+    </w:p>
+    <w:p>
+      <w:r>
+        <w:lastRenderedPageBreak/>
+        <w:t>Provides:</w:t>
+      </w:r>
+    </w:p>
+    <w:p>
+      <w:r>
+        <w:t>Plain Text</w:t>
+      </w:r>
+    </w:p>
+    <w:p>
+      <w:r>
+        <w:t>Marketing Spend</w:t>
+      </w:r>
+    </w:p>
+    <w:p>
+      <w:r>
+        <w:t>↓</w:t>
+      </w:r>
+    </w:p>
+    <w:p>
+      <w:r>
+        <w:t>Video Visitors</w:t>
+      </w:r>
+    </w:p>
+    <w:p>
+      <w:r>
+        <w:t>↓</w:t>
+      </w:r>
+    </w:p>
+    <w:p>
+      <w:r>
+        <w:t>Bookings</w:t>
+      </w:r>
+    </w:p>
+    <w:p>
+      <w:r>
+        <w:t>↓</w:t>
+      </w:r>
+    </w:p>
+    <w:p>
+      <w:r>
+        <w:t>CRM Leads</w:t>
+      </w:r>
+    </w:p>
+    <w:p>
+      <w:r>
+        <w:t>Metrics:</w:t>
+      </w:r>
+    </w:p>
+    <w:p>
+      <w:pPr>
+        <w:numPr>
+          <w:ilvl w:val="0"/>
+          <w:numId w:val="32"/>
+        </w:numPr>
+      </w:pPr>
+      <w:r>
+        <w:t>Cost Per Booking</w:t>
+      </w:r>
+    </w:p>
+    <w:p>
+      <w:pPr>
+        <w:numPr>
+          <w:ilvl w:val="0"/>
+          <w:numId w:val="32"/>
+        </w:numPr>
+      </w:pPr>
+      <w:r>
+        <w:t>Cost Per Lead</w:t>
+      </w:r>
+    </w:p>
+    <w:p>
+      <w:pPr>
+        <w:numPr>
+          <w:ilvl w:val="0"/>
+          <w:numId w:val="32"/>
+        </w:numPr>
+      </w:pPr>
+      <w:r>
+        <w:t>Executive Summary</w:t>
+      </w:r>
+    </w:p>
+    <w:p>
+      <w:pPr>
+        <w:numPr>
+          <w:ilvl w:val="0"/>
+          <w:numId w:val="32"/>
+        </w:numPr>
+      </w:pPr>
+      <w:r>
+        <w:t>Marketing Effectiveness Analysis</w:t>
+      </w:r>
+    </w:p>
+    <w:p>
+      <w:r>
+        <w:pict w14:anchorId="247DE96A">
+          <v:rect id="_x0000_i1259" style="width:0;height:1.5pt" o:hralign="center" o:hrstd="t" o:hr="t" fillcolor="#a0a0a0" stroked="f"/>
+        </w:pict>
+      </w:r>
+    </w:p>
+    <w:p>
+      <w:pPr>
+        <w:rPr>
+          <w:b/>
+          <w:bCs/>
+        </w:rPr>
+      </w:pPr>
+      <w:r>
+        <w:rPr>
+          <w:b/>
+          <w:bCs/>
+        </w:rPr>
+        <w:t>4. Data Model Overview</w:t>
+      </w:r>
+    </w:p>
+    <w:p>
+      <w:pPr>
+        <w:rPr>
+          <w:b/>
+          <w:bCs/>
+        </w:rPr>
+      </w:pPr>
+      <w:r>
+        <w:rPr>
+          <w:b/>
+          <w:bCs/>
+        </w:rPr>
+        <w:t>4.1 CRM Data Model</w:t>
+      </w:r>
+    </w:p>
+    <w:p>
+      <w:pPr>
+        <w:rPr>
+          <w:b/>
+          <w:bCs/>
+        </w:rPr>
+      </w:pPr>
+      <w:r>
+        <w:rPr>
+          <w:b/>
+          <w:bCs/>
+        </w:rPr>
+        <w:t>Bronze</w:t>
+      </w:r>
+    </w:p>
+    <w:p>
+      <w:r>
+        <w:t>Raw webhook events</w:t>
+      </w:r>
+    </w:p>
+    <w:p>
+      <w:pPr>
+        <w:rPr>
+          <w:b/>
+          <w:bCs/>
+        </w:rPr>
+      </w:pPr>
+      <w:r>
+        <w:rPr>
+          <w:b/>
+          <w:bCs/>
+        </w:rPr>
+        <w:t>Silver</w:t>
+      </w:r>
+    </w:p>
+    <w:p>
+      <w:r>
+        <w:t>Normalized lead records</w:t>
+      </w:r>
+    </w:p>
+    <w:p>
+      <w:pPr>
+        <w:rPr>
+          <w:b/>
+          <w:bCs/>
+        </w:rPr>
+      </w:pPr>
+      <w:r>
+        <w:rPr>
+          <w:b/>
+          <w:bCs/>
+        </w:rPr>
+        <w:t>Gold</w:t>
+      </w:r>
+    </w:p>
+    <w:p>
+      <w:r>
+        <w:t>Lead analytics summaries</w:t>
+      </w:r>
+    </w:p>
+    <w:p>
+      <w:pPr>
+        <w:numPr>
+          <w:ilvl w:val="0"/>
+          <w:numId w:val="33"/>
+        </w:numPr>
+      </w:pPr>
+      <w:r>
+        <w:t>Lead Summary</w:t>
+      </w:r>
+    </w:p>
+    <w:p>
+      <w:pPr>
+        <w:numPr>
+          <w:ilvl w:val="0"/>
+          <w:numId w:val="33"/>
+        </w:numPr>
+      </w:pPr>
+      <w:r>
+        <w:t>Status Summary</w:t>
+      </w:r>
+    </w:p>
+    <w:p>
+      <w:pPr>
+        <w:numPr>
+          <w:ilvl w:val="0"/>
+          <w:numId w:val="33"/>
+        </w:numPr>
+      </w:pPr>
+      <w:r>
+        <w:t>Funnel Summary</w:t>
+      </w:r>
+    </w:p>
+    <w:p>
+      <w:r>
+        <w:lastRenderedPageBreak/>
+        <w:pict w14:anchorId="0D705656">
+          <v:rect id="_x0000_i1260" style="width:0;height:1.5pt" o:hralign="center" o:hrstd="t" o:hr="t" fillcolor="#a0a0a0" stroked="f"/>
+        </w:pict>
+      </w:r>
+    </w:p>
+    <w:p>
+      <w:pPr>
+        <w:rPr>
+          <w:b/>
+          <w:bCs/>
+        </w:rPr>
+      </w:pPr>
+      <w:r>
+        <w:rPr>
+          <w:b/>
+          <w:bCs/>
+        </w:rPr>
+        <w:t>4.2 Calendly Data Model</w:t>
+      </w:r>
+    </w:p>
+    <w:p>
+      <w:pPr>
+        <w:rPr>
+          <w:b/>
+          <w:bCs/>
+        </w:rPr>
+      </w:pPr>
+      <w:r>
+        <w:rPr>
+          <w:b/>
+          <w:bCs/>
+        </w:rPr>
+        <w:t>Bronze</w:t>
+      </w:r>
+    </w:p>
+    <w:p>
+      <w:r>
+        <w:t>Invitee events and spend files</w:t>
+      </w:r>
+    </w:p>
+    <w:p>
+      <w:pPr>
+        <w:rPr>
+          <w:b/>
+          <w:bCs/>
+        </w:rPr>
+      </w:pPr>
+      <w:r>
+        <w:rPr>
+          <w:b/>
+          <w:bCs/>
+        </w:rPr>
+        <w:t>Silver</w:t>
+      </w:r>
+    </w:p>
+    <w:p>
+      <w:r>
+        <w:t>Normalized bookings and spend records</w:t>
+      </w:r>
+    </w:p>
+    <w:p>
+      <w:pPr>
+        <w:rPr>
+          <w:b/>
+          <w:bCs/>
+        </w:rPr>
+      </w:pPr>
+      <w:r>
+        <w:rPr>
+          <w:b/>
+          <w:bCs/>
+        </w:rPr>
+        <w:t>Gold</w:t>
+      </w:r>
+    </w:p>
+    <w:p>
+      <w:pPr>
+        <w:numPr>
+          <w:ilvl w:val="0"/>
+          <w:numId w:val="34"/>
+        </w:numPr>
+      </w:pPr>
+      <w:r>
+        <w:t>Booking Summary</w:t>
+      </w:r>
+    </w:p>
+    <w:p>
+      <w:pPr>
+        <w:numPr>
+          <w:ilvl w:val="0"/>
+          <w:numId w:val="34"/>
+        </w:numPr>
+      </w:pPr>
+      <w:r>
+        <w:t>Daily Booking Summary</w:t>
+      </w:r>
+    </w:p>
+    <w:p>
+      <w:pPr>
+        <w:numPr>
+          <w:ilvl w:val="0"/>
+          <w:numId w:val="34"/>
+        </w:numPr>
+      </w:pPr>
+      <w:r>
+        <w:t>Event Summary</w:t>
+      </w:r>
+    </w:p>
+    <w:p>
+      <w:pPr>
+        <w:numPr>
+          <w:ilvl w:val="0"/>
+          <w:numId w:val="34"/>
+        </w:numPr>
+      </w:pPr>
+      <w:r>
+        <w:t>Spend Summary</w:t>
+      </w:r>
+    </w:p>
+    <w:p>
+      <w:r>
+        <w:pict w14:anchorId="29ACD804">
+          <v:rect id="_x0000_i1261" style="width:0;height:1.5pt" o:hralign="center" o:hrstd="t" o:hr="t" fillcolor="#a0a0a0" stroked="f"/>
+        </w:pict>
+      </w:r>
+    </w:p>
+    <w:p>
+      <w:pPr>
+        <w:rPr>
+          <w:b/>
+          <w:bCs/>
+        </w:rPr>
+      </w:pPr>
+      <w:r>
+        <w:rPr>
+          <w:b/>
+          <w:bCs/>
+        </w:rPr>
+        <w:t xml:space="preserve">4.3 </w:t>
+      </w:r>
       <w:proofErr w:type="spellStart"/>
       <w:r>
         <w:rPr>
           <w:b/>
           <w:bCs/>
         </w:rPr>
-        <w:t>crm_delay_queue</w:t>
+        <w:t>Wistia</w:t>
       </w:r>
       <w:proofErr w:type="spellEnd"/>
-    </w:p>
-    <w:p>
-      <w:pPr>
-        <w:numPr>
-          <w:ilvl w:val="0"/>
-          <w:numId w:val="10"/>
-        </w:numPr>
-      </w:pPr>
-      <w:r>
-        <w:t>10</w:t>
-      </w:r>
-      <w:r>
-        <w:noBreakHyphen/>
-        <w:t>minute delay ensures CRM assigns lead owner before enrichment</w:t>
-      </w:r>
-    </w:p>
-    <w:p>
-      <w:pPr>
-        <w:numPr>
-          <w:ilvl w:val="0"/>
-          <w:numId w:val="10"/>
-        </w:numPr>
-      </w:pPr>
-      <w:r>
-        <w:t>Provides retry logic</w:t>
-      </w:r>
-    </w:p>
-    <w:p>
-      <w:pPr>
-        <w:numPr>
-          <w:ilvl w:val="0"/>
-          <w:numId w:val="10"/>
-        </w:numPr>
-      </w:pPr>
-      <w:r>
-        <w:t>Ensures idempotent processing</w:t>
-      </w:r>
-    </w:p>
-    <w:p>
-      <w:pPr>
-        <w:rPr>
-          <w:b/>
-          <w:bCs/>
-        </w:rPr>
-      </w:pPr>
+      <w:r>
+        <w:rPr>
+          <w:b/>
+          <w:bCs/>
+        </w:rPr>
+        <w:t xml:space="preserve"> Data Model</w:t>
+      </w:r>
+    </w:p>
+    <w:p>
+      <w:pPr>
+        <w:rPr>
+          <w:b/>
+          <w:bCs/>
+        </w:rPr>
+      </w:pPr>
+      <w:r>
+        <w:rPr>
+          <w:b/>
+          <w:bCs/>
+        </w:rPr>
+        <w:t>Bronze</w:t>
+      </w:r>
+    </w:p>
+    <w:p>
+      <w:r>
+        <w:t>Media and visitor statistics</w:t>
+      </w:r>
+    </w:p>
+    <w:p>
+      <w:pPr>
+        <w:rPr>
+          <w:b/>
+          <w:bCs/>
+        </w:rPr>
+      </w:pPr>
+      <w:r>
+        <w:rPr>
+          <w:b/>
+          <w:bCs/>
+        </w:rPr>
+        <w:t>Silver</w:t>
+      </w:r>
+    </w:p>
+    <w:p>
+      <w:r>
+        <w:t>Normalized media and visitor records</w:t>
+      </w:r>
+    </w:p>
+    <w:p>
+      <w:pPr>
+        <w:rPr>
+          <w:b/>
+          <w:bCs/>
+        </w:rPr>
+      </w:pPr>
+      <w:r>
+        <w:rPr>
+          <w:b/>
+          <w:bCs/>
+        </w:rPr>
+        <w:t>Gold</w:t>
+      </w:r>
+    </w:p>
+    <w:p>
+      <w:pPr>
+        <w:numPr>
+          <w:ilvl w:val="0"/>
+          <w:numId w:val="35"/>
+        </w:numPr>
+      </w:pPr>
+      <w:r>
+        <w:t>Video Summary</w:t>
+      </w:r>
+    </w:p>
+    <w:p>
+      <w:pPr>
+        <w:numPr>
+          <w:ilvl w:val="0"/>
+          <w:numId w:val="35"/>
+        </w:numPr>
+      </w:pPr>
+      <w:r>
+        <w:t>Country Summary</w:t>
+      </w:r>
+    </w:p>
+    <w:p>
+      <w:pPr>
+        <w:numPr>
+          <w:ilvl w:val="0"/>
+          <w:numId w:val="35"/>
+        </w:numPr>
+      </w:pPr>
+      <w:r>
+        <w:t>Event Summary</w:t>
+      </w:r>
+    </w:p>
+    <w:p>
+      <w:r>
+        <w:pict w14:anchorId="66E7E2D3">
+          <v:rect id="_x0000_i1262" style="width:0;height:1.5pt" o:hralign="center" o:hrstd="t" o:hr="t" fillcolor="#a0a0a0" stroked="f"/>
+        </w:pict>
+      </w:r>
+    </w:p>
+    <w:p>
+      <w:pPr>
+        <w:rPr>
+          <w:b/>
+          <w:bCs/>
+        </w:rPr>
+      </w:pPr>
+      <w:r>
+        <w:rPr>
+          <w:b/>
+          <w:bCs/>
+        </w:rPr>
+        <w:t>4.4 Unified Analytics Layer</w:t>
+      </w:r>
+    </w:p>
+    <w:p>
       <w:proofErr w:type="spellStart"/>
       <w:r>
-        <w:rPr>
-          <w:b/>
-          <w:bCs/>
-        </w:rPr>
-        <w:t>crm_dlq</w:t>
+        <w:t>InsightFlow</w:t>
       </w:r>
       <w:proofErr w:type="spellEnd"/>
-    </w:p>
-    <w:p>
-      <w:pPr>
-        <w:numPr>
-          <w:ilvl w:val="0"/>
-          <w:numId w:val="11"/>
-        </w:numPr>
-      </w:pPr>
-      <w:r>
-        <w:t>Captures failed CRM messages</w:t>
-      </w:r>
-    </w:p>
-    <w:p>
-      <w:pPr>
-        <w:numPr>
-          <w:ilvl w:val="0"/>
-          <w:numId w:val="11"/>
-        </w:numPr>
-      </w:pPr>
-      <w:r>
-        <w:t>Supports manual recovery</w:t>
-      </w:r>
-    </w:p>
-    <w:p>
-      <w:pPr>
-        <w:rPr>
-          <w:b/>
-          <w:bCs/>
-        </w:rPr>
-      </w:pPr>
-      <w:r>
-        <w:rPr>
-          <w:b/>
-          <w:bCs/>
-        </w:rPr>
-        <w:t>3.4 S3 Data Lake</w:t>
-      </w:r>
-    </w:p>
-    <w:p>
-      <w:pPr>
-        <w:rPr>
-          <w:b/>
-          <w:bCs/>
-        </w:rPr>
-      </w:pPr>
-      <w:r>
-        <w:rPr>
-          <w:b/>
-          <w:bCs/>
-        </w:rPr>
-        <w:t>Bronze Layer (Raw Data)</w:t>
-      </w:r>
-    </w:p>
-    <w:p>
-      <w:pPr>
-        <w:numPr>
-          <w:ilvl w:val="0"/>
-          <w:numId w:val="12"/>
-        </w:numPr>
-      </w:pPr>
+      <w:r>
+        <w:t xml:space="preserve"> correlates metrics across CRM, Calendly, and </w:t>
+      </w:r>
       <w:proofErr w:type="spellStart"/>
       <w:r>
-        <w:t>crm_events</w:t>
+        <w:t>Wistia</w:t>
       </w:r>
       <w:proofErr w:type="spellEnd"/>
       <w:r>
-        <w:t>/</w:t>
-      </w:r>
-    </w:p>
-    <w:p>
-      <w:pPr>
-        <w:numPr>
-          <w:ilvl w:val="0"/>
-          <w:numId w:val="12"/>
-        </w:numPr>
-      </w:pPr>
-      <w:proofErr w:type="spellStart"/>
-      <w:r>
-        <w:t>calendly_events</w:t>
-      </w:r>
-      <w:proofErr w:type="spellEnd"/>
-      <w:r>
-        <w:t>/</w:t>
-      </w:r>
-    </w:p>
-    <w:p>
-      <w:pPr>
-        <w:numPr>
-          <w:ilvl w:val="0"/>
-          <w:numId w:val="12"/>
-        </w:numPr>
-      </w:pPr>
-      <w:proofErr w:type="spellStart"/>
-      <w:r>
-        <w:t>calendly_spend</w:t>
-      </w:r>
-      <w:proofErr w:type="spellEnd"/>
-      <w:r>
-        <w:t>/</w:t>
-      </w:r>
-    </w:p>
-    <w:p>
-      <w:pPr>
-        <w:numPr>
-          <w:ilvl w:val="0"/>
-          <w:numId w:val="12"/>
-        </w:numPr>
-      </w:pPr>
-      <w:proofErr w:type="spellStart"/>
-      <w:r>
-        <w:t>wistia_stats</w:t>
-      </w:r>
-      <w:proofErr w:type="spellEnd"/>
-      <w:r>
-        <w:t>/</w:t>
-      </w:r>
-    </w:p>
-    <w:p>
-      <w:r>
-        <w:t>Characteristics:</w:t>
-      </w:r>
-    </w:p>
-    <w:p>
-      <w:pPr>
-        <w:numPr>
-          <w:ilvl w:val="0"/>
-          <w:numId w:val="13"/>
-        </w:numPr>
-      </w:pPr>
-      <w:r>
-        <w:t>Raw JSON</w:t>
-      </w:r>
-    </w:p>
-    <w:p>
-      <w:pPr>
-        <w:numPr>
-          <w:ilvl w:val="0"/>
-          <w:numId w:val="13"/>
-        </w:numPr>
-      </w:pPr>
-      <w:r>
-        <w:t>Immutable</w:t>
-      </w:r>
-    </w:p>
-    <w:p>
-      <w:pPr>
-        <w:numPr>
-          <w:ilvl w:val="0"/>
-          <w:numId w:val="13"/>
-        </w:numPr>
-      </w:pPr>
-      <w:r>
-        <w:t>Append</w:t>
-      </w:r>
-      <w:r>
-        <w:noBreakHyphen/>
-        <w:t>only</w:t>
-      </w:r>
-    </w:p>
-    <w:p>
-      <w:pPr>
-        <w:rPr>
-          <w:b/>
-          <w:bCs/>
-        </w:rPr>
-      </w:pPr>
-      <w:r>
-        <w:rPr>
-          <w:b/>
-          <w:bCs/>
-        </w:rPr>
-        <w:t>Silver Layer (Cleaned &amp; Normalized)</w:t>
-      </w:r>
-    </w:p>
-    <w:p>
-      <w:pPr>
-        <w:numPr>
-          <w:ilvl w:val="0"/>
-          <w:numId w:val="14"/>
-        </w:numPr>
-      </w:pPr>
-      <w:proofErr w:type="spellStart"/>
-      <w:r>
-        <w:t>crm_leads</w:t>
-      </w:r>
-      <w:proofErr w:type="spellEnd"/>
-      <w:r>
-        <w:t>/</w:t>
-      </w:r>
-    </w:p>
-    <w:p>
-      <w:pPr>
-        <w:numPr>
-          <w:ilvl w:val="0"/>
-          <w:numId w:val="14"/>
-        </w:numPr>
-      </w:pPr>
-      <w:proofErr w:type="spellStart"/>
-      <w:r>
-        <w:t>calendly_bookings</w:t>
-      </w:r>
-      <w:proofErr w:type="spellEnd"/>
-      <w:r>
-        <w:t>/</w:t>
-      </w:r>
-    </w:p>
-    <w:p>
-      <w:pPr>
-        <w:numPr>
-          <w:ilvl w:val="0"/>
-          <w:numId w:val="14"/>
-        </w:numPr>
-      </w:pPr>
-      <w:proofErr w:type="spellStart"/>
-      <w:r>
-        <w:t>calendly_spend</w:t>
-      </w:r>
-      <w:proofErr w:type="spellEnd"/>
-      <w:r>
-        <w:t>/</w:t>
-      </w:r>
-    </w:p>
-    <w:p>
-      <w:pPr>
-        <w:numPr>
-          <w:ilvl w:val="0"/>
-          <w:numId w:val="14"/>
-        </w:numPr>
-      </w:pPr>
-      <w:proofErr w:type="spellStart"/>
-      <w:r>
-        <w:t>wistia_media</w:t>
-      </w:r>
-      <w:proofErr w:type="spellEnd"/>
-      <w:r>
-        <w:t>/</w:t>
-      </w:r>
-    </w:p>
-    <w:p>
-      <w:pPr>
-        <w:numPr>
-          <w:ilvl w:val="0"/>
-          <w:numId w:val="14"/>
-        </w:numPr>
-      </w:pPr>
-      <w:proofErr w:type="spellStart"/>
+        <w:t xml:space="preserve"> to provide executive-level visibility into marketing effectiveness.</w:t>
+      </w:r>
+    </w:p>
+    <w:p>
+      <w:r>
+        <w:t>Business flow:</w:t>
+      </w:r>
+    </w:p>
+    <w:p>
       <w:r>
         <w:lastRenderedPageBreak/>
-        <w:t>wistia_visitors</w:t>
-      </w:r>
-      <w:proofErr w:type="spellEnd"/>
-      <w:r>
-        <w:t>/</w:t>
-      </w:r>
-    </w:p>
-    <w:p>
-      <w:r>
-        <w:t>Characteristics:</w:t>
-      </w:r>
-    </w:p>
-    <w:p>
-      <w:pPr>
-        <w:numPr>
-          <w:ilvl w:val="0"/>
-          <w:numId w:val="15"/>
-        </w:numPr>
-      </w:pPr>
-      <w:r>
-        <w:t>Flattened schemas</w:t>
-      </w:r>
-    </w:p>
-    <w:p>
-      <w:pPr>
-        <w:numPr>
-          <w:ilvl w:val="0"/>
-          <w:numId w:val="15"/>
-        </w:numPr>
-      </w:pPr>
-      <w:r>
-        <w:t>Cleaned fields</w:t>
-      </w:r>
-    </w:p>
-    <w:p>
-      <w:pPr>
-        <w:numPr>
-          <w:ilvl w:val="0"/>
-          <w:numId w:val="15"/>
-        </w:numPr>
-      </w:pPr>
-      <w:r>
-        <w:t>Standardized timestamps</w:t>
-      </w:r>
-    </w:p>
-    <w:p>
-      <w:pPr>
-        <w:numPr>
-          <w:ilvl w:val="0"/>
-          <w:numId w:val="15"/>
-        </w:numPr>
-      </w:pPr>
-      <w:r>
-        <w:t>Deduplicated records</w:t>
-      </w:r>
-    </w:p>
-    <w:p>
-      <w:pPr>
-        <w:rPr>
-          <w:b/>
-          <w:bCs/>
-        </w:rPr>
-      </w:pPr>
-      <w:r>
-        <w:rPr>
-          <w:b/>
-          <w:bCs/>
-        </w:rPr>
-        <w:t>Gold Layer (Analytics</w:t>
-      </w:r>
-      <w:r>
-        <w:rPr>
-          <w:b/>
-          <w:bCs/>
-        </w:rPr>
-        <w:noBreakHyphen/>
-        <w:t>Ready)</w:t>
-      </w:r>
-    </w:p>
-    <w:p>
-      <w:pPr>
-        <w:numPr>
-          <w:ilvl w:val="0"/>
-          <w:numId w:val="16"/>
-        </w:numPr>
-      </w:pPr>
-      <w:proofErr w:type="spellStart"/>
-      <w:r>
-        <w:t>crm_lead_enriched</w:t>
-      </w:r>
-      <w:proofErr w:type="spellEnd"/>
-      <w:r>
-        <w:t>/</w:t>
-      </w:r>
-    </w:p>
-    <w:p>
-      <w:pPr>
-        <w:numPr>
-          <w:ilvl w:val="0"/>
-          <w:numId w:val="16"/>
-        </w:numPr>
-      </w:pPr>
-      <w:proofErr w:type="spellStart"/>
-      <w:r>
-        <w:t>calendly_metrics</w:t>
-      </w:r>
-      <w:proofErr w:type="spellEnd"/>
-      <w:r>
-        <w:t>/</w:t>
-      </w:r>
-    </w:p>
-    <w:p>
-      <w:pPr>
-        <w:numPr>
-          <w:ilvl w:val="0"/>
-          <w:numId w:val="16"/>
-        </w:numPr>
-      </w:pPr>
-      <w:proofErr w:type="spellStart"/>
-      <w:r>
-        <w:t>wistia_engagement</w:t>
-      </w:r>
-      <w:proofErr w:type="spellEnd"/>
-      <w:r>
-        <w:t>/</w:t>
-      </w:r>
-    </w:p>
-    <w:p>
-      <w:pPr>
-        <w:numPr>
-          <w:ilvl w:val="0"/>
-          <w:numId w:val="16"/>
-        </w:numPr>
-      </w:pPr>
-      <w:proofErr w:type="spellStart"/>
-      <w:r>
-        <w:t>unified_marketing_crm</w:t>
-      </w:r>
-      <w:proofErr w:type="spellEnd"/>
-      <w:r>
-        <w:t>/</w:t>
-      </w:r>
-    </w:p>
-    <w:p>
-      <w:r>
-        <w:t>Characteristics:</w:t>
-      </w:r>
-    </w:p>
-    <w:p>
-      <w:pPr>
-        <w:numPr>
-          <w:ilvl w:val="0"/>
-          <w:numId w:val="17"/>
-        </w:numPr>
-      </w:pPr>
-      <w:r>
-        <w:t>Business metrics</w:t>
-      </w:r>
-    </w:p>
-    <w:p>
-      <w:pPr>
-        <w:numPr>
-          <w:ilvl w:val="0"/>
-          <w:numId w:val="17"/>
-        </w:numPr>
-      </w:pPr>
-      <w:r>
-        <w:t>Aggregations</w:t>
-      </w:r>
-    </w:p>
-    <w:p>
-      <w:pPr>
-        <w:numPr>
-          <w:ilvl w:val="0"/>
-          <w:numId w:val="17"/>
-        </w:numPr>
-      </w:pPr>
-      <w:r>
-        <w:t>Joins across sources</w:t>
-      </w:r>
-    </w:p>
-    <w:p>
-      <w:pPr>
-        <w:numPr>
-          <w:ilvl w:val="0"/>
-          <w:numId w:val="17"/>
-        </w:numPr>
-      </w:pPr>
-      <w:r>
-        <w:t>Optimized for Athena</w:t>
-      </w:r>
-    </w:p>
-    <w:p>
-      <w:pPr>
-        <w:rPr>
-          <w:b/>
-          <w:bCs/>
-        </w:rPr>
-      </w:pPr>
-      <w:r>
-        <w:rPr>
-          <w:b/>
-          <w:bCs/>
-        </w:rPr>
-        <w:t>3.5 AWS Glue (Transformations)</w:t>
-      </w:r>
-    </w:p>
-    <w:p>
-      <w:pPr>
-        <w:rPr>
-          <w:b/>
-          <w:bCs/>
-        </w:rPr>
-      </w:pPr>
-      <w:r>
-        <w:rPr>
-          <w:b/>
-          <w:bCs/>
-        </w:rPr>
-        <w:t>Bronze → Silver Jobs</w:t>
-      </w:r>
-    </w:p>
-    <w:p>
-      <w:pPr>
-        <w:numPr>
-          <w:ilvl w:val="0"/>
-          <w:numId w:val="18"/>
-        </w:numPr>
-      </w:pPr>
-      <w:r>
-        <w:t>Normalize raw JSON</w:t>
-      </w:r>
-    </w:p>
-    <w:p>
-      <w:pPr>
-        <w:numPr>
-          <w:ilvl w:val="0"/>
-          <w:numId w:val="18"/>
-        </w:numPr>
-      </w:pPr>
-      <w:r>
-        <w:t>Flatten nested structures</w:t>
-      </w:r>
-    </w:p>
-    <w:p>
-      <w:pPr>
-        <w:numPr>
-          <w:ilvl w:val="0"/>
-          <w:numId w:val="18"/>
-        </w:numPr>
-      </w:pPr>
-      <w:r>
-        <w:t>Standardize schemas</w:t>
-      </w:r>
-    </w:p>
-    <w:p>
-      <w:pPr>
-        <w:numPr>
-          <w:ilvl w:val="0"/>
-          <w:numId w:val="18"/>
-        </w:numPr>
-      </w:pPr>
-      <w:r>
-        <w:t>Deduplicate events</w:t>
-      </w:r>
-    </w:p>
-    <w:p>
-      <w:pPr>
-        <w:rPr>
-          <w:b/>
-          <w:bCs/>
-        </w:rPr>
-      </w:pPr>
-      <w:r>
-        <w:rPr>
-          <w:b/>
-          <w:bCs/>
-        </w:rPr>
-        <w:t>Silver → Gold Jobs</w:t>
-      </w:r>
-    </w:p>
-    <w:p>
-      <w:pPr>
-        <w:numPr>
-          <w:ilvl w:val="0"/>
-          <w:numId w:val="19"/>
-        </w:numPr>
-      </w:pPr>
-      <w:r>
-        <w:t>Compute business metrics:</w:t>
-      </w:r>
-    </w:p>
-    <w:p>
-      <w:pPr>
-        <w:numPr>
-          <w:ilvl w:val="1"/>
-          <w:numId w:val="19"/>
-        </w:numPr>
-      </w:pPr>
-      <w:r>
-        <w:t>Daily Calls Booked</w:t>
-      </w:r>
-    </w:p>
-    <w:p>
-      <w:pPr>
-        <w:numPr>
-          <w:ilvl w:val="1"/>
-          <w:numId w:val="19"/>
-        </w:numPr>
-      </w:pPr>
-      <w:r>
-        <w:t>CPB (Cost Per Booking)</w:t>
-      </w:r>
-    </w:p>
-    <w:p>
-      <w:pPr>
-        <w:numPr>
-          <w:ilvl w:val="1"/>
-          <w:numId w:val="19"/>
-        </w:numPr>
-      </w:pPr>
-      <w:r>
+        <w:t>Plain Text</w:t>
+      </w:r>
+    </w:p>
+    <w:p>
+      <w:r>
+        <w:t>Marketing Spend</w:t>
+      </w:r>
+    </w:p>
+    <w:p>
+      <w:r>
+        <w:t>↓</w:t>
+      </w:r>
+    </w:p>
+    <w:p>
+      <w:r>
+        <w:t>Video Visitors</w:t>
+      </w:r>
+    </w:p>
+    <w:p>
+      <w:r>
+        <w:t>↓</w:t>
+      </w:r>
+    </w:p>
+    <w:p>
+      <w:r>
+        <w:t>Bookings</w:t>
+      </w:r>
+    </w:p>
+    <w:p>
+      <w:r>
+        <w:t>↓</w:t>
+      </w:r>
+    </w:p>
+    <w:p>
+      <w:r>
+        <w:t>Lead Generation</w:t>
+      </w:r>
+    </w:p>
+    <w:p>
+      <w:r>
+        <w:t>This model supports analysis of:</w:t>
+      </w:r>
+    </w:p>
+    <w:p>
+      <w:pPr>
+        <w:numPr>
+          <w:ilvl w:val="0"/>
+          <w:numId w:val="36"/>
+        </w:numPr>
+      </w:pPr>
+      <w:r>
+        <w:t>Marketing effectiveness</w:t>
+      </w:r>
+    </w:p>
+    <w:p>
+      <w:pPr>
+        <w:numPr>
+          <w:ilvl w:val="0"/>
+          <w:numId w:val="36"/>
+        </w:numPr>
+      </w:pPr>
+      <w:r>
+        <w:t>Visitor engagement</w:t>
+      </w:r>
+    </w:p>
+    <w:p>
+      <w:pPr>
+        <w:numPr>
+          <w:ilvl w:val="0"/>
+          <w:numId w:val="36"/>
+        </w:numPr>
+      </w:pPr>
+      <w:r>
+        <w:t>Booking generation</w:t>
+      </w:r>
+    </w:p>
+    <w:p>
+      <w:pPr>
+        <w:numPr>
+          <w:ilvl w:val="0"/>
+          <w:numId w:val="36"/>
+        </w:numPr>
+      </w:pPr>
+      <w:r>
+        <w:t>Lead acquisition</w:t>
+      </w:r>
+    </w:p>
+    <w:p>
+      <w:r>
+        <w:pict w14:anchorId="68F59C88">
+          <v:rect id="_x0000_i1263" style="width:0;height:1.5pt" o:hralign="center" o:hrstd="t" o:hr="t" fillcolor="#a0a0a0" stroked="f"/>
+        </w:pict>
+      </w:r>
+    </w:p>
+    <w:p>
+      <w:pPr>
+        <w:rPr>
+          <w:b/>
+          <w:bCs/>
+        </w:rPr>
+      </w:pPr>
+      <w:r>
+        <w:rPr>
+          <w:b/>
+          <w:bCs/>
+        </w:rPr>
+        <w:t>5. Reliability, Idempotency, and Fault Tolerance</w:t>
+      </w:r>
+    </w:p>
+    <w:p>
+      <w:pPr>
+        <w:rPr>
+          <w:b/>
+          <w:bCs/>
+        </w:rPr>
+      </w:pPr>
+      <w:r>
+        <w:rPr>
+          <w:b/>
+          <w:bCs/>
+        </w:rPr>
+        <w:t>5.1 Reliability</w:t>
+      </w:r>
+    </w:p>
+    <w:p>
+      <w:pPr>
+        <w:numPr>
+          <w:ilvl w:val="0"/>
+          <w:numId w:val="37"/>
+        </w:numPr>
+      </w:pPr>
+      <w:r>
+        <w:t>API Gateway throttling</w:t>
+      </w:r>
+    </w:p>
+    <w:p>
+      <w:pPr>
+        <w:numPr>
+          <w:ilvl w:val="0"/>
+          <w:numId w:val="37"/>
+        </w:numPr>
+      </w:pPr>
+      <w:r>
+        <w:t>Automatic Lambda scaling</w:t>
+      </w:r>
+    </w:p>
+    <w:p>
+      <w:pPr>
+        <w:numPr>
+          <w:ilvl w:val="0"/>
+          <w:numId w:val="37"/>
+        </w:numPr>
+      </w:pPr>
+      <w:r>
+        <w:t>SQS durability</w:t>
+      </w:r>
+    </w:p>
+    <w:p>
+      <w:pPr>
+        <w:numPr>
+          <w:ilvl w:val="0"/>
+          <w:numId w:val="37"/>
+        </w:numPr>
+      </w:pPr>
+      <w:r>
+        <w:t>Managed AWS services</w:t>
+      </w:r>
+    </w:p>
+    <w:p>
+      <w:r>
+        <w:pict w14:anchorId="3182EC1E">
+          <v:rect id="_x0000_i1264" style="width:0;height:1.5pt" o:hralign="center" o:hrstd="t" o:hr="t" fillcolor="#a0a0a0" stroked="f"/>
+        </w:pict>
+      </w:r>
+    </w:p>
+    <w:p>
+      <w:pPr>
+        <w:rPr>
+          <w:b/>
+          <w:bCs/>
+        </w:rPr>
+      </w:pPr>
+      <w:r>
+        <w:rPr>
+          <w:b/>
+          <w:bCs/>
+        </w:rPr>
+        <w:t>5.2 Idempotency</w:t>
+      </w:r>
+    </w:p>
+    <w:p>
+      <w:pPr>
+        <w:numPr>
+          <w:ilvl w:val="0"/>
+          <w:numId w:val="38"/>
+        </w:numPr>
+      </w:pPr>
+      <w:r>
+        <w:t>Lead IDs used as unique CRM identifiers</w:t>
+      </w:r>
+    </w:p>
+    <w:p>
+      <w:pPr>
+        <w:numPr>
+          <w:ilvl w:val="0"/>
+          <w:numId w:val="38"/>
+        </w:numPr>
+      </w:pPr>
+      <w:r>
+        <w:t>Bronze layer remains append-only</w:t>
+      </w:r>
+    </w:p>
+    <w:p>
+      <w:pPr>
+        <w:numPr>
+          <w:ilvl w:val="0"/>
+          <w:numId w:val="38"/>
+        </w:numPr>
+      </w:pPr>
+      <w:r>
+        <w:t>Silver and Gold transformations are deterministic</w:t>
+      </w:r>
+    </w:p>
+    <w:p>
+      <w:r>
+        <w:pict w14:anchorId="06A90528">
+          <v:rect id="_x0000_i1265" style="width:0;height:1.5pt" o:hralign="center" o:hrstd="t" o:hr="t" fillcolor="#a0a0a0" stroked="f"/>
+        </w:pict>
+      </w:r>
+    </w:p>
+    <w:p>
+      <w:pPr>
+        <w:rPr>
+          <w:b/>
+          <w:bCs/>
+        </w:rPr>
+      </w:pPr>
+      <w:r>
+        <w:rPr>
+          <w:b/>
+          <w:bCs/>
+        </w:rPr>
         <w:lastRenderedPageBreak/>
-        <w:t>Booking Trends</w:t>
-      </w:r>
-    </w:p>
-    <w:p>
-      <w:pPr>
-        <w:numPr>
-          <w:ilvl w:val="1"/>
-          <w:numId w:val="19"/>
-        </w:numPr>
-      </w:pPr>
-      <w:r>
-        <w:t>Channel Attribution</w:t>
-      </w:r>
-    </w:p>
-    <w:p>
-      <w:pPr>
-        <w:numPr>
-          <w:ilvl w:val="1"/>
-          <w:numId w:val="19"/>
-        </w:numPr>
-      </w:pPr>
-      <w:r>
-        <w:t>Time Slot / Day</w:t>
-      </w:r>
-      <w:r>
-        <w:noBreakHyphen/>
-        <w:t>of</w:t>
-      </w:r>
-      <w:r>
-        <w:noBreakHyphen/>
-        <w:t>Week heatmaps</w:t>
-      </w:r>
-    </w:p>
-    <w:p>
-      <w:pPr>
-        <w:numPr>
-          <w:ilvl w:val="1"/>
-          <w:numId w:val="19"/>
-        </w:numPr>
-      </w:pPr>
-      <w:r>
-        <w:t>Meeting Load per Employee</w:t>
-      </w:r>
-    </w:p>
-    <w:p>
-      <w:pPr>
-        <w:numPr>
-          <w:ilvl w:val="1"/>
-          <w:numId w:val="19"/>
-        </w:numPr>
-      </w:pPr>
-      <w:proofErr w:type="spellStart"/>
-      <w:r>
-        <w:t>Wistia</w:t>
-      </w:r>
-      <w:proofErr w:type="spellEnd"/>
-      <w:r>
-        <w:t xml:space="preserve"> engagement metrics</w:t>
-      </w:r>
-    </w:p>
-    <w:p>
-      <w:pPr>
-        <w:numPr>
-          <w:ilvl w:val="0"/>
-          <w:numId w:val="19"/>
-        </w:numPr>
-      </w:pPr>
-      <w:r>
-        <w:t xml:space="preserve">Join CRM + Calendly + </w:t>
-      </w:r>
-      <w:proofErr w:type="spellStart"/>
-      <w:r>
-        <w:t>Wistia</w:t>
-      </w:r>
-      <w:proofErr w:type="spellEnd"/>
-      <w:r>
-        <w:t xml:space="preserve"> for unified marketing analytics</w:t>
-      </w:r>
-    </w:p>
-    <w:p>
-      <w:pPr>
-        <w:rPr>
-          <w:b/>
-          <w:bCs/>
-        </w:rPr>
-      </w:pPr>
-      <w:r>
-        <w:rPr>
-          <w:b/>
-          <w:bCs/>
-        </w:rPr>
-        <w:t>3.6 Athena (Query Layer)</w:t>
-      </w:r>
-    </w:p>
-    <w:p>
-      <w:r>
-        <w:t xml:space="preserve">Athena reads directly from </w:t>
-      </w:r>
-      <w:r>
-        <w:rPr>
-          <w:b/>
-          <w:bCs/>
-        </w:rPr>
-        <w:t>S3 Gold</w:t>
-      </w:r>
-      <w:r>
-        <w:t xml:space="preserve"> using external tables.</w:t>
-      </w:r>
-    </w:p>
-    <w:p>
-      <w:r>
-        <w:t>Provides:</w:t>
-      </w:r>
-    </w:p>
-    <w:p>
-      <w:pPr>
-        <w:numPr>
-          <w:ilvl w:val="0"/>
-          <w:numId w:val="20"/>
-        </w:numPr>
-      </w:pPr>
-      <w:r>
-        <w:t>SQL access</w:t>
-      </w:r>
-    </w:p>
-    <w:p>
-      <w:pPr>
-        <w:numPr>
-          <w:ilvl w:val="0"/>
-          <w:numId w:val="20"/>
-        </w:numPr>
-      </w:pPr>
-      <w:r>
-        <w:t>Fast analytics</w:t>
-      </w:r>
-    </w:p>
-    <w:p>
-      <w:pPr>
-        <w:numPr>
-          <w:ilvl w:val="0"/>
-          <w:numId w:val="20"/>
-        </w:numPr>
-      </w:pPr>
-      <w:r>
-        <w:t xml:space="preserve">Integration with </w:t>
-      </w:r>
-      <w:proofErr w:type="spellStart"/>
-      <w:r>
-        <w:t>Streamlit</w:t>
-      </w:r>
-      <w:proofErr w:type="spellEnd"/>
-    </w:p>
-    <w:p>
-      <w:pPr>
-        <w:rPr>
-          <w:b/>
-          <w:bCs/>
-        </w:rPr>
-      </w:pPr>
-      <w:r>
-        <w:rPr>
-          <w:b/>
-          <w:bCs/>
-        </w:rPr>
-        <w:t xml:space="preserve">3.7 </w:t>
-      </w:r>
-      <w:proofErr w:type="spellStart"/>
-      <w:r>
-        <w:rPr>
-          <w:b/>
-          <w:bCs/>
-        </w:rPr>
-        <w:t>Streamlit</w:t>
-      </w:r>
-      <w:proofErr w:type="spellEnd"/>
-      <w:r>
-        <w:rPr>
-          <w:b/>
-          <w:bCs/>
-        </w:rPr>
-        <w:t xml:space="preserve"> Dashboard (Visualization Layer)</w:t>
-      </w:r>
-    </w:p>
-    <w:p>
-      <w:r>
-        <w:t>Hosted on EC2 or Fargate.</w:t>
-      </w:r>
-    </w:p>
-    <w:p>
-      <w:r>
-        <w:t>Displays:</w:t>
-      </w:r>
-    </w:p>
-    <w:p>
-      <w:pPr>
-        <w:numPr>
-          <w:ilvl w:val="0"/>
-          <w:numId w:val="21"/>
-        </w:numPr>
-      </w:pPr>
-      <w:r>
-        <w:t>Daily Calls Booked by Source</w:t>
-      </w:r>
-    </w:p>
-    <w:p>
-      <w:pPr>
-        <w:numPr>
-          <w:ilvl w:val="0"/>
-          <w:numId w:val="21"/>
-        </w:numPr>
-      </w:pPr>
-      <w:r>
-        <w:t>CPB by Channel</w:t>
-      </w:r>
-    </w:p>
-    <w:p>
-      <w:pPr>
-        <w:numPr>
-          <w:ilvl w:val="0"/>
-          <w:numId w:val="21"/>
-        </w:numPr>
-      </w:pPr>
-      <w:r>
-        <w:t>Booking Trends</w:t>
-      </w:r>
-    </w:p>
-    <w:p>
-      <w:pPr>
-        <w:numPr>
-          <w:ilvl w:val="0"/>
-          <w:numId w:val="21"/>
-        </w:numPr>
-      </w:pPr>
-      <w:r>
-        <w:t>Channel Attribution</w:t>
-      </w:r>
-    </w:p>
-    <w:p>
-      <w:pPr>
-        <w:numPr>
-          <w:ilvl w:val="0"/>
-          <w:numId w:val="21"/>
-        </w:numPr>
-      </w:pPr>
-      <w:r>
-        <w:t>Time Slot Heatmaps</w:t>
-      </w:r>
-    </w:p>
-    <w:p>
-      <w:pPr>
-        <w:numPr>
-          <w:ilvl w:val="0"/>
-          <w:numId w:val="21"/>
-        </w:numPr>
-      </w:pPr>
-      <w:r>
-        <w:t>Meeting Load per Employee</w:t>
-      </w:r>
-    </w:p>
-    <w:p>
-      <w:pPr>
-        <w:numPr>
-          <w:ilvl w:val="0"/>
-          <w:numId w:val="21"/>
-        </w:numPr>
-      </w:pPr>
-      <w:proofErr w:type="spellStart"/>
-      <w:r>
-        <w:t>Wistia</w:t>
-      </w:r>
-      <w:proofErr w:type="spellEnd"/>
-      <w:r>
-        <w:t xml:space="preserve"> Engagement Metrics</w:t>
-      </w:r>
-    </w:p>
-    <w:p>
-      <w:pPr>
-        <w:numPr>
-          <w:ilvl w:val="0"/>
-          <w:numId w:val="21"/>
-        </w:numPr>
-      </w:pPr>
-      <w:r>
-        <w:t>Unified CRM + Marketing Insights</w:t>
-      </w:r>
-    </w:p>
-    <w:p>
-      <w:pPr>
-        <w:rPr>
-          <w:b/>
-          <w:bCs/>
-        </w:rPr>
-      </w:pPr>
-      <w:r>
-        <w:rPr>
-          <w:b/>
-          <w:bCs/>
-        </w:rPr>
-        <w:t>4. Data Model Overview</w:t>
-      </w:r>
-    </w:p>
-    <w:p>
-      <w:pPr>
-        <w:rPr>
-          <w:b/>
-          <w:bCs/>
-        </w:rPr>
-      </w:pPr>
-      <w:r>
-        <w:rPr>
-          <w:b/>
-          <w:bCs/>
-        </w:rPr>
-        <w:t>4.1 CRM Data Model</w:t>
-      </w:r>
-    </w:p>
-    <w:p>
-      <w:r>
-        <w:rPr>
-          <w:b/>
-          <w:bCs/>
-        </w:rPr>
-        <w:lastRenderedPageBreak/>
-        <w:t>Bronze:</w:t>
-      </w:r>
-      <w:r>
-        <w:t xml:space="preserve"> Raw webhook events </w:t>
-      </w:r>
-      <w:r>
-        <w:rPr>
-          <w:b/>
-          <w:bCs/>
-        </w:rPr>
-        <w:t>Silver:</w:t>
-      </w:r>
-      <w:r>
-        <w:t xml:space="preserve"> Flattened lead records </w:t>
-      </w:r>
-      <w:r>
-        <w:rPr>
-          <w:b/>
-          <w:bCs/>
-        </w:rPr>
-        <w:t>Gold:</w:t>
-      </w:r>
-      <w:r>
-        <w:t xml:space="preserve"> Enriched leads with owner + funnel + status</w:t>
-      </w:r>
-    </w:p>
-    <w:p>
-      <w:pPr>
-        <w:rPr>
-          <w:b/>
-          <w:bCs/>
-        </w:rPr>
-      </w:pPr>
-      <w:r>
-        <w:rPr>
-          <w:b/>
-          <w:bCs/>
-        </w:rPr>
-        <w:t>4.2 Calendly Data Model</w:t>
-      </w:r>
-    </w:p>
-    <w:p>
-      <w:r>
-        <w:rPr>
-          <w:b/>
-          <w:bCs/>
-        </w:rPr>
-        <w:t>Bronze:</w:t>
-      </w:r>
-      <w:r>
-        <w:t xml:space="preserve"> </w:t>
-      </w:r>
-      <w:proofErr w:type="spellStart"/>
-      <w:proofErr w:type="gramStart"/>
-      <w:r>
-        <w:t>invitee.created</w:t>
-      </w:r>
-      <w:proofErr w:type="spellEnd"/>
-      <w:proofErr w:type="gramEnd"/>
-      <w:r>
-        <w:t xml:space="preserve"> + spend files </w:t>
-      </w:r>
-      <w:r>
-        <w:rPr>
-          <w:b/>
-          <w:bCs/>
-        </w:rPr>
-        <w:t>Silver:</w:t>
-      </w:r>
-      <w:r>
-        <w:t xml:space="preserve"> normalized bookings + spend </w:t>
-      </w:r>
-      <w:r>
-        <w:rPr>
-          <w:b/>
-          <w:bCs/>
-        </w:rPr>
-        <w:t>Gold:</w:t>
-      </w:r>
-      <w:r>
-        <w:t xml:space="preserve"> CPB, trends, attribution, time slots, meeting load</w:t>
-      </w:r>
-    </w:p>
-    <w:p>
-      <w:pPr>
-        <w:rPr>
-          <w:b/>
-          <w:bCs/>
-        </w:rPr>
-      </w:pPr>
-      <w:r>
-        <w:rPr>
-          <w:b/>
-          <w:bCs/>
-        </w:rPr>
-        <w:t xml:space="preserve">4.3 </w:t>
-      </w:r>
-      <w:proofErr w:type="spellStart"/>
-      <w:r>
-        <w:rPr>
-          <w:b/>
-          <w:bCs/>
-        </w:rPr>
-        <w:t>Wistia</w:t>
-      </w:r>
-      <w:proofErr w:type="spellEnd"/>
-      <w:r>
-        <w:rPr>
-          <w:b/>
-          <w:bCs/>
-        </w:rPr>
-        <w:t xml:space="preserve"> Data Model</w:t>
-      </w:r>
-    </w:p>
-    <w:p>
-      <w:r>
-        <w:rPr>
-          <w:b/>
-          <w:bCs/>
-        </w:rPr>
-        <w:t>Bronze:</w:t>
-      </w:r>
-      <w:r>
-        <w:t xml:space="preserve"> media + visitor stats </w:t>
-      </w:r>
-      <w:r>
-        <w:rPr>
-          <w:b/>
-          <w:bCs/>
-        </w:rPr>
-        <w:t>Silver:</w:t>
-      </w:r>
-      <w:r>
-        <w:t xml:space="preserve"> cleaned media + visitor tables </w:t>
-      </w:r>
-      <w:r>
-        <w:rPr>
-          <w:b/>
-          <w:bCs/>
-        </w:rPr>
-        <w:t>Gold:</w:t>
-      </w:r>
-      <w:r>
-        <w:t xml:space="preserve"> engagement metrics</w:t>
-      </w:r>
-    </w:p>
-    <w:p>
-      <w:pPr>
-        <w:rPr>
-          <w:b/>
-          <w:bCs/>
-        </w:rPr>
-      </w:pPr>
-      <w:r>
-        <w:rPr>
-          <w:b/>
-          <w:bCs/>
-        </w:rPr>
-        <w:t>4.4 Unified Model</w:t>
-      </w:r>
-    </w:p>
-    <w:p>
-      <w:r>
-        <w:t xml:space="preserve">Joins CRM + Calendly + </w:t>
-      </w:r>
-      <w:proofErr w:type="spellStart"/>
-      <w:r>
-        <w:t>Wistia</w:t>
-      </w:r>
-      <w:proofErr w:type="spellEnd"/>
-      <w:r>
-        <w:t xml:space="preserve"> by:</w:t>
-      </w:r>
-    </w:p>
-    <w:p>
-      <w:pPr>
-        <w:numPr>
-          <w:ilvl w:val="0"/>
-          <w:numId w:val="22"/>
-        </w:numPr>
-      </w:pPr>
-      <w:r>
-        <w:t>Email</w:t>
-      </w:r>
-    </w:p>
-    <w:p>
-      <w:pPr>
-        <w:numPr>
-          <w:ilvl w:val="0"/>
-          <w:numId w:val="22"/>
-        </w:numPr>
-      </w:pPr>
-      <w:r>
-        <w:t>Date/time</w:t>
-      </w:r>
-    </w:p>
-    <w:p>
-      <w:pPr>
-        <w:numPr>
-          <w:ilvl w:val="0"/>
-          <w:numId w:val="22"/>
-        </w:numPr>
-      </w:pPr>
-      <w:r>
-        <w:t>Funnel</w:t>
-      </w:r>
-    </w:p>
-    <w:p>
-      <w:pPr>
-        <w:numPr>
-          <w:ilvl w:val="0"/>
-          <w:numId w:val="22"/>
-        </w:numPr>
-      </w:pPr>
-      <w:r>
-        <w:t>Campaign</w:t>
-      </w:r>
-    </w:p>
-    <w:p>
-      <w:pPr>
-        <w:numPr>
-          <w:ilvl w:val="0"/>
-          <w:numId w:val="22"/>
-        </w:numPr>
-      </w:pPr>
-      <w:r>
-        <w:t>Channel</w:t>
-      </w:r>
-    </w:p>
-    <w:p>
-      <w:pPr>
-        <w:rPr>
-          <w:b/>
-          <w:bCs/>
-        </w:rPr>
-      </w:pPr>
-      <w:r>
-        <w:rPr>
-          <w:b/>
-          <w:bCs/>
-        </w:rPr>
-        <w:t>5. Reliability, Idempotency, Fault Tolerance</w:t>
-      </w:r>
-    </w:p>
-    <w:p>
-      <w:pPr>
-        <w:rPr>
-          <w:b/>
-          <w:bCs/>
-        </w:rPr>
-      </w:pPr>
-      <w:r>
-        <w:rPr>
-          <w:b/>
-          <w:bCs/>
-        </w:rPr>
-        <w:t>5.1 Reliability</w:t>
-      </w:r>
-    </w:p>
-    <w:p>
-      <w:pPr>
-        <w:numPr>
-          <w:ilvl w:val="0"/>
-          <w:numId w:val="23"/>
-        </w:numPr>
-      </w:pPr>
-      <w:r>
-        <w:t>API Gateway handles throttling + retries</w:t>
-      </w:r>
-    </w:p>
-    <w:p>
-      <w:pPr>
-        <w:numPr>
-          <w:ilvl w:val="0"/>
-          <w:numId w:val="23"/>
-        </w:numPr>
-      </w:pPr>
-      <w:r>
-        <w:t>Lambda scales automatically</w:t>
-      </w:r>
-    </w:p>
-    <w:p>
-      <w:pPr>
-        <w:numPr>
-          <w:ilvl w:val="0"/>
-          <w:numId w:val="23"/>
-        </w:numPr>
-      </w:pPr>
-      <w:r>
-        <w:t>SQS ensures delayed + reliable processing</w:t>
-      </w:r>
-    </w:p>
-    <w:p>
-      <w:pPr>
-        <w:rPr>
-          <w:b/>
-          <w:bCs/>
-        </w:rPr>
-      </w:pPr>
-      <w:r>
-        <w:rPr>
-          <w:b/>
-          <w:bCs/>
-        </w:rPr>
-        <w:t>5.2 Idempotency</w:t>
-      </w:r>
-    </w:p>
-    <w:p>
-      <w:pPr>
-        <w:numPr>
-          <w:ilvl w:val="0"/>
-          <w:numId w:val="24"/>
-        </w:numPr>
-      </w:pPr>
-      <w:r>
-        <w:t>Lead IDs used as unique keys</w:t>
-      </w:r>
-    </w:p>
-    <w:p>
-      <w:pPr>
-        <w:numPr>
-          <w:ilvl w:val="0"/>
-          <w:numId w:val="24"/>
-        </w:numPr>
-      </w:pPr>
-      <w:r>
-        <w:t xml:space="preserve">Bronze layer is </w:t>
-      </w:r>
-      <w:proofErr w:type="gramStart"/>
-      <w:r>
-        <w:t>append</w:t>
-      </w:r>
-      <w:proofErr w:type="gramEnd"/>
-      <w:r>
-        <w:noBreakHyphen/>
-        <w:t>only</w:t>
-      </w:r>
-    </w:p>
-    <w:p>
-      <w:pPr>
-        <w:numPr>
-          <w:ilvl w:val="0"/>
-          <w:numId w:val="24"/>
-        </w:numPr>
-      </w:pPr>
-      <w:r>
-        <w:t>Silver/Gold transformations are deterministic</w:t>
-      </w:r>
-    </w:p>
-    <w:p>
-      <w:pPr>
-        <w:rPr>
-          <w:b/>
-          <w:bCs/>
-        </w:rPr>
-      </w:pPr>
-      <w:r>
-        <w:rPr>
-          <w:b/>
-          <w:bCs/>
-        </w:rPr>
         <w:t>5.3 Fault Tolerance</w:t>
       </w:r>
     </w:p>
@@ -2406,34 +4026,51 @@
       <w:pPr>
         <w:numPr>
           <w:ilvl w:val="0"/>
-          <w:numId w:val="25"/>
-        </w:numPr>
-      </w:pPr>
-      <w:r>
-        <w:t>SQS DLQ captures failures</w:t>
-      </w:r>
-    </w:p>
-    <w:p>
-      <w:pPr>
-        <w:numPr>
-          <w:ilvl w:val="0"/>
-          <w:numId w:val="25"/>
-        </w:numPr>
-      </w:pPr>
-      <w:r>
-        <w:t>Lambda retries</w:t>
-      </w:r>
-    </w:p>
-    <w:p>
-      <w:pPr>
-        <w:numPr>
-          <w:ilvl w:val="0"/>
-          <w:numId w:val="25"/>
-        </w:numPr>
-      </w:pPr>
-      <w:r>
-        <w:lastRenderedPageBreak/>
-        <w:t>CloudWatch logs + alarms</w:t>
+          <w:numId w:val="39"/>
+        </w:numPr>
+      </w:pPr>
+      <w:r>
+        <w:t>SQS buffering and retries</w:t>
+      </w:r>
+    </w:p>
+    <w:p>
+      <w:pPr>
+        <w:numPr>
+          <w:ilvl w:val="0"/>
+          <w:numId w:val="39"/>
+        </w:numPr>
+      </w:pPr>
+      <w:r>
+        <w:t>Lambda retry capabilities</w:t>
+      </w:r>
+    </w:p>
+    <w:p>
+      <w:pPr>
+        <w:numPr>
+          <w:ilvl w:val="0"/>
+          <w:numId w:val="39"/>
+        </w:numPr>
+      </w:pPr>
+      <w:r>
+        <w:t>Step Function retry handling</w:t>
+      </w:r>
+    </w:p>
+    <w:p>
+      <w:pPr>
+        <w:numPr>
+          <w:ilvl w:val="0"/>
+          <w:numId w:val="39"/>
+        </w:numPr>
+      </w:pPr>
+      <w:r>
+        <w:t>CloudWatch logging and monitoring</w:t>
+      </w:r>
+    </w:p>
+    <w:p>
+      <w:r>
+        <w:pict w14:anchorId="1D37833C">
+          <v:rect id="_x0000_i1266" style="width:0;height:1.5pt" o:hralign="center" o:hrstd="t" o:hr="t" fillcolor="#a0a0a0" stroked="f"/>
+        </w:pict>
       </w:r>
     </w:p>
     <w:p>
@@ -2452,32 +4089,42 @@
       </w:r>
     </w:p>
     <w:p>
-      <w:pPr>
-        <w:numPr>
-          <w:ilvl w:val="0"/>
-          <w:numId w:val="26"/>
-        </w:numPr>
-      </w:pPr>
-      <w:r>
-        <w:t>API Gateway with HTTPS</w:t>
-      </w:r>
-    </w:p>
-    <w:p>
-      <w:pPr>
-        <w:numPr>
-          <w:ilvl w:val="0"/>
-          <w:numId w:val="26"/>
-        </w:numPr>
-      </w:pPr>
-      <w:r>
-        <w:t>IAM roles for Lambda + Glue</w:t>
-      </w:r>
-    </w:p>
-    <w:p>
-      <w:pPr>
-        <w:numPr>
-          <w:ilvl w:val="0"/>
-          <w:numId w:val="26"/>
+      <w:r>
+        <w:t>The platform follows AWS security best practices.</w:t>
+      </w:r>
+    </w:p>
+    <w:p>
+      <w:r>
+        <w:t>Controls include:</w:t>
+      </w:r>
+    </w:p>
+    <w:p>
+      <w:pPr>
+        <w:numPr>
+          <w:ilvl w:val="0"/>
+          <w:numId w:val="40"/>
+        </w:numPr>
+      </w:pPr>
+      <w:r>
+        <w:t>HTTPS endpoints</w:t>
+      </w:r>
+    </w:p>
+    <w:p>
+      <w:pPr>
+        <w:numPr>
+          <w:ilvl w:val="0"/>
+          <w:numId w:val="40"/>
+        </w:numPr>
+      </w:pPr>
+      <w:r>
+        <w:t>IAM role-based access</w:t>
+      </w:r>
+    </w:p>
+    <w:p>
+      <w:pPr>
+        <w:numPr>
+          <w:ilvl w:val="0"/>
+          <w:numId w:val="40"/>
         </w:numPr>
       </w:pPr>
       <w:r>
@@ -2488,7 +4135,18 @@
       <w:pPr>
         <w:numPr>
           <w:ilvl w:val="0"/>
-          <w:numId w:val="26"/>
+          <w:numId w:val="40"/>
+        </w:numPr>
+      </w:pPr>
+      <w:r>
+        <w:t>Least privilege authorization</w:t>
+      </w:r>
+    </w:p>
+    <w:p>
+      <w:pPr>
+        <w:numPr>
+          <w:ilvl w:val="0"/>
+          <w:numId w:val="40"/>
         </w:numPr>
       </w:pPr>
       <w:r>
@@ -2499,90 +4157,418 @@
       <w:pPr>
         <w:numPr>
           <w:ilvl w:val="0"/>
-          <w:numId w:val="26"/>
-        </w:numPr>
-      </w:pPr>
-      <w:r>
-        <w:t>Principle of least privilege</w:t>
-      </w:r>
-    </w:p>
-    <w:p>
-      <w:pPr>
-        <w:rPr>
-          <w:b/>
-          <w:bCs/>
-        </w:rPr>
-      </w:pPr>
-      <w:r>
-        <w:rPr>
-          <w:b/>
-          <w:bCs/>
-        </w:rPr>
-        <w:t>7. Deployment &amp; Scheduling</w:t>
-      </w:r>
-    </w:p>
-    <w:p>
-      <w:pPr>
-        <w:numPr>
-          <w:ilvl w:val="0"/>
-          <w:numId w:val="27"/>
-        </w:numPr>
-      </w:pPr>
-      <w:r>
-        <w:t>Lambda ingestion: real</w:t>
-      </w:r>
-      <w:r>
-        <w:noBreakHyphen/>
-        <w:t>time</w:t>
-      </w:r>
-    </w:p>
-    <w:p>
-      <w:pPr>
-        <w:numPr>
-          <w:ilvl w:val="0"/>
-          <w:numId w:val="27"/>
-        </w:numPr>
-      </w:pPr>
-      <w:r>
-        <w:t>Spend ingestion: daily</w:t>
-      </w:r>
-    </w:p>
-    <w:p>
-      <w:pPr>
-        <w:numPr>
-          <w:ilvl w:val="0"/>
-          <w:numId w:val="27"/>
-        </w:numPr>
-      </w:pPr>
-      <w:proofErr w:type="spellStart"/>
-      <w:r>
-        <w:t>Wistia</w:t>
-      </w:r>
-      <w:proofErr w:type="spellEnd"/>
-      <w:r>
-        <w:t xml:space="preserve"> ingestion: daily</w:t>
-      </w:r>
-    </w:p>
-    <w:p>
-      <w:pPr>
-        <w:numPr>
-          <w:ilvl w:val="0"/>
-          <w:numId w:val="27"/>
-        </w:numPr>
-      </w:pPr>
-      <w:r>
-        <w:t>Glue jobs: scheduled nightly</w:t>
-      </w:r>
-    </w:p>
-    <w:p>
-      <w:pPr>
-        <w:numPr>
-          <w:ilvl w:val="0"/>
-          <w:numId w:val="27"/>
-        </w:numPr>
-      </w:pPr>
-      <w:r>
-        <w:t>Dashboard: continuous availability</w:t>
+          <w:numId w:val="40"/>
+        </w:numPr>
+      </w:pPr>
+      <w:r>
+        <w:t>Managed AWS authentication</w:t>
+      </w:r>
+    </w:p>
+    <w:p>
+      <w:r>
+        <w:pict w14:anchorId="75B25502">
+          <v:rect id="_x0000_i1267" style="width:0;height:1.5pt" o:hralign="center" o:hrstd="t" o:hr="t" fillcolor="#a0a0a0" stroked="f"/>
+        </w:pict>
+      </w:r>
+    </w:p>
+    <w:p>
+      <w:pPr>
+        <w:rPr>
+          <w:b/>
+          <w:bCs/>
+        </w:rPr>
+      </w:pPr>
+      <w:r>
+        <w:rPr>
+          <w:b/>
+          <w:bCs/>
+        </w:rPr>
+        <w:t>7. Deployment and Scheduling</w:t>
+      </w:r>
+    </w:p>
+    <w:tbl>
+      <w:tblPr>
+        <w:tblW w:w="0" w:type="auto"/>
+        <w:tblCellSpacing w:w="15" w:type="dxa"/>
+        <w:tblCellMar>
+          <w:top w:w="15" w:type="dxa"/>
+          <w:left w:w="15" w:type="dxa"/>
+          <w:bottom w:w="15" w:type="dxa"/>
+          <w:right w:w="15" w:type="dxa"/>
+        </w:tblCellMar>
+        <w:tblLook w:val="04A0" w:firstRow="1" w:lastRow="0" w:firstColumn="1" w:lastColumn="0" w:noHBand="0" w:noVBand="1"/>
+      </w:tblPr>
+      <w:tblGrid>
+        <w:gridCol w:w="3056"/>
+        <w:gridCol w:w="3618"/>
+      </w:tblGrid>
+      <w:tr>
+        <w:trPr>
+          <w:tblCellSpacing w:w="15" w:type="dxa"/>
+        </w:trPr>
+        <w:tc>
+          <w:tcPr>
+            <w:tcW w:w="0" w:type="auto"/>
+            <w:tcBorders>
+              <w:top w:val="single" w:sz="6" w:space="0" w:color="E6E6E6"/>
+              <w:left w:val="single" w:sz="6" w:space="0" w:color="E6E6E6"/>
+              <w:bottom w:val="single" w:sz="6" w:space="0" w:color="E6E6E6"/>
+              <w:right w:val="single" w:sz="6" w:space="0" w:color="E6E6E6"/>
+            </w:tcBorders>
+            <w:shd w:val="clear" w:color="auto" w:fill="F5F5F5"/>
+            <w:vAlign w:val="center"/>
+            <w:hideMark/>
+          </w:tcPr>
+          <w:p>
+            <w:pPr>
+              <w:rPr>
+                <w:b/>
+                <w:bCs/>
+              </w:rPr>
+            </w:pPr>
+            <w:r>
+              <w:rPr>
+                <w:b/>
+                <w:bCs/>
+              </w:rPr>
+              <w:t>Component</w:t>
+            </w:r>
+          </w:p>
+        </w:tc>
+        <w:tc>
+          <w:tcPr>
+            <w:tcW w:w="0" w:type="auto"/>
+            <w:tcBorders>
+              <w:top w:val="single" w:sz="6" w:space="0" w:color="E6E6E6"/>
+              <w:left w:val="single" w:sz="6" w:space="0" w:color="E6E6E6"/>
+              <w:bottom w:val="single" w:sz="6" w:space="0" w:color="E6E6E6"/>
+              <w:right w:val="single" w:sz="6" w:space="0" w:color="E6E6E6"/>
+            </w:tcBorders>
+            <w:shd w:val="clear" w:color="auto" w:fill="F5F5F5"/>
+            <w:vAlign w:val="center"/>
+            <w:hideMark/>
+          </w:tcPr>
+          <w:p>
+            <w:pPr>
+              <w:rPr>
+                <w:b/>
+                <w:bCs/>
+              </w:rPr>
+            </w:pPr>
+            <w:r>
+              <w:rPr>
+                <w:b/>
+                <w:bCs/>
+              </w:rPr>
+              <w:t>Schedule</w:t>
+            </w:r>
+          </w:p>
+        </w:tc>
+      </w:tr>
+      <w:tr>
+        <w:trPr>
+          <w:tblCellSpacing w:w="15" w:type="dxa"/>
+        </w:trPr>
+        <w:tc>
+          <w:tcPr>
+            <w:tcW w:w="0" w:type="auto"/>
+            <w:tcBorders>
+              <w:top w:val="single" w:sz="6" w:space="0" w:color="E6E6E6"/>
+              <w:left w:val="single" w:sz="6" w:space="0" w:color="E6E6E6"/>
+              <w:bottom w:val="single" w:sz="6" w:space="0" w:color="E6E6E6"/>
+              <w:right w:val="single" w:sz="6" w:space="0" w:color="E6E6E6"/>
+            </w:tcBorders>
+            <w:vAlign w:val="center"/>
+            <w:hideMark/>
+          </w:tcPr>
+          <w:p>
+            <w:r>
+              <w:t>CRM Webhook Ingestion</w:t>
+            </w:r>
+          </w:p>
+        </w:tc>
+        <w:tc>
+          <w:tcPr>
+            <w:tcW w:w="0" w:type="auto"/>
+            <w:tcBorders>
+              <w:top w:val="single" w:sz="6" w:space="0" w:color="E6E6E6"/>
+              <w:left w:val="single" w:sz="6" w:space="0" w:color="E6E6E6"/>
+              <w:bottom w:val="single" w:sz="6" w:space="0" w:color="E6E6E6"/>
+              <w:right w:val="single" w:sz="6" w:space="0" w:color="E6E6E6"/>
+            </w:tcBorders>
+            <w:vAlign w:val="center"/>
+            <w:hideMark/>
+          </w:tcPr>
+          <w:p>
+            <w:r>
+              <w:t>Real-time</w:t>
+            </w:r>
+          </w:p>
+        </w:tc>
+      </w:tr>
+      <w:tr>
+        <w:trPr>
+          <w:tblCellSpacing w:w="15" w:type="dxa"/>
+        </w:trPr>
+        <w:tc>
+          <w:tcPr>
+            <w:tcW w:w="0" w:type="auto"/>
+            <w:tcBorders>
+              <w:top w:val="single" w:sz="6" w:space="0" w:color="E6E6E6"/>
+              <w:left w:val="single" w:sz="6" w:space="0" w:color="E6E6E6"/>
+              <w:bottom w:val="single" w:sz="6" w:space="0" w:color="E6E6E6"/>
+              <w:right w:val="single" w:sz="6" w:space="0" w:color="E6E6E6"/>
+            </w:tcBorders>
+            <w:vAlign w:val="center"/>
+            <w:hideMark/>
+          </w:tcPr>
+          <w:p>
+            <w:r>
+              <w:t>Calendly Webhook Ingestion</w:t>
+            </w:r>
+          </w:p>
+        </w:tc>
+        <w:tc>
+          <w:tcPr>
+            <w:tcW w:w="0" w:type="auto"/>
+            <w:tcBorders>
+              <w:top w:val="single" w:sz="6" w:space="0" w:color="E6E6E6"/>
+              <w:left w:val="single" w:sz="6" w:space="0" w:color="E6E6E6"/>
+              <w:bottom w:val="single" w:sz="6" w:space="0" w:color="E6E6E6"/>
+              <w:right w:val="single" w:sz="6" w:space="0" w:color="E6E6E6"/>
+            </w:tcBorders>
+            <w:vAlign w:val="center"/>
+            <w:hideMark/>
+          </w:tcPr>
+          <w:p>
+            <w:r>
+              <w:t>Real-time</w:t>
+            </w:r>
+          </w:p>
+        </w:tc>
+      </w:tr>
+      <w:tr>
+        <w:trPr>
+          <w:tblCellSpacing w:w="15" w:type="dxa"/>
+        </w:trPr>
+        <w:tc>
+          <w:tcPr>
+            <w:tcW w:w="0" w:type="auto"/>
+            <w:tcBorders>
+              <w:top w:val="single" w:sz="6" w:space="0" w:color="E6E6E6"/>
+              <w:left w:val="single" w:sz="6" w:space="0" w:color="E6E6E6"/>
+              <w:bottom w:val="single" w:sz="6" w:space="0" w:color="E6E6E6"/>
+              <w:right w:val="single" w:sz="6" w:space="0" w:color="E6E6E6"/>
+            </w:tcBorders>
+            <w:vAlign w:val="center"/>
+            <w:hideMark/>
+          </w:tcPr>
+          <w:p>
+            <w:proofErr w:type="spellStart"/>
+            <w:r>
+              <w:t>Wistia</w:t>
+            </w:r>
+            <w:proofErr w:type="spellEnd"/>
+            <w:r>
+              <w:t xml:space="preserve"> API Ingestion</w:t>
+            </w:r>
+          </w:p>
+        </w:tc>
+        <w:tc>
+          <w:tcPr>
+            <w:tcW w:w="0" w:type="auto"/>
+            <w:tcBorders>
+              <w:top w:val="single" w:sz="6" w:space="0" w:color="E6E6E6"/>
+              <w:left w:val="single" w:sz="6" w:space="0" w:color="E6E6E6"/>
+              <w:bottom w:val="single" w:sz="6" w:space="0" w:color="E6E6E6"/>
+              <w:right w:val="single" w:sz="6" w:space="0" w:color="E6E6E6"/>
+            </w:tcBorders>
+            <w:vAlign w:val="center"/>
+            <w:hideMark/>
+          </w:tcPr>
+          <w:p>
+            <w:r>
+              <w:t>Daily</w:t>
+            </w:r>
+          </w:p>
+        </w:tc>
+      </w:tr>
+      <w:tr>
+        <w:trPr>
+          <w:tblCellSpacing w:w="15" w:type="dxa"/>
+        </w:trPr>
+        <w:tc>
+          <w:tcPr>
+            <w:tcW w:w="0" w:type="auto"/>
+            <w:tcBorders>
+              <w:top w:val="single" w:sz="6" w:space="0" w:color="E6E6E6"/>
+              <w:left w:val="single" w:sz="6" w:space="0" w:color="E6E6E6"/>
+              <w:bottom w:val="single" w:sz="6" w:space="0" w:color="E6E6E6"/>
+              <w:right w:val="single" w:sz="6" w:space="0" w:color="E6E6E6"/>
+            </w:tcBorders>
+            <w:vAlign w:val="center"/>
+            <w:hideMark/>
+          </w:tcPr>
+          <w:p>
+            <w:r>
+              <w:t>Calendly Spend Ingestion</w:t>
+            </w:r>
+          </w:p>
+        </w:tc>
+        <w:tc>
+          <w:tcPr>
+            <w:tcW w:w="0" w:type="auto"/>
+            <w:tcBorders>
+              <w:top w:val="single" w:sz="6" w:space="0" w:color="E6E6E6"/>
+              <w:left w:val="single" w:sz="6" w:space="0" w:color="E6E6E6"/>
+              <w:bottom w:val="single" w:sz="6" w:space="0" w:color="E6E6E6"/>
+              <w:right w:val="single" w:sz="6" w:space="0" w:color="E6E6E6"/>
+            </w:tcBorders>
+            <w:vAlign w:val="center"/>
+            <w:hideMark/>
+          </w:tcPr>
+          <w:p>
+            <w:r>
+              <w:t>Daily</w:t>
+            </w:r>
+          </w:p>
+        </w:tc>
+      </w:tr>
+      <w:tr>
+        <w:trPr>
+          <w:tblCellSpacing w:w="15" w:type="dxa"/>
+        </w:trPr>
+        <w:tc>
+          <w:tcPr>
+            <w:tcW w:w="0" w:type="auto"/>
+            <w:tcBorders>
+              <w:top w:val="single" w:sz="6" w:space="0" w:color="E6E6E6"/>
+              <w:left w:val="single" w:sz="6" w:space="0" w:color="E6E6E6"/>
+              <w:bottom w:val="single" w:sz="6" w:space="0" w:color="E6E6E6"/>
+              <w:right w:val="single" w:sz="6" w:space="0" w:color="E6E6E6"/>
+            </w:tcBorders>
+            <w:vAlign w:val="center"/>
+            <w:hideMark/>
+          </w:tcPr>
+          <w:p>
+            <w:r>
+              <w:t>Glue Processing</w:t>
+            </w:r>
+          </w:p>
+        </w:tc>
+        <w:tc>
+          <w:tcPr>
+            <w:tcW w:w="0" w:type="auto"/>
+            <w:tcBorders>
+              <w:top w:val="single" w:sz="6" w:space="0" w:color="E6E6E6"/>
+              <w:left w:val="single" w:sz="6" w:space="0" w:color="E6E6E6"/>
+              <w:bottom w:val="single" w:sz="6" w:space="0" w:color="E6E6E6"/>
+              <w:right w:val="single" w:sz="6" w:space="0" w:color="E6E6E6"/>
+            </w:tcBorders>
+            <w:vAlign w:val="center"/>
+            <w:hideMark/>
+          </w:tcPr>
+          <w:p>
+            <w:r>
+              <w:t>Scheduled</w:t>
+            </w:r>
+          </w:p>
+        </w:tc>
+      </w:tr>
+      <w:tr>
+        <w:trPr>
+          <w:tblCellSpacing w:w="15" w:type="dxa"/>
+        </w:trPr>
+        <w:tc>
+          <w:tcPr>
+            <w:tcW w:w="0" w:type="auto"/>
+            <w:tcBorders>
+              <w:top w:val="single" w:sz="6" w:space="0" w:color="E6E6E6"/>
+              <w:left w:val="single" w:sz="6" w:space="0" w:color="E6E6E6"/>
+              <w:bottom w:val="single" w:sz="6" w:space="0" w:color="E6E6E6"/>
+              <w:right w:val="single" w:sz="6" w:space="0" w:color="E6E6E6"/>
+            </w:tcBorders>
+            <w:vAlign w:val="center"/>
+            <w:hideMark/>
+          </w:tcPr>
+          <w:p>
+            <w:r>
+              <w:t>CRM Enrichment Workflow</w:t>
+            </w:r>
+          </w:p>
+        </w:tc>
+        <w:tc>
+          <w:tcPr>
+            <w:tcW w:w="0" w:type="auto"/>
+            <w:tcBorders>
+              <w:top w:val="single" w:sz="6" w:space="0" w:color="E6E6E6"/>
+              <w:left w:val="single" w:sz="6" w:space="0" w:color="E6E6E6"/>
+              <w:bottom w:val="single" w:sz="6" w:space="0" w:color="E6E6E6"/>
+              <w:right w:val="single" w:sz="6" w:space="0" w:color="E6E6E6"/>
+            </w:tcBorders>
+            <w:vAlign w:val="center"/>
+            <w:hideMark/>
+          </w:tcPr>
+          <w:p>
+            <w:r>
+              <w:t>Event-driven with 15-minute delay</w:t>
+            </w:r>
+          </w:p>
+        </w:tc>
+      </w:tr>
+      <w:tr>
+        <w:trPr>
+          <w:tblCellSpacing w:w="15" w:type="dxa"/>
+        </w:trPr>
+        <w:tc>
+          <w:tcPr>
+            <w:tcW w:w="0" w:type="auto"/>
+            <w:tcBorders>
+              <w:top w:val="single" w:sz="6" w:space="0" w:color="E6E6E6"/>
+              <w:left w:val="single" w:sz="6" w:space="0" w:color="E6E6E6"/>
+              <w:bottom w:val="single" w:sz="6" w:space="0" w:color="E6E6E6"/>
+              <w:right w:val="single" w:sz="6" w:space="0" w:color="E6E6E6"/>
+            </w:tcBorders>
+            <w:vAlign w:val="center"/>
+            <w:hideMark/>
+          </w:tcPr>
+          <w:p>
+            <w:proofErr w:type="spellStart"/>
+            <w:r>
+              <w:lastRenderedPageBreak/>
+              <w:t>Streamlit</w:t>
+            </w:r>
+            <w:proofErr w:type="spellEnd"/>
+            <w:r>
+              <w:t xml:space="preserve"> Dashboard</w:t>
+            </w:r>
+          </w:p>
+        </w:tc>
+        <w:tc>
+          <w:tcPr>
+            <w:tcW w:w="0" w:type="auto"/>
+            <w:tcBorders>
+              <w:top w:val="single" w:sz="6" w:space="0" w:color="E6E6E6"/>
+              <w:left w:val="single" w:sz="6" w:space="0" w:color="E6E6E6"/>
+              <w:bottom w:val="single" w:sz="6" w:space="0" w:color="E6E6E6"/>
+              <w:right w:val="single" w:sz="6" w:space="0" w:color="E6E6E6"/>
+            </w:tcBorders>
+            <w:vAlign w:val="center"/>
+            <w:hideMark/>
+          </w:tcPr>
+          <w:p>
+            <w:r>
+              <w:t>Continuously Available</w:t>
+            </w:r>
+          </w:p>
+        </w:tc>
+      </w:tr>
+    </w:tbl>
+    <w:p>
+      <w:r>
+        <w:pict w14:anchorId="5574211D">
+          <v:rect id="_x0000_i1268" style="width:0;height:1.5pt" o:hralign="center" o:hrstd="t" o:hr="t" fillcolor="#a0a0a0" stroked="f"/>
+        </w:pict>
       </w:r>
     </w:p>
     <w:p>
@@ -2602,62 +4588,58 @@
     </w:p>
     <w:p>
       <w:r>
-        <w:t>Before implementation:</w:t>
-      </w:r>
-    </w:p>
-    <w:p>
-      <w:pPr>
-        <w:numPr>
-          <w:ilvl w:val="0"/>
-          <w:numId w:val="28"/>
-        </w:numPr>
-      </w:pPr>
-      <w:r>
-        <w:t>SMEs must approve:</w:t>
-      </w:r>
-    </w:p>
-    <w:p>
-      <w:pPr>
-        <w:numPr>
-          <w:ilvl w:val="1"/>
-          <w:numId w:val="28"/>
-        </w:numPr>
-      </w:pPr>
-      <w:r>
-        <w:t>Architecture diagram</w:t>
-      </w:r>
-    </w:p>
-    <w:p>
-      <w:pPr>
-        <w:numPr>
-          <w:ilvl w:val="1"/>
-          <w:numId w:val="28"/>
-        </w:numPr>
-      </w:pPr>
-      <w:r>
-        <w:t>System design document</w:t>
-      </w:r>
-    </w:p>
-    <w:p>
-      <w:pPr>
-        <w:numPr>
-          <w:ilvl w:val="1"/>
-          <w:numId w:val="28"/>
-        </w:numPr>
-      </w:pPr>
-      <w:r>
-        <w:t>Data model</w:t>
-      </w:r>
-    </w:p>
-    <w:p>
-      <w:pPr>
-        <w:numPr>
-          <w:ilvl w:val="1"/>
-          <w:numId w:val="28"/>
-        </w:numPr>
-      </w:pPr>
-      <w:r>
-        <w:t>Transformation logic</w:t>
+        <w:t>Prior to implementation, SMEs must approve:</w:t>
+      </w:r>
+    </w:p>
+    <w:p>
+      <w:pPr>
+        <w:numPr>
+          <w:ilvl w:val="0"/>
+          <w:numId w:val="41"/>
+        </w:numPr>
+      </w:pPr>
+      <w:r>
+        <w:t>Architecture Diagram</w:t>
+      </w:r>
+    </w:p>
+    <w:p>
+      <w:pPr>
+        <w:numPr>
+          <w:ilvl w:val="0"/>
+          <w:numId w:val="41"/>
+        </w:numPr>
+      </w:pPr>
+      <w:r>
+        <w:t>System Design Document</w:t>
+      </w:r>
+    </w:p>
+    <w:p>
+      <w:pPr>
+        <w:numPr>
+          <w:ilvl w:val="0"/>
+          <w:numId w:val="41"/>
+        </w:numPr>
+      </w:pPr>
+      <w:r>
+        <w:t>Data Model</w:t>
+      </w:r>
+    </w:p>
+    <w:p>
+      <w:pPr>
+        <w:numPr>
+          <w:ilvl w:val="0"/>
+          <w:numId w:val="41"/>
+        </w:numPr>
+      </w:pPr>
+      <w:r>
+        <w:t>Transformation Logic</w:t>
+      </w:r>
+    </w:p>
+    <w:p>
+      <w:r>
+        <w:pict w14:anchorId="63274B3F">
+          <v:rect id="_x0000_i1269" style="width:0;height:1.5pt" o:hralign="center" o:hrstd="t" o:hr="t" fillcolor="#a0a0a0" stroked="f"/>
+        </w:pict>
       </w:r>
     </w:p>
     <w:p>
@@ -2676,47 +4658,74 @@
       </w:r>
     </w:p>
     <w:p>
-      <w:pPr>
-        <w:numPr>
-          <w:ilvl w:val="0"/>
-          <w:numId w:val="29"/>
-        </w:numPr>
-      </w:pPr>
-      <w:r>
-        <w:t>Architecture diagram (draw.io)</w:t>
-      </w:r>
-    </w:p>
-    <w:p>
-      <w:pPr>
-        <w:numPr>
-          <w:ilvl w:val="0"/>
-          <w:numId w:val="29"/>
-        </w:numPr>
-      </w:pPr>
-      <w:r>
-        <w:t>Data model schemas</w:t>
-      </w:r>
-    </w:p>
-    <w:p>
-      <w:pPr>
-        <w:numPr>
-          <w:ilvl w:val="0"/>
-          <w:numId w:val="29"/>
-        </w:numPr>
-      </w:pPr>
-      <w:r>
-        <w:t>Glue job specifications</w:t>
-      </w:r>
-    </w:p>
-    <w:p>
-      <w:pPr>
-        <w:numPr>
-          <w:ilvl w:val="0"/>
-          <w:numId w:val="29"/>
-        </w:numPr>
-      </w:pPr>
-      <w:r>
-        <w:t>Lambda function specifications</w:t>
+      <w:r>
+        <w:t>Includes:</w:t>
+      </w:r>
+    </w:p>
+    <w:p>
+      <w:pPr>
+        <w:numPr>
+          <w:ilvl w:val="0"/>
+          <w:numId w:val="42"/>
+        </w:numPr>
+      </w:pPr>
+      <w:r>
+        <w:t>Draw.io Architecture Diagram</w:t>
+      </w:r>
+    </w:p>
+    <w:p>
+      <w:pPr>
+        <w:numPr>
+          <w:ilvl w:val="0"/>
+          <w:numId w:val="42"/>
+        </w:numPr>
+      </w:pPr>
+      <w:r>
+        <w:t>Lambda Specifications</w:t>
+      </w:r>
+    </w:p>
+    <w:p>
+      <w:pPr>
+        <w:numPr>
+          <w:ilvl w:val="0"/>
+          <w:numId w:val="42"/>
+        </w:numPr>
+      </w:pPr>
+      <w:r>
+        <w:t>Glue Job Specifications</w:t>
+      </w:r>
+    </w:p>
+    <w:p>
+      <w:pPr>
+        <w:numPr>
+          <w:ilvl w:val="0"/>
+          <w:numId w:val="42"/>
+        </w:numPr>
+      </w:pPr>
+      <w:r>
+        <w:t>Athena Table Schemas</w:t>
+      </w:r>
+    </w:p>
+    <w:p>
+      <w:pPr>
+        <w:numPr>
+          <w:ilvl w:val="0"/>
+          <w:numId w:val="42"/>
+        </w:numPr>
+      </w:pPr>
+      <w:r>
+        <w:t>Dashboard Screenshots</w:t>
+      </w:r>
+    </w:p>
+    <w:p>
+      <w:pPr>
+        <w:numPr>
+          <w:ilvl w:val="0"/>
+          <w:numId w:val="42"/>
+        </w:numPr>
+      </w:pPr>
+      <w:r>
+        <w:t>Gold Layer Data Model Documentation</w:t>
       </w:r>
     </w:p>
     <w:p/>
@@ -2733,9 +4742,9 @@
 <file path=word/numbering.xml><?xml version="1.0" encoding="utf-8"?>
 <w:numbering xmlns:wpc="http://schemas.microsoft.com/office/word/2010/wordprocessingCanvas" xmlns:cx="http://schemas.microsoft.com/office/drawing/2014/chartex" xmlns:cx1="http://schemas.microsoft.com/office/drawing/2015/9/8/chartex" xmlns:cx2="http://schemas.microsoft.com/office/drawing/2015/10/21/chartex" xmlns:cx3="http://schemas.microsoft.com/office/drawing/2016/5/9/chartex" xmlns:cx4="http://schemas.microsoft.com/office/drawing/2016/5/10/chartex" xmlns:cx5="http://schemas.microsoft.com/office/drawing/2016/5/11/chartex" xmlns:cx6="http://schemas.microsoft.com/office/drawing/2016/5/12/chartex" xmlns:cx7="http://schemas.microsoft.com/office/drawing/2016/5/13/chartex" xmlns:cx8="http://schemas.microsoft.com/office/drawing/2016/5/14/chartex" xmlns:mc="http://schemas.openxmlformats.org/markup-compatibility/2006" xmlns:aink="http://schemas.microsoft.com/office/drawing/2016/ink" xmlns:am3d="http://schemas.microsoft.com/office/drawing/2017/model3d" xmlns:o="urn:schemas-microsoft-com:office:office" xmlns:oel="http://schemas.microsoft.com/office/2019/extlst" xmlns:r="http://schemas.openxmlformats.org/officeDocument/2006/relationships" xmlns:m="http://schemas.openxmlformats.org/officeDocument/2006/math" xmlns:v="urn:schemas-microsoft-com:vml" xmlns:wp14="http://schemas.microsoft.com/office/word/2010/wordprocessingDrawing" xmlns:wp="http://schemas.openxmlformats.org/drawingml/2006/wordprocessingDrawing" xmlns:w10="urn:schemas-microsoft-com:office:word" xmlns:w="http://schemas.openxmlformats.org/wordprocessingml/2006/main" xmlns:w14="http://schemas.microsoft.com/office/word/2010/wordml" xmlns:w15="http://schemas.microsoft.com/office/word/2012/wordml" xmlns:w16cex="http://schemas.microsoft.com/office/word/2018/wordml/cex" xmlns:w16cid="http://schemas.microsoft.com/office/word/2016/wordml/cid" xmlns:w16="http://schemas.microsoft.com/office/word/2018/wordml" xmlns:w16du="http://schemas.microsoft.com/office/word/2023/wordml/word16du" xmlns:w16sdtdh="http://schemas.microsoft.com/office/word/2020/wordml/sdtdatahash" xmlns:w16sdtfl="http://schemas.microsoft.com/office/word/2024/wordml/sdtformatlock" xmlns:w16se="http://schemas.microsoft.com/office/word/2015/wordml/symex" xmlns:wpg="http://schemas.microsoft.com/office/word/2010/wordprocessingGroup" xmlns:wpi="http://schemas.microsoft.com/office/word/2010/wordprocessingInk" xmlns:wne="http://schemas.microsoft.com/office/word/2006/wordml" xmlns:wps="http://schemas.microsoft.com/office/word/2010/wordprocessingShape" mc:Ignorable="w14 w15 w16se w16cid w16 w16cex w16sdtdh w16sdtfl w16du wp14">
   <w:abstractNum w:abstractNumId="0" w15:restartNumberingAfterBreak="0">
-    <w:nsid w:val="001D02C3"/>
+    <w:nsid w:val="005F6BD9"/>
     <w:multiLevelType w:val="multilevel"/>
-    <w:tmpl w:val="692A103E"/>
+    <w:tmpl w:val="57524B30"/>
     <w:lvl w:ilvl="0">
       <w:start w:val="1"/>
       <w:numFmt w:val="bullet"/>
@@ -2882,9 +4891,9 @@
     </w:lvl>
   </w:abstractNum>
   <w:abstractNum w:abstractNumId="1" w15:restartNumberingAfterBreak="0">
-    <w:nsid w:val="01793369"/>
+    <w:nsid w:val="0147355D"/>
     <w:multiLevelType w:val="multilevel"/>
-    <w:tmpl w:val="0A269A7A"/>
+    <w:tmpl w:val="FA7C0D5A"/>
     <w:lvl w:ilvl="0">
       <w:start w:val="1"/>
       <w:numFmt w:val="bullet"/>
@@ -3031,9 +5040,9 @@
     </w:lvl>
   </w:abstractNum>
   <w:abstractNum w:abstractNumId="2" w15:restartNumberingAfterBreak="0">
-    <w:nsid w:val="01DF6AB1"/>
+    <w:nsid w:val="04C102B1"/>
     <w:multiLevelType w:val="multilevel"/>
-    <w:tmpl w:val="C7A6A218"/>
+    <w:tmpl w:val="C32C1F02"/>
     <w:lvl w:ilvl="0">
       <w:start w:val="1"/>
       <w:numFmt w:val="bullet"/>
@@ -3180,9 +5189,9 @@
     </w:lvl>
   </w:abstractNum>
   <w:abstractNum w:abstractNumId="3" w15:restartNumberingAfterBreak="0">
-    <w:nsid w:val="059B4BDC"/>
+    <w:nsid w:val="063C51B1"/>
     <w:multiLevelType w:val="multilevel"/>
-    <w:tmpl w:val="13A630CE"/>
+    <w:tmpl w:val="772E8308"/>
     <w:lvl w:ilvl="0">
       <w:start w:val="1"/>
       <w:numFmt w:val="bullet"/>
@@ -3329,9 +5338,9 @@
     </w:lvl>
   </w:abstractNum>
   <w:abstractNum w:abstractNumId="4" w15:restartNumberingAfterBreak="0">
-    <w:nsid w:val="09761747"/>
+    <w:nsid w:val="0792150C"/>
     <w:multiLevelType w:val="multilevel"/>
-    <w:tmpl w:val="80CC819C"/>
+    <w:tmpl w:val="4498D522"/>
     <w:lvl w:ilvl="0">
       <w:start w:val="1"/>
       <w:numFmt w:val="bullet"/>
@@ -3478,9 +5487,9 @@
     </w:lvl>
   </w:abstractNum>
   <w:abstractNum w:abstractNumId="5" w15:restartNumberingAfterBreak="0">
-    <w:nsid w:val="0CDF6A08"/>
+    <w:nsid w:val="087A57B0"/>
     <w:multiLevelType w:val="multilevel"/>
-    <w:tmpl w:val="1488E1F2"/>
+    <w:tmpl w:val="72F45D14"/>
     <w:lvl w:ilvl="0">
       <w:start w:val="1"/>
       <w:numFmt w:val="bullet"/>
@@ -3627,9 +5636,9 @@
     </w:lvl>
   </w:abstractNum>
   <w:abstractNum w:abstractNumId="6" w15:restartNumberingAfterBreak="0">
-    <w:nsid w:val="0D977C22"/>
+    <w:nsid w:val="15E472EA"/>
     <w:multiLevelType w:val="multilevel"/>
-    <w:tmpl w:val="FDA2BF96"/>
+    <w:tmpl w:val="B5F891FA"/>
     <w:lvl w:ilvl="0">
       <w:start w:val="1"/>
       <w:numFmt w:val="bullet"/>
@@ -3776,9 +5785,9 @@
     </w:lvl>
   </w:abstractNum>
   <w:abstractNum w:abstractNumId="7" w15:restartNumberingAfterBreak="0">
-    <w:nsid w:val="118840F5"/>
+    <w:nsid w:val="19BD16DC"/>
     <w:multiLevelType w:val="multilevel"/>
-    <w:tmpl w:val="76B223E4"/>
+    <w:tmpl w:val="3A10CB8E"/>
     <w:lvl w:ilvl="0">
       <w:start w:val="1"/>
       <w:numFmt w:val="bullet"/>
@@ -3925,9 +5934,9 @@
     </w:lvl>
   </w:abstractNum>
   <w:abstractNum w:abstractNumId="8" w15:restartNumberingAfterBreak="0">
-    <w:nsid w:val="1533699B"/>
+    <w:nsid w:val="1BF82FEC"/>
     <w:multiLevelType w:val="multilevel"/>
-    <w:tmpl w:val="6A5E29A0"/>
+    <w:tmpl w:val="4816D7A4"/>
     <w:lvl w:ilvl="0">
       <w:start w:val="1"/>
       <w:numFmt w:val="bullet"/>
@@ -4074,9 +6083,9 @@
     </w:lvl>
   </w:abstractNum>
   <w:abstractNum w:abstractNumId="9" w15:restartNumberingAfterBreak="0">
-    <w:nsid w:val="1B7813C4"/>
+    <w:nsid w:val="1F007511"/>
     <w:multiLevelType w:val="multilevel"/>
-    <w:tmpl w:val="FB3CB060"/>
+    <w:tmpl w:val="9E0A92E0"/>
     <w:lvl w:ilvl="0">
       <w:start w:val="1"/>
       <w:numFmt w:val="bullet"/>
@@ -4223,9 +6232,9 @@
     </w:lvl>
   </w:abstractNum>
   <w:abstractNum w:abstractNumId="10" w15:restartNumberingAfterBreak="0">
-    <w:nsid w:val="1C41235F"/>
+    <w:nsid w:val="21A26A0C"/>
     <w:multiLevelType w:val="multilevel"/>
-    <w:tmpl w:val="76CCE34E"/>
+    <w:tmpl w:val="4F38B128"/>
     <w:lvl w:ilvl="0">
       <w:start w:val="1"/>
       <w:numFmt w:val="bullet"/>
@@ -4372,9 +6381,9 @@
     </w:lvl>
   </w:abstractNum>
   <w:abstractNum w:abstractNumId="11" w15:restartNumberingAfterBreak="0">
-    <w:nsid w:val="1CC849B1"/>
+    <w:nsid w:val="234E17D4"/>
     <w:multiLevelType w:val="multilevel"/>
-    <w:tmpl w:val="7A940752"/>
+    <w:tmpl w:val="A7E0BF9C"/>
     <w:lvl w:ilvl="0">
       <w:start w:val="1"/>
       <w:numFmt w:val="bullet"/>
@@ -4391,7 +6400,7 @@
         <w:sz w:val="20"/>
       </w:rPr>
     </w:lvl>
-    <w:lvl w:ilvl="1">
+    <w:lvl w:ilvl="1" w:tentative="1">
       <w:start w:val="1"/>
       <w:numFmt w:val="bullet"/>
       <w:lvlText w:val="o"/>
@@ -4521,9 +6530,9 @@
     </w:lvl>
   </w:abstractNum>
   <w:abstractNum w:abstractNumId="12" w15:restartNumberingAfterBreak="0">
-    <w:nsid w:val="1D1C00AA"/>
+    <w:nsid w:val="2ADA1656"/>
     <w:multiLevelType w:val="multilevel"/>
-    <w:tmpl w:val="646627A6"/>
+    <w:tmpl w:val="48B6DF4E"/>
     <w:lvl w:ilvl="0">
       <w:start w:val="1"/>
       <w:numFmt w:val="bullet"/>
@@ -4670,9 +6679,9 @@
     </w:lvl>
   </w:abstractNum>
   <w:abstractNum w:abstractNumId="13" w15:restartNumberingAfterBreak="0">
-    <w:nsid w:val="23B87830"/>
+    <w:nsid w:val="2B2E444B"/>
     <w:multiLevelType w:val="multilevel"/>
-    <w:tmpl w:val="1BB8A62E"/>
+    <w:tmpl w:val="51B6034C"/>
     <w:lvl w:ilvl="0">
       <w:start w:val="1"/>
       <w:numFmt w:val="bullet"/>
@@ -4819,13 +6828,13 @@
     </w:lvl>
   </w:abstractNum>
   <w:abstractNum w:abstractNumId="14" w15:restartNumberingAfterBreak="0">
-    <w:nsid w:val="25CC3B6A"/>
+    <w:nsid w:val="2C6B5180"/>
     <w:multiLevelType w:val="multilevel"/>
-    <w:tmpl w:val="FDCAF8D6"/>
+    <w:tmpl w:val="BA24A3DE"/>
     <w:lvl w:ilvl="0">
       <w:start w:val="1"/>
-      <w:numFmt w:val="decimal"/>
-      <w:lvlText w:val="%1."/>
+      <w:numFmt w:val="bullet"/>
+      <w:lvlText w:val=""/>
       <w:lvlJc w:val="left"/>
       <w:pPr>
         <w:tabs>
@@ -4833,11 +6842,15 @@
         </w:tabs>
         <w:ind w:left="720" w:hanging="360"/>
       </w:pPr>
+      <w:rPr>
+        <w:rFonts w:ascii="Symbol" w:hAnsi="Symbol" w:hint="default"/>
+        <w:sz w:val="20"/>
+      </w:rPr>
     </w:lvl>
     <w:lvl w:ilvl="1" w:tentative="1">
       <w:start w:val="1"/>
-      <w:numFmt w:val="decimal"/>
-      <w:lvlText w:val="%2."/>
+      <w:numFmt w:val="bullet"/>
+      <w:lvlText w:val="o"/>
       <w:lvlJc w:val="left"/>
       <w:pPr>
         <w:tabs>
@@ -4845,11 +6858,15 @@
         </w:tabs>
         <w:ind w:left="1440" w:hanging="360"/>
       </w:pPr>
+      <w:rPr>
+        <w:rFonts w:ascii="Courier New" w:hAnsi="Courier New" w:hint="default"/>
+        <w:sz w:val="20"/>
+      </w:rPr>
     </w:lvl>
     <w:lvl w:ilvl="2" w:tentative="1">
       <w:start w:val="1"/>
-      <w:numFmt w:val="decimal"/>
-      <w:lvlText w:val="%3."/>
+      <w:numFmt w:val="bullet"/>
+      <w:lvlText w:val=""/>
       <w:lvlJc w:val="left"/>
       <w:pPr>
         <w:tabs>
@@ -4857,11 +6874,15 @@
         </w:tabs>
         <w:ind w:left="2160" w:hanging="360"/>
       </w:pPr>
+      <w:rPr>
+        <w:rFonts w:ascii="Wingdings" w:hAnsi="Wingdings" w:hint="default"/>
+        <w:sz w:val="20"/>
+      </w:rPr>
     </w:lvl>
     <w:lvl w:ilvl="3" w:tentative="1">
       <w:start w:val="1"/>
-      <w:numFmt w:val="decimal"/>
-      <w:lvlText w:val="%4."/>
+      <w:numFmt w:val="bullet"/>
+      <w:lvlText w:val=""/>
       <w:lvlJc w:val="left"/>
       <w:pPr>
         <w:tabs>
@@ -4869,11 +6890,15 @@
         </w:tabs>
         <w:ind w:left="2880" w:hanging="360"/>
       </w:pPr>
+      <w:rPr>
+        <w:rFonts w:ascii="Wingdings" w:hAnsi="Wingdings" w:hint="default"/>
+        <w:sz w:val="20"/>
+      </w:rPr>
     </w:lvl>
     <w:lvl w:ilvl="4" w:tentative="1">
       <w:start w:val="1"/>
-      <w:numFmt w:val="decimal"/>
-      <w:lvlText w:val="%5."/>
+      <w:numFmt w:val="bullet"/>
+      <w:lvlText w:val=""/>
       <w:lvlJc w:val="left"/>
       <w:pPr>
         <w:tabs>
@@ -4881,11 +6906,15 @@
         </w:tabs>
         <w:ind w:left="3600" w:hanging="360"/>
       </w:pPr>
+      <w:rPr>
+        <w:rFonts w:ascii="Wingdings" w:hAnsi="Wingdings" w:hint="default"/>
+        <w:sz w:val="20"/>
+      </w:rPr>
     </w:lvl>
     <w:lvl w:ilvl="5" w:tentative="1">
       <w:start w:val="1"/>
-      <w:numFmt w:val="decimal"/>
-      <w:lvlText w:val="%6."/>
+      <w:numFmt w:val="bullet"/>
+      <w:lvlText w:val=""/>
       <w:lvlJc w:val="left"/>
       <w:pPr>
         <w:tabs>
@@ -4893,11 +6922,15 @@
         </w:tabs>
         <w:ind w:left="4320" w:hanging="360"/>
       </w:pPr>
+      <w:rPr>
+        <w:rFonts w:ascii="Wingdings" w:hAnsi="Wingdings" w:hint="default"/>
+        <w:sz w:val="20"/>
+      </w:rPr>
     </w:lvl>
     <w:lvl w:ilvl="6" w:tentative="1">
       <w:start w:val="1"/>
-      <w:numFmt w:val="decimal"/>
-      <w:lvlText w:val="%7."/>
+      <w:numFmt w:val="bullet"/>
+      <w:lvlText w:val=""/>
       <w:lvlJc w:val="left"/>
       <w:pPr>
         <w:tabs>
@@ -4905,11 +6938,15 @@
         </w:tabs>
         <w:ind w:left="5040" w:hanging="360"/>
       </w:pPr>
+      <w:rPr>
+        <w:rFonts w:ascii="Wingdings" w:hAnsi="Wingdings" w:hint="default"/>
+        <w:sz w:val="20"/>
+      </w:rPr>
     </w:lvl>
     <w:lvl w:ilvl="7" w:tentative="1">
       <w:start w:val="1"/>
-      <w:numFmt w:val="decimal"/>
-      <w:lvlText w:val="%8."/>
+      <w:numFmt w:val="bullet"/>
+      <w:lvlText w:val=""/>
       <w:lvlJc w:val="left"/>
       <w:pPr>
         <w:tabs>
@@ -4917,11 +6954,15 @@
         </w:tabs>
         <w:ind w:left="5760" w:hanging="360"/>
       </w:pPr>
+      <w:rPr>
+        <w:rFonts w:ascii="Wingdings" w:hAnsi="Wingdings" w:hint="default"/>
+        <w:sz w:val="20"/>
+      </w:rPr>
     </w:lvl>
     <w:lvl w:ilvl="8" w:tentative="1">
       <w:start w:val="1"/>
-      <w:numFmt w:val="decimal"/>
-      <w:lvlText w:val="%9."/>
+      <w:numFmt w:val="bullet"/>
+      <w:lvlText w:val=""/>
       <w:lvlJc w:val="left"/>
       <w:pPr>
         <w:tabs>
@@ -4929,12 +6970,16 @@
         </w:tabs>
         <w:ind w:left="6480" w:hanging="360"/>
       </w:pPr>
+      <w:rPr>
+        <w:rFonts w:ascii="Wingdings" w:hAnsi="Wingdings" w:hint="default"/>
+        <w:sz w:val="20"/>
+      </w:rPr>
     </w:lvl>
   </w:abstractNum>
   <w:abstractNum w:abstractNumId="15" w15:restartNumberingAfterBreak="0">
-    <w:nsid w:val="26C62D2A"/>
+    <w:nsid w:val="2CD75FB1"/>
     <w:multiLevelType w:val="multilevel"/>
-    <w:tmpl w:val="99D4BF32"/>
+    <w:tmpl w:val="C6EE4C00"/>
     <w:lvl w:ilvl="0">
       <w:start w:val="1"/>
       <w:numFmt w:val="bullet"/>
@@ -5081,9 +7126,9 @@
     </w:lvl>
   </w:abstractNum>
   <w:abstractNum w:abstractNumId="16" w15:restartNumberingAfterBreak="0">
-    <w:nsid w:val="2C8F333D"/>
+    <w:nsid w:val="31041571"/>
     <w:multiLevelType w:val="multilevel"/>
-    <w:tmpl w:val="C1BCD07A"/>
+    <w:tmpl w:val="7932EA20"/>
     <w:lvl w:ilvl="0">
       <w:start w:val="1"/>
       <w:numFmt w:val="bullet"/>
@@ -5230,9 +7275,9 @@
     </w:lvl>
   </w:abstractNum>
   <w:abstractNum w:abstractNumId="17" w15:restartNumberingAfterBreak="0">
-    <w:nsid w:val="2CF30F96"/>
+    <w:nsid w:val="365A5AF1"/>
     <w:multiLevelType w:val="multilevel"/>
-    <w:tmpl w:val="1D0A5882"/>
+    <w:tmpl w:val="1ADEF5D2"/>
     <w:lvl w:ilvl="0">
       <w:start w:val="1"/>
       <w:numFmt w:val="bullet"/>
@@ -5379,9 +7424,9 @@
     </w:lvl>
   </w:abstractNum>
   <w:abstractNum w:abstractNumId="18" w15:restartNumberingAfterBreak="0">
-    <w:nsid w:val="2E412E92"/>
+    <w:nsid w:val="385971BB"/>
     <w:multiLevelType w:val="multilevel"/>
-    <w:tmpl w:val="AD342038"/>
+    <w:tmpl w:val="CFE05684"/>
     <w:lvl w:ilvl="0">
       <w:start w:val="1"/>
       <w:numFmt w:val="bullet"/>
@@ -5528,9 +7573,9 @@
     </w:lvl>
   </w:abstractNum>
   <w:abstractNum w:abstractNumId="19" w15:restartNumberingAfterBreak="0">
-    <w:nsid w:val="2EBF189B"/>
+    <w:nsid w:val="3880432F"/>
     <w:multiLevelType w:val="multilevel"/>
-    <w:tmpl w:val="4BF8CCD8"/>
+    <w:tmpl w:val="243C62A6"/>
     <w:lvl w:ilvl="0">
       <w:start w:val="1"/>
       <w:numFmt w:val="bullet"/>
@@ -5677,9 +7722,9 @@
     </w:lvl>
   </w:abstractNum>
   <w:abstractNum w:abstractNumId="20" w15:restartNumberingAfterBreak="0">
-    <w:nsid w:val="36A5098C"/>
+    <w:nsid w:val="40263A34"/>
     <w:multiLevelType w:val="multilevel"/>
-    <w:tmpl w:val="BFF81264"/>
+    <w:tmpl w:val="2F58C44A"/>
     <w:lvl w:ilvl="0">
       <w:start w:val="1"/>
       <w:numFmt w:val="bullet"/>
@@ -5826,9 +7871,9 @@
     </w:lvl>
   </w:abstractNum>
   <w:abstractNum w:abstractNumId="21" w15:restartNumberingAfterBreak="0">
-    <w:nsid w:val="3A102F2E"/>
+    <w:nsid w:val="41EE1702"/>
     <w:multiLevelType w:val="multilevel"/>
-    <w:tmpl w:val="8D3CE304"/>
+    <w:tmpl w:val="D79E5418"/>
     <w:lvl w:ilvl="0">
       <w:start w:val="1"/>
       <w:numFmt w:val="bullet"/>
@@ -5975,9 +8020,9 @@
     </w:lvl>
   </w:abstractNum>
   <w:abstractNum w:abstractNumId="22" w15:restartNumberingAfterBreak="0">
-    <w:nsid w:val="456A3E86"/>
+    <w:nsid w:val="443D25B0"/>
     <w:multiLevelType w:val="multilevel"/>
-    <w:tmpl w:val="C3647D84"/>
+    <w:tmpl w:val="F3F237B4"/>
     <w:lvl w:ilvl="0">
       <w:start w:val="1"/>
       <w:numFmt w:val="bullet"/>
@@ -6124,9 +8169,9 @@
     </w:lvl>
   </w:abstractNum>
   <w:abstractNum w:abstractNumId="23" w15:restartNumberingAfterBreak="0">
-    <w:nsid w:val="551B4381"/>
+    <w:nsid w:val="48467B3E"/>
     <w:multiLevelType w:val="multilevel"/>
-    <w:tmpl w:val="C4FEF3A0"/>
+    <w:tmpl w:val="A7842588"/>
     <w:lvl w:ilvl="0">
       <w:start w:val="1"/>
       <w:numFmt w:val="bullet"/>
@@ -6273,9 +8318,9 @@
     </w:lvl>
   </w:abstractNum>
   <w:abstractNum w:abstractNumId="24" w15:restartNumberingAfterBreak="0">
-    <w:nsid w:val="5C932E02"/>
+    <w:nsid w:val="51002F30"/>
     <w:multiLevelType w:val="multilevel"/>
-    <w:tmpl w:val="82382F34"/>
+    <w:tmpl w:val="03C05B3E"/>
     <w:lvl w:ilvl="0">
       <w:start w:val="1"/>
       <w:numFmt w:val="bullet"/>
@@ -6422,9 +8467,9 @@
     </w:lvl>
   </w:abstractNum>
   <w:abstractNum w:abstractNumId="25" w15:restartNumberingAfterBreak="0">
-    <w:nsid w:val="5F90596C"/>
+    <w:nsid w:val="53674A97"/>
     <w:multiLevelType w:val="multilevel"/>
-    <w:tmpl w:val="89F290B8"/>
+    <w:tmpl w:val="8C448056"/>
     <w:lvl w:ilvl="0">
       <w:start w:val="1"/>
       <w:numFmt w:val="bullet"/>
@@ -6571,9 +8616,9 @@
     </w:lvl>
   </w:abstractNum>
   <w:abstractNum w:abstractNumId="26" w15:restartNumberingAfterBreak="0">
-    <w:nsid w:val="63C07B9B"/>
+    <w:nsid w:val="58C25C0E"/>
     <w:multiLevelType w:val="multilevel"/>
-    <w:tmpl w:val="6EEA60D8"/>
+    <w:tmpl w:val="7EB45870"/>
     <w:lvl w:ilvl="0">
       <w:start w:val="1"/>
       <w:numFmt w:val="bullet"/>
@@ -6590,7 +8635,7 @@
         <w:sz w:val="20"/>
       </w:rPr>
     </w:lvl>
-    <w:lvl w:ilvl="1">
+    <w:lvl w:ilvl="1" w:tentative="1">
       <w:start w:val="1"/>
       <w:numFmt w:val="bullet"/>
       <w:lvlText w:val="o"/>
@@ -6720,9 +8765,9 @@
     </w:lvl>
   </w:abstractNum>
   <w:abstractNum w:abstractNumId="27" w15:restartNumberingAfterBreak="0">
-    <w:nsid w:val="6C9138A6"/>
+    <w:nsid w:val="5DA13ABE"/>
     <w:multiLevelType w:val="multilevel"/>
-    <w:tmpl w:val="F6C2F2E8"/>
+    <w:tmpl w:val="B7A0FA8C"/>
     <w:lvl w:ilvl="0">
       <w:start w:val="1"/>
       <w:numFmt w:val="bullet"/>
@@ -6869,9 +8914,9 @@
     </w:lvl>
   </w:abstractNum>
   <w:abstractNum w:abstractNumId="28" w15:restartNumberingAfterBreak="0">
-    <w:nsid w:val="709E29EE"/>
+    <w:nsid w:val="5E9A7F64"/>
     <w:multiLevelType w:val="multilevel"/>
-    <w:tmpl w:val="B82AABD2"/>
+    <w:tmpl w:val="0B2CFD2E"/>
     <w:lvl w:ilvl="0">
       <w:start w:val="1"/>
       <w:numFmt w:val="bullet"/>
@@ -7017,93 +9062,2070 @@
       </w:rPr>
     </w:lvl>
   </w:abstractNum>
-  <w:num w:numId="1" w16cid:durableId="83890838">
+  <w:abstractNum w:abstractNumId="29" w15:restartNumberingAfterBreak="0">
+    <w:nsid w:val="634C2768"/>
+    <w:multiLevelType w:val="multilevel"/>
+    <w:tmpl w:val="E95033E2"/>
+    <w:lvl w:ilvl="0">
+      <w:start w:val="1"/>
+      <w:numFmt w:val="bullet"/>
+      <w:lvlText w:val=""/>
+      <w:lvlJc w:val="left"/>
+      <w:pPr>
+        <w:tabs>
+          <w:tab w:val="num" w:pos="720"/>
+        </w:tabs>
+        <w:ind w:left="720" w:hanging="360"/>
+      </w:pPr>
+      <w:rPr>
+        <w:rFonts w:ascii="Symbol" w:hAnsi="Symbol" w:hint="default"/>
+        <w:sz w:val="20"/>
+      </w:rPr>
+    </w:lvl>
+    <w:lvl w:ilvl="1" w:tentative="1">
+      <w:start w:val="1"/>
+      <w:numFmt w:val="bullet"/>
+      <w:lvlText w:val="o"/>
+      <w:lvlJc w:val="left"/>
+      <w:pPr>
+        <w:tabs>
+          <w:tab w:val="num" w:pos="1440"/>
+        </w:tabs>
+        <w:ind w:left="1440" w:hanging="360"/>
+      </w:pPr>
+      <w:rPr>
+        <w:rFonts w:ascii="Courier New" w:hAnsi="Courier New" w:hint="default"/>
+        <w:sz w:val="20"/>
+      </w:rPr>
+    </w:lvl>
+    <w:lvl w:ilvl="2" w:tentative="1">
+      <w:start w:val="1"/>
+      <w:numFmt w:val="bullet"/>
+      <w:lvlText w:val=""/>
+      <w:lvlJc w:val="left"/>
+      <w:pPr>
+        <w:tabs>
+          <w:tab w:val="num" w:pos="2160"/>
+        </w:tabs>
+        <w:ind w:left="2160" w:hanging="360"/>
+      </w:pPr>
+      <w:rPr>
+        <w:rFonts w:ascii="Wingdings" w:hAnsi="Wingdings" w:hint="default"/>
+        <w:sz w:val="20"/>
+      </w:rPr>
+    </w:lvl>
+    <w:lvl w:ilvl="3" w:tentative="1">
+      <w:start w:val="1"/>
+      <w:numFmt w:val="bullet"/>
+      <w:lvlText w:val=""/>
+      <w:lvlJc w:val="left"/>
+      <w:pPr>
+        <w:tabs>
+          <w:tab w:val="num" w:pos="2880"/>
+        </w:tabs>
+        <w:ind w:left="2880" w:hanging="360"/>
+      </w:pPr>
+      <w:rPr>
+        <w:rFonts w:ascii="Wingdings" w:hAnsi="Wingdings" w:hint="default"/>
+        <w:sz w:val="20"/>
+      </w:rPr>
+    </w:lvl>
+    <w:lvl w:ilvl="4" w:tentative="1">
+      <w:start w:val="1"/>
+      <w:numFmt w:val="bullet"/>
+      <w:lvlText w:val=""/>
+      <w:lvlJc w:val="left"/>
+      <w:pPr>
+        <w:tabs>
+          <w:tab w:val="num" w:pos="3600"/>
+        </w:tabs>
+        <w:ind w:left="3600" w:hanging="360"/>
+      </w:pPr>
+      <w:rPr>
+        <w:rFonts w:ascii="Wingdings" w:hAnsi="Wingdings" w:hint="default"/>
+        <w:sz w:val="20"/>
+      </w:rPr>
+    </w:lvl>
+    <w:lvl w:ilvl="5" w:tentative="1">
+      <w:start w:val="1"/>
+      <w:numFmt w:val="bullet"/>
+      <w:lvlText w:val=""/>
+      <w:lvlJc w:val="left"/>
+      <w:pPr>
+        <w:tabs>
+          <w:tab w:val="num" w:pos="4320"/>
+        </w:tabs>
+        <w:ind w:left="4320" w:hanging="360"/>
+      </w:pPr>
+      <w:rPr>
+        <w:rFonts w:ascii="Wingdings" w:hAnsi="Wingdings" w:hint="default"/>
+        <w:sz w:val="20"/>
+      </w:rPr>
+    </w:lvl>
+    <w:lvl w:ilvl="6" w:tentative="1">
+      <w:start w:val="1"/>
+      <w:numFmt w:val="bullet"/>
+      <w:lvlText w:val=""/>
+      <w:lvlJc w:val="left"/>
+      <w:pPr>
+        <w:tabs>
+          <w:tab w:val="num" w:pos="5040"/>
+        </w:tabs>
+        <w:ind w:left="5040" w:hanging="360"/>
+      </w:pPr>
+      <w:rPr>
+        <w:rFonts w:ascii="Wingdings" w:hAnsi="Wingdings" w:hint="default"/>
+        <w:sz w:val="20"/>
+      </w:rPr>
+    </w:lvl>
+    <w:lvl w:ilvl="7" w:tentative="1">
+      <w:start w:val="1"/>
+      <w:numFmt w:val="bullet"/>
+      <w:lvlText w:val=""/>
+      <w:lvlJc w:val="left"/>
+      <w:pPr>
+        <w:tabs>
+          <w:tab w:val="num" w:pos="5760"/>
+        </w:tabs>
+        <w:ind w:left="5760" w:hanging="360"/>
+      </w:pPr>
+      <w:rPr>
+        <w:rFonts w:ascii="Wingdings" w:hAnsi="Wingdings" w:hint="default"/>
+        <w:sz w:val="20"/>
+      </w:rPr>
+    </w:lvl>
+    <w:lvl w:ilvl="8" w:tentative="1">
+      <w:start w:val="1"/>
+      <w:numFmt w:val="bullet"/>
+      <w:lvlText w:val=""/>
+      <w:lvlJc w:val="left"/>
+      <w:pPr>
+        <w:tabs>
+          <w:tab w:val="num" w:pos="6480"/>
+        </w:tabs>
+        <w:ind w:left="6480" w:hanging="360"/>
+      </w:pPr>
+      <w:rPr>
+        <w:rFonts w:ascii="Wingdings" w:hAnsi="Wingdings" w:hint="default"/>
+        <w:sz w:val="20"/>
+      </w:rPr>
+    </w:lvl>
+  </w:abstractNum>
+  <w:abstractNum w:abstractNumId="30" w15:restartNumberingAfterBreak="0">
+    <w:nsid w:val="63A91F37"/>
+    <w:multiLevelType w:val="multilevel"/>
+    <w:tmpl w:val="65945F38"/>
+    <w:lvl w:ilvl="0">
+      <w:start w:val="1"/>
+      <w:numFmt w:val="bullet"/>
+      <w:lvlText w:val=""/>
+      <w:lvlJc w:val="left"/>
+      <w:pPr>
+        <w:tabs>
+          <w:tab w:val="num" w:pos="720"/>
+        </w:tabs>
+        <w:ind w:left="720" w:hanging="360"/>
+      </w:pPr>
+      <w:rPr>
+        <w:rFonts w:ascii="Symbol" w:hAnsi="Symbol" w:hint="default"/>
+        <w:sz w:val="20"/>
+      </w:rPr>
+    </w:lvl>
+    <w:lvl w:ilvl="1" w:tentative="1">
+      <w:start w:val="1"/>
+      <w:numFmt w:val="bullet"/>
+      <w:lvlText w:val="o"/>
+      <w:lvlJc w:val="left"/>
+      <w:pPr>
+        <w:tabs>
+          <w:tab w:val="num" w:pos="1440"/>
+        </w:tabs>
+        <w:ind w:left="1440" w:hanging="360"/>
+      </w:pPr>
+      <w:rPr>
+        <w:rFonts w:ascii="Courier New" w:hAnsi="Courier New" w:hint="default"/>
+        <w:sz w:val="20"/>
+      </w:rPr>
+    </w:lvl>
+    <w:lvl w:ilvl="2" w:tentative="1">
+      <w:start w:val="1"/>
+      <w:numFmt w:val="bullet"/>
+      <w:lvlText w:val=""/>
+      <w:lvlJc w:val="left"/>
+      <w:pPr>
+        <w:tabs>
+          <w:tab w:val="num" w:pos="2160"/>
+        </w:tabs>
+        <w:ind w:left="2160" w:hanging="360"/>
+      </w:pPr>
+      <w:rPr>
+        <w:rFonts w:ascii="Wingdings" w:hAnsi="Wingdings" w:hint="default"/>
+        <w:sz w:val="20"/>
+      </w:rPr>
+    </w:lvl>
+    <w:lvl w:ilvl="3" w:tentative="1">
+      <w:start w:val="1"/>
+      <w:numFmt w:val="bullet"/>
+      <w:lvlText w:val=""/>
+      <w:lvlJc w:val="left"/>
+      <w:pPr>
+        <w:tabs>
+          <w:tab w:val="num" w:pos="2880"/>
+        </w:tabs>
+        <w:ind w:left="2880" w:hanging="360"/>
+      </w:pPr>
+      <w:rPr>
+        <w:rFonts w:ascii="Wingdings" w:hAnsi="Wingdings" w:hint="default"/>
+        <w:sz w:val="20"/>
+      </w:rPr>
+    </w:lvl>
+    <w:lvl w:ilvl="4" w:tentative="1">
+      <w:start w:val="1"/>
+      <w:numFmt w:val="bullet"/>
+      <w:lvlText w:val=""/>
+      <w:lvlJc w:val="left"/>
+      <w:pPr>
+        <w:tabs>
+          <w:tab w:val="num" w:pos="3600"/>
+        </w:tabs>
+        <w:ind w:left="3600" w:hanging="360"/>
+      </w:pPr>
+      <w:rPr>
+        <w:rFonts w:ascii="Wingdings" w:hAnsi="Wingdings" w:hint="default"/>
+        <w:sz w:val="20"/>
+      </w:rPr>
+    </w:lvl>
+    <w:lvl w:ilvl="5" w:tentative="1">
+      <w:start w:val="1"/>
+      <w:numFmt w:val="bullet"/>
+      <w:lvlText w:val=""/>
+      <w:lvlJc w:val="left"/>
+      <w:pPr>
+        <w:tabs>
+          <w:tab w:val="num" w:pos="4320"/>
+        </w:tabs>
+        <w:ind w:left="4320" w:hanging="360"/>
+      </w:pPr>
+      <w:rPr>
+        <w:rFonts w:ascii="Wingdings" w:hAnsi="Wingdings" w:hint="default"/>
+        <w:sz w:val="20"/>
+      </w:rPr>
+    </w:lvl>
+    <w:lvl w:ilvl="6" w:tentative="1">
+      <w:start w:val="1"/>
+      <w:numFmt w:val="bullet"/>
+      <w:lvlText w:val=""/>
+      <w:lvlJc w:val="left"/>
+      <w:pPr>
+        <w:tabs>
+          <w:tab w:val="num" w:pos="5040"/>
+        </w:tabs>
+        <w:ind w:left="5040" w:hanging="360"/>
+      </w:pPr>
+      <w:rPr>
+        <w:rFonts w:ascii="Wingdings" w:hAnsi="Wingdings" w:hint="default"/>
+        <w:sz w:val="20"/>
+      </w:rPr>
+    </w:lvl>
+    <w:lvl w:ilvl="7" w:tentative="1">
+      <w:start w:val="1"/>
+      <w:numFmt w:val="bullet"/>
+      <w:lvlText w:val=""/>
+      <w:lvlJc w:val="left"/>
+      <w:pPr>
+        <w:tabs>
+          <w:tab w:val="num" w:pos="5760"/>
+        </w:tabs>
+        <w:ind w:left="5760" w:hanging="360"/>
+      </w:pPr>
+      <w:rPr>
+        <w:rFonts w:ascii="Wingdings" w:hAnsi="Wingdings" w:hint="default"/>
+        <w:sz w:val="20"/>
+      </w:rPr>
+    </w:lvl>
+    <w:lvl w:ilvl="8" w:tentative="1">
+      <w:start w:val="1"/>
+      <w:numFmt w:val="bullet"/>
+      <w:lvlText w:val=""/>
+      <w:lvlJc w:val="left"/>
+      <w:pPr>
+        <w:tabs>
+          <w:tab w:val="num" w:pos="6480"/>
+        </w:tabs>
+        <w:ind w:left="6480" w:hanging="360"/>
+      </w:pPr>
+      <w:rPr>
+        <w:rFonts w:ascii="Wingdings" w:hAnsi="Wingdings" w:hint="default"/>
+        <w:sz w:val="20"/>
+      </w:rPr>
+    </w:lvl>
+  </w:abstractNum>
+  <w:abstractNum w:abstractNumId="31" w15:restartNumberingAfterBreak="0">
+    <w:nsid w:val="64531E5F"/>
+    <w:multiLevelType w:val="multilevel"/>
+    <w:tmpl w:val="9F14609A"/>
+    <w:lvl w:ilvl="0">
+      <w:start w:val="1"/>
+      <w:numFmt w:val="bullet"/>
+      <w:lvlText w:val=""/>
+      <w:lvlJc w:val="left"/>
+      <w:pPr>
+        <w:tabs>
+          <w:tab w:val="num" w:pos="720"/>
+        </w:tabs>
+        <w:ind w:left="720" w:hanging="360"/>
+      </w:pPr>
+      <w:rPr>
+        <w:rFonts w:ascii="Symbol" w:hAnsi="Symbol" w:hint="default"/>
+        <w:sz w:val="20"/>
+      </w:rPr>
+    </w:lvl>
+    <w:lvl w:ilvl="1" w:tentative="1">
+      <w:start w:val="1"/>
+      <w:numFmt w:val="bullet"/>
+      <w:lvlText w:val="o"/>
+      <w:lvlJc w:val="left"/>
+      <w:pPr>
+        <w:tabs>
+          <w:tab w:val="num" w:pos="1440"/>
+        </w:tabs>
+        <w:ind w:left="1440" w:hanging="360"/>
+      </w:pPr>
+      <w:rPr>
+        <w:rFonts w:ascii="Courier New" w:hAnsi="Courier New" w:hint="default"/>
+        <w:sz w:val="20"/>
+      </w:rPr>
+    </w:lvl>
+    <w:lvl w:ilvl="2" w:tentative="1">
+      <w:start w:val="1"/>
+      <w:numFmt w:val="bullet"/>
+      <w:lvlText w:val=""/>
+      <w:lvlJc w:val="left"/>
+      <w:pPr>
+        <w:tabs>
+          <w:tab w:val="num" w:pos="2160"/>
+        </w:tabs>
+        <w:ind w:left="2160" w:hanging="360"/>
+      </w:pPr>
+      <w:rPr>
+        <w:rFonts w:ascii="Wingdings" w:hAnsi="Wingdings" w:hint="default"/>
+        <w:sz w:val="20"/>
+      </w:rPr>
+    </w:lvl>
+    <w:lvl w:ilvl="3" w:tentative="1">
+      <w:start w:val="1"/>
+      <w:numFmt w:val="bullet"/>
+      <w:lvlText w:val=""/>
+      <w:lvlJc w:val="left"/>
+      <w:pPr>
+        <w:tabs>
+          <w:tab w:val="num" w:pos="2880"/>
+        </w:tabs>
+        <w:ind w:left="2880" w:hanging="360"/>
+      </w:pPr>
+      <w:rPr>
+        <w:rFonts w:ascii="Wingdings" w:hAnsi="Wingdings" w:hint="default"/>
+        <w:sz w:val="20"/>
+      </w:rPr>
+    </w:lvl>
+    <w:lvl w:ilvl="4" w:tentative="1">
+      <w:start w:val="1"/>
+      <w:numFmt w:val="bullet"/>
+      <w:lvlText w:val=""/>
+      <w:lvlJc w:val="left"/>
+      <w:pPr>
+        <w:tabs>
+          <w:tab w:val="num" w:pos="3600"/>
+        </w:tabs>
+        <w:ind w:left="3600" w:hanging="360"/>
+      </w:pPr>
+      <w:rPr>
+        <w:rFonts w:ascii="Wingdings" w:hAnsi="Wingdings" w:hint="default"/>
+        <w:sz w:val="20"/>
+      </w:rPr>
+    </w:lvl>
+    <w:lvl w:ilvl="5" w:tentative="1">
+      <w:start w:val="1"/>
+      <w:numFmt w:val="bullet"/>
+      <w:lvlText w:val=""/>
+      <w:lvlJc w:val="left"/>
+      <w:pPr>
+        <w:tabs>
+          <w:tab w:val="num" w:pos="4320"/>
+        </w:tabs>
+        <w:ind w:left="4320" w:hanging="360"/>
+      </w:pPr>
+      <w:rPr>
+        <w:rFonts w:ascii="Wingdings" w:hAnsi="Wingdings" w:hint="default"/>
+        <w:sz w:val="20"/>
+      </w:rPr>
+    </w:lvl>
+    <w:lvl w:ilvl="6" w:tentative="1">
+      <w:start w:val="1"/>
+      <w:numFmt w:val="bullet"/>
+      <w:lvlText w:val=""/>
+      <w:lvlJc w:val="left"/>
+      <w:pPr>
+        <w:tabs>
+          <w:tab w:val="num" w:pos="5040"/>
+        </w:tabs>
+        <w:ind w:left="5040" w:hanging="360"/>
+      </w:pPr>
+      <w:rPr>
+        <w:rFonts w:ascii="Wingdings" w:hAnsi="Wingdings" w:hint="default"/>
+        <w:sz w:val="20"/>
+      </w:rPr>
+    </w:lvl>
+    <w:lvl w:ilvl="7" w:tentative="1">
+      <w:start w:val="1"/>
+      <w:numFmt w:val="bullet"/>
+      <w:lvlText w:val=""/>
+      <w:lvlJc w:val="left"/>
+      <w:pPr>
+        <w:tabs>
+          <w:tab w:val="num" w:pos="5760"/>
+        </w:tabs>
+        <w:ind w:left="5760" w:hanging="360"/>
+      </w:pPr>
+      <w:rPr>
+        <w:rFonts w:ascii="Wingdings" w:hAnsi="Wingdings" w:hint="default"/>
+        <w:sz w:val="20"/>
+      </w:rPr>
+    </w:lvl>
+    <w:lvl w:ilvl="8" w:tentative="1">
+      <w:start w:val="1"/>
+      <w:numFmt w:val="bullet"/>
+      <w:lvlText w:val=""/>
+      <w:lvlJc w:val="left"/>
+      <w:pPr>
+        <w:tabs>
+          <w:tab w:val="num" w:pos="6480"/>
+        </w:tabs>
+        <w:ind w:left="6480" w:hanging="360"/>
+      </w:pPr>
+      <w:rPr>
+        <w:rFonts w:ascii="Wingdings" w:hAnsi="Wingdings" w:hint="default"/>
+        <w:sz w:val="20"/>
+      </w:rPr>
+    </w:lvl>
+  </w:abstractNum>
+  <w:abstractNum w:abstractNumId="32" w15:restartNumberingAfterBreak="0">
+    <w:nsid w:val="65FF23A2"/>
+    <w:multiLevelType w:val="multilevel"/>
+    <w:tmpl w:val="574A0C6E"/>
+    <w:lvl w:ilvl="0">
+      <w:start w:val="1"/>
+      <w:numFmt w:val="bullet"/>
+      <w:lvlText w:val=""/>
+      <w:lvlJc w:val="left"/>
+      <w:pPr>
+        <w:tabs>
+          <w:tab w:val="num" w:pos="720"/>
+        </w:tabs>
+        <w:ind w:left="720" w:hanging="360"/>
+      </w:pPr>
+      <w:rPr>
+        <w:rFonts w:ascii="Symbol" w:hAnsi="Symbol" w:hint="default"/>
+        <w:sz w:val="20"/>
+      </w:rPr>
+    </w:lvl>
+    <w:lvl w:ilvl="1" w:tentative="1">
+      <w:start w:val="1"/>
+      <w:numFmt w:val="bullet"/>
+      <w:lvlText w:val="o"/>
+      <w:lvlJc w:val="left"/>
+      <w:pPr>
+        <w:tabs>
+          <w:tab w:val="num" w:pos="1440"/>
+        </w:tabs>
+        <w:ind w:left="1440" w:hanging="360"/>
+      </w:pPr>
+      <w:rPr>
+        <w:rFonts w:ascii="Courier New" w:hAnsi="Courier New" w:hint="default"/>
+        <w:sz w:val="20"/>
+      </w:rPr>
+    </w:lvl>
+    <w:lvl w:ilvl="2" w:tentative="1">
+      <w:start w:val="1"/>
+      <w:numFmt w:val="bullet"/>
+      <w:lvlText w:val=""/>
+      <w:lvlJc w:val="left"/>
+      <w:pPr>
+        <w:tabs>
+          <w:tab w:val="num" w:pos="2160"/>
+        </w:tabs>
+        <w:ind w:left="2160" w:hanging="360"/>
+      </w:pPr>
+      <w:rPr>
+        <w:rFonts w:ascii="Wingdings" w:hAnsi="Wingdings" w:hint="default"/>
+        <w:sz w:val="20"/>
+      </w:rPr>
+    </w:lvl>
+    <w:lvl w:ilvl="3" w:tentative="1">
+      <w:start w:val="1"/>
+      <w:numFmt w:val="bullet"/>
+      <w:lvlText w:val=""/>
+      <w:lvlJc w:val="left"/>
+      <w:pPr>
+        <w:tabs>
+          <w:tab w:val="num" w:pos="2880"/>
+        </w:tabs>
+        <w:ind w:left="2880" w:hanging="360"/>
+      </w:pPr>
+      <w:rPr>
+        <w:rFonts w:ascii="Wingdings" w:hAnsi="Wingdings" w:hint="default"/>
+        <w:sz w:val="20"/>
+      </w:rPr>
+    </w:lvl>
+    <w:lvl w:ilvl="4" w:tentative="1">
+      <w:start w:val="1"/>
+      <w:numFmt w:val="bullet"/>
+      <w:lvlText w:val=""/>
+      <w:lvlJc w:val="left"/>
+      <w:pPr>
+        <w:tabs>
+          <w:tab w:val="num" w:pos="3600"/>
+        </w:tabs>
+        <w:ind w:left="3600" w:hanging="360"/>
+      </w:pPr>
+      <w:rPr>
+        <w:rFonts w:ascii="Wingdings" w:hAnsi="Wingdings" w:hint="default"/>
+        <w:sz w:val="20"/>
+      </w:rPr>
+    </w:lvl>
+    <w:lvl w:ilvl="5" w:tentative="1">
+      <w:start w:val="1"/>
+      <w:numFmt w:val="bullet"/>
+      <w:lvlText w:val=""/>
+      <w:lvlJc w:val="left"/>
+      <w:pPr>
+        <w:tabs>
+          <w:tab w:val="num" w:pos="4320"/>
+        </w:tabs>
+        <w:ind w:left="4320" w:hanging="360"/>
+      </w:pPr>
+      <w:rPr>
+        <w:rFonts w:ascii="Wingdings" w:hAnsi="Wingdings" w:hint="default"/>
+        <w:sz w:val="20"/>
+      </w:rPr>
+    </w:lvl>
+    <w:lvl w:ilvl="6" w:tentative="1">
+      <w:start w:val="1"/>
+      <w:numFmt w:val="bullet"/>
+      <w:lvlText w:val=""/>
+      <w:lvlJc w:val="left"/>
+      <w:pPr>
+        <w:tabs>
+          <w:tab w:val="num" w:pos="5040"/>
+        </w:tabs>
+        <w:ind w:left="5040" w:hanging="360"/>
+      </w:pPr>
+      <w:rPr>
+        <w:rFonts w:ascii="Wingdings" w:hAnsi="Wingdings" w:hint="default"/>
+        <w:sz w:val="20"/>
+      </w:rPr>
+    </w:lvl>
+    <w:lvl w:ilvl="7" w:tentative="1">
+      <w:start w:val="1"/>
+      <w:numFmt w:val="bullet"/>
+      <w:lvlText w:val=""/>
+      <w:lvlJc w:val="left"/>
+      <w:pPr>
+        <w:tabs>
+          <w:tab w:val="num" w:pos="5760"/>
+        </w:tabs>
+        <w:ind w:left="5760" w:hanging="360"/>
+      </w:pPr>
+      <w:rPr>
+        <w:rFonts w:ascii="Wingdings" w:hAnsi="Wingdings" w:hint="default"/>
+        <w:sz w:val="20"/>
+      </w:rPr>
+    </w:lvl>
+    <w:lvl w:ilvl="8" w:tentative="1">
+      <w:start w:val="1"/>
+      <w:numFmt w:val="bullet"/>
+      <w:lvlText w:val=""/>
+      <w:lvlJc w:val="left"/>
+      <w:pPr>
+        <w:tabs>
+          <w:tab w:val="num" w:pos="6480"/>
+        </w:tabs>
+        <w:ind w:left="6480" w:hanging="360"/>
+      </w:pPr>
+      <w:rPr>
+        <w:rFonts w:ascii="Wingdings" w:hAnsi="Wingdings" w:hint="default"/>
+        <w:sz w:val="20"/>
+      </w:rPr>
+    </w:lvl>
+  </w:abstractNum>
+  <w:abstractNum w:abstractNumId="33" w15:restartNumberingAfterBreak="0">
+    <w:nsid w:val="686E1429"/>
+    <w:multiLevelType w:val="multilevel"/>
+    <w:tmpl w:val="2264CF82"/>
+    <w:lvl w:ilvl="0">
+      <w:start w:val="1"/>
+      <w:numFmt w:val="bullet"/>
+      <w:lvlText w:val=""/>
+      <w:lvlJc w:val="left"/>
+      <w:pPr>
+        <w:tabs>
+          <w:tab w:val="num" w:pos="720"/>
+        </w:tabs>
+        <w:ind w:left="720" w:hanging="360"/>
+      </w:pPr>
+      <w:rPr>
+        <w:rFonts w:ascii="Symbol" w:hAnsi="Symbol" w:hint="default"/>
+        <w:sz w:val="20"/>
+      </w:rPr>
+    </w:lvl>
+    <w:lvl w:ilvl="1" w:tentative="1">
+      <w:start w:val="1"/>
+      <w:numFmt w:val="bullet"/>
+      <w:lvlText w:val="o"/>
+      <w:lvlJc w:val="left"/>
+      <w:pPr>
+        <w:tabs>
+          <w:tab w:val="num" w:pos="1440"/>
+        </w:tabs>
+        <w:ind w:left="1440" w:hanging="360"/>
+      </w:pPr>
+      <w:rPr>
+        <w:rFonts w:ascii="Courier New" w:hAnsi="Courier New" w:hint="default"/>
+        <w:sz w:val="20"/>
+      </w:rPr>
+    </w:lvl>
+    <w:lvl w:ilvl="2" w:tentative="1">
+      <w:start w:val="1"/>
+      <w:numFmt w:val="bullet"/>
+      <w:lvlText w:val=""/>
+      <w:lvlJc w:val="left"/>
+      <w:pPr>
+        <w:tabs>
+          <w:tab w:val="num" w:pos="2160"/>
+        </w:tabs>
+        <w:ind w:left="2160" w:hanging="360"/>
+      </w:pPr>
+      <w:rPr>
+        <w:rFonts w:ascii="Wingdings" w:hAnsi="Wingdings" w:hint="default"/>
+        <w:sz w:val="20"/>
+      </w:rPr>
+    </w:lvl>
+    <w:lvl w:ilvl="3" w:tentative="1">
+      <w:start w:val="1"/>
+      <w:numFmt w:val="bullet"/>
+      <w:lvlText w:val=""/>
+      <w:lvlJc w:val="left"/>
+      <w:pPr>
+        <w:tabs>
+          <w:tab w:val="num" w:pos="2880"/>
+        </w:tabs>
+        <w:ind w:left="2880" w:hanging="360"/>
+      </w:pPr>
+      <w:rPr>
+        <w:rFonts w:ascii="Wingdings" w:hAnsi="Wingdings" w:hint="default"/>
+        <w:sz w:val="20"/>
+      </w:rPr>
+    </w:lvl>
+    <w:lvl w:ilvl="4" w:tentative="1">
+      <w:start w:val="1"/>
+      <w:numFmt w:val="bullet"/>
+      <w:lvlText w:val=""/>
+      <w:lvlJc w:val="left"/>
+      <w:pPr>
+        <w:tabs>
+          <w:tab w:val="num" w:pos="3600"/>
+        </w:tabs>
+        <w:ind w:left="3600" w:hanging="360"/>
+      </w:pPr>
+      <w:rPr>
+        <w:rFonts w:ascii="Wingdings" w:hAnsi="Wingdings" w:hint="default"/>
+        <w:sz w:val="20"/>
+      </w:rPr>
+    </w:lvl>
+    <w:lvl w:ilvl="5" w:tentative="1">
+      <w:start w:val="1"/>
+      <w:numFmt w:val="bullet"/>
+      <w:lvlText w:val=""/>
+      <w:lvlJc w:val="left"/>
+      <w:pPr>
+        <w:tabs>
+          <w:tab w:val="num" w:pos="4320"/>
+        </w:tabs>
+        <w:ind w:left="4320" w:hanging="360"/>
+      </w:pPr>
+      <w:rPr>
+        <w:rFonts w:ascii="Wingdings" w:hAnsi="Wingdings" w:hint="default"/>
+        <w:sz w:val="20"/>
+      </w:rPr>
+    </w:lvl>
+    <w:lvl w:ilvl="6" w:tentative="1">
+      <w:start w:val="1"/>
+      <w:numFmt w:val="bullet"/>
+      <w:lvlText w:val=""/>
+      <w:lvlJc w:val="left"/>
+      <w:pPr>
+        <w:tabs>
+          <w:tab w:val="num" w:pos="5040"/>
+        </w:tabs>
+        <w:ind w:left="5040" w:hanging="360"/>
+      </w:pPr>
+      <w:rPr>
+        <w:rFonts w:ascii="Wingdings" w:hAnsi="Wingdings" w:hint="default"/>
+        <w:sz w:val="20"/>
+      </w:rPr>
+    </w:lvl>
+    <w:lvl w:ilvl="7" w:tentative="1">
+      <w:start w:val="1"/>
+      <w:numFmt w:val="bullet"/>
+      <w:lvlText w:val=""/>
+      <w:lvlJc w:val="left"/>
+      <w:pPr>
+        <w:tabs>
+          <w:tab w:val="num" w:pos="5760"/>
+        </w:tabs>
+        <w:ind w:left="5760" w:hanging="360"/>
+      </w:pPr>
+      <w:rPr>
+        <w:rFonts w:ascii="Wingdings" w:hAnsi="Wingdings" w:hint="default"/>
+        <w:sz w:val="20"/>
+      </w:rPr>
+    </w:lvl>
+    <w:lvl w:ilvl="8" w:tentative="1">
+      <w:start w:val="1"/>
+      <w:numFmt w:val="bullet"/>
+      <w:lvlText w:val=""/>
+      <w:lvlJc w:val="left"/>
+      <w:pPr>
+        <w:tabs>
+          <w:tab w:val="num" w:pos="6480"/>
+        </w:tabs>
+        <w:ind w:left="6480" w:hanging="360"/>
+      </w:pPr>
+      <w:rPr>
+        <w:rFonts w:ascii="Wingdings" w:hAnsi="Wingdings" w:hint="default"/>
+        <w:sz w:val="20"/>
+      </w:rPr>
+    </w:lvl>
+  </w:abstractNum>
+  <w:abstractNum w:abstractNumId="34" w15:restartNumberingAfterBreak="0">
+    <w:nsid w:val="6AD81BD8"/>
+    <w:multiLevelType w:val="multilevel"/>
+    <w:tmpl w:val="E326CAAA"/>
+    <w:lvl w:ilvl="0">
+      <w:start w:val="1"/>
+      <w:numFmt w:val="bullet"/>
+      <w:lvlText w:val=""/>
+      <w:lvlJc w:val="left"/>
+      <w:pPr>
+        <w:tabs>
+          <w:tab w:val="num" w:pos="720"/>
+        </w:tabs>
+        <w:ind w:left="720" w:hanging="360"/>
+      </w:pPr>
+      <w:rPr>
+        <w:rFonts w:ascii="Symbol" w:hAnsi="Symbol" w:hint="default"/>
+        <w:sz w:val="20"/>
+      </w:rPr>
+    </w:lvl>
+    <w:lvl w:ilvl="1" w:tentative="1">
+      <w:start w:val="1"/>
+      <w:numFmt w:val="bullet"/>
+      <w:lvlText w:val="o"/>
+      <w:lvlJc w:val="left"/>
+      <w:pPr>
+        <w:tabs>
+          <w:tab w:val="num" w:pos="1440"/>
+        </w:tabs>
+        <w:ind w:left="1440" w:hanging="360"/>
+      </w:pPr>
+      <w:rPr>
+        <w:rFonts w:ascii="Courier New" w:hAnsi="Courier New" w:hint="default"/>
+        <w:sz w:val="20"/>
+      </w:rPr>
+    </w:lvl>
+    <w:lvl w:ilvl="2" w:tentative="1">
+      <w:start w:val="1"/>
+      <w:numFmt w:val="bullet"/>
+      <w:lvlText w:val=""/>
+      <w:lvlJc w:val="left"/>
+      <w:pPr>
+        <w:tabs>
+          <w:tab w:val="num" w:pos="2160"/>
+        </w:tabs>
+        <w:ind w:left="2160" w:hanging="360"/>
+      </w:pPr>
+      <w:rPr>
+        <w:rFonts w:ascii="Wingdings" w:hAnsi="Wingdings" w:hint="default"/>
+        <w:sz w:val="20"/>
+      </w:rPr>
+    </w:lvl>
+    <w:lvl w:ilvl="3" w:tentative="1">
+      <w:start w:val="1"/>
+      <w:numFmt w:val="bullet"/>
+      <w:lvlText w:val=""/>
+      <w:lvlJc w:val="left"/>
+      <w:pPr>
+        <w:tabs>
+          <w:tab w:val="num" w:pos="2880"/>
+        </w:tabs>
+        <w:ind w:left="2880" w:hanging="360"/>
+      </w:pPr>
+      <w:rPr>
+        <w:rFonts w:ascii="Wingdings" w:hAnsi="Wingdings" w:hint="default"/>
+        <w:sz w:val="20"/>
+      </w:rPr>
+    </w:lvl>
+    <w:lvl w:ilvl="4" w:tentative="1">
+      <w:start w:val="1"/>
+      <w:numFmt w:val="bullet"/>
+      <w:lvlText w:val=""/>
+      <w:lvlJc w:val="left"/>
+      <w:pPr>
+        <w:tabs>
+          <w:tab w:val="num" w:pos="3600"/>
+        </w:tabs>
+        <w:ind w:left="3600" w:hanging="360"/>
+      </w:pPr>
+      <w:rPr>
+        <w:rFonts w:ascii="Wingdings" w:hAnsi="Wingdings" w:hint="default"/>
+        <w:sz w:val="20"/>
+      </w:rPr>
+    </w:lvl>
+    <w:lvl w:ilvl="5" w:tentative="1">
+      <w:start w:val="1"/>
+      <w:numFmt w:val="bullet"/>
+      <w:lvlText w:val=""/>
+      <w:lvlJc w:val="left"/>
+      <w:pPr>
+        <w:tabs>
+          <w:tab w:val="num" w:pos="4320"/>
+        </w:tabs>
+        <w:ind w:left="4320" w:hanging="360"/>
+      </w:pPr>
+      <w:rPr>
+        <w:rFonts w:ascii="Wingdings" w:hAnsi="Wingdings" w:hint="default"/>
+        <w:sz w:val="20"/>
+      </w:rPr>
+    </w:lvl>
+    <w:lvl w:ilvl="6" w:tentative="1">
+      <w:start w:val="1"/>
+      <w:numFmt w:val="bullet"/>
+      <w:lvlText w:val=""/>
+      <w:lvlJc w:val="left"/>
+      <w:pPr>
+        <w:tabs>
+          <w:tab w:val="num" w:pos="5040"/>
+        </w:tabs>
+        <w:ind w:left="5040" w:hanging="360"/>
+      </w:pPr>
+      <w:rPr>
+        <w:rFonts w:ascii="Wingdings" w:hAnsi="Wingdings" w:hint="default"/>
+        <w:sz w:val="20"/>
+      </w:rPr>
+    </w:lvl>
+    <w:lvl w:ilvl="7" w:tentative="1">
+      <w:start w:val="1"/>
+      <w:numFmt w:val="bullet"/>
+      <w:lvlText w:val=""/>
+      <w:lvlJc w:val="left"/>
+      <w:pPr>
+        <w:tabs>
+          <w:tab w:val="num" w:pos="5760"/>
+        </w:tabs>
+        <w:ind w:left="5760" w:hanging="360"/>
+      </w:pPr>
+      <w:rPr>
+        <w:rFonts w:ascii="Wingdings" w:hAnsi="Wingdings" w:hint="default"/>
+        <w:sz w:val="20"/>
+      </w:rPr>
+    </w:lvl>
+    <w:lvl w:ilvl="8" w:tentative="1">
+      <w:start w:val="1"/>
+      <w:numFmt w:val="bullet"/>
+      <w:lvlText w:val=""/>
+      <w:lvlJc w:val="left"/>
+      <w:pPr>
+        <w:tabs>
+          <w:tab w:val="num" w:pos="6480"/>
+        </w:tabs>
+        <w:ind w:left="6480" w:hanging="360"/>
+      </w:pPr>
+      <w:rPr>
+        <w:rFonts w:ascii="Wingdings" w:hAnsi="Wingdings" w:hint="default"/>
+        <w:sz w:val="20"/>
+      </w:rPr>
+    </w:lvl>
+  </w:abstractNum>
+  <w:abstractNum w:abstractNumId="35" w15:restartNumberingAfterBreak="0">
+    <w:nsid w:val="6F7945E8"/>
+    <w:multiLevelType w:val="multilevel"/>
+    <w:tmpl w:val="43BE2A9E"/>
+    <w:lvl w:ilvl="0">
+      <w:start w:val="1"/>
+      <w:numFmt w:val="bullet"/>
+      <w:lvlText w:val=""/>
+      <w:lvlJc w:val="left"/>
+      <w:pPr>
+        <w:tabs>
+          <w:tab w:val="num" w:pos="720"/>
+        </w:tabs>
+        <w:ind w:left="720" w:hanging="360"/>
+      </w:pPr>
+      <w:rPr>
+        <w:rFonts w:ascii="Symbol" w:hAnsi="Symbol" w:hint="default"/>
+        <w:sz w:val="20"/>
+      </w:rPr>
+    </w:lvl>
+    <w:lvl w:ilvl="1" w:tentative="1">
+      <w:start w:val="1"/>
+      <w:numFmt w:val="bullet"/>
+      <w:lvlText w:val="o"/>
+      <w:lvlJc w:val="left"/>
+      <w:pPr>
+        <w:tabs>
+          <w:tab w:val="num" w:pos="1440"/>
+        </w:tabs>
+        <w:ind w:left="1440" w:hanging="360"/>
+      </w:pPr>
+      <w:rPr>
+        <w:rFonts w:ascii="Courier New" w:hAnsi="Courier New" w:hint="default"/>
+        <w:sz w:val="20"/>
+      </w:rPr>
+    </w:lvl>
+    <w:lvl w:ilvl="2" w:tentative="1">
+      <w:start w:val="1"/>
+      <w:numFmt w:val="bullet"/>
+      <w:lvlText w:val=""/>
+      <w:lvlJc w:val="left"/>
+      <w:pPr>
+        <w:tabs>
+          <w:tab w:val="num" w:pos="2160"/>
+        </w:tabs>
+        <w:ind w:left="2160" w:hanging="360"/>
+      </w:pPr>
+      <w:rPr>
+        <w:rFonts w:ascii="Wingdings" w:hAnsi="Wingdings" w:hint="default"/>
+        <w:sz w:val="20"/>
+      </w:rPr>
+    </w:lvl>
+    <w:lvl w:ilvl="3" w:tentative="1">
+      <w:start w:val="1"/>
+      <w:numFmt w:val="bullet"/>
+      <w:lvlText w:val=""/>
+      <w:lvlJc w:val="left"/>
+      <w:pPr>
+        <w:tabs>
+          <w:tab w:val="num" w:pos="2880"/>
+        </w:tabs>
+        <w:ind w:left="2880" w:hanging="360"/>
+      </w:pPr>
+      <w:rPr>
+        <w:rFonts w:ascii="Wingdings" w:hAnsi="Wingdings" w:hint="default"/>
+        <w:sz w:val="20"/>
+      </w:rPr>
+    </w:lvl>
+    <w:lvl w:ilvl="4" w:tentative="1">
+      <w:start w:val="1"/>
+      <w:numFmt w:val="bullet"/>
+      <w:lvlText w:val=""/>
+      <w:lvlJc w:val="left"/>
+      <w:pPr>
+        <w:tabs>
+          <w:tab w:val="num" w:pos="3600"/>
+        </w:tabs>
+        <w:ind w:left="3600" w:hanging="360"/>
+      </w:pPr>
+      <w:rPr>
+        <w:rFonts w:ascii="Wingdings" w:hAnsi="Wingdings" w:hint="default"/>
+        <w:sz w:val="20"/>
+      </w:rPr>
+    </w:lvl>
+    <w:lvl w:ilvl="5" w:tentative="1">
+      <w:start w:val="1"/>
+      <w:numFmt w:val="bullet"/>
+      <w:lvlText w:val=""/>
+      <w:lvlJc w:val="left"/>
+      <w:pPr>
+        <w:tabs>
+          <w:tab w:val="num" w:pos="4320"/>
+        </w:tabs>
+        <w:ind w:left="4320" w:hanging="360"/>
+      </w:pPr>
+      <w:rPr>
+        <w:rFonts w:ascii="Wingdings" w:hAnsi="Wingdings" w:hint="default"/>
+        <w:sz w:val="20"/>
+      </w:rPr>
+    </w:lvl>
+    <w:lvl w:ilvl="6" w:tentative="1">
+      <w:start w:val="1"/>
+      <w:numFmt w:val="bullet"/>
+      <w:lvlText w:val=""/>
+      <w:lvlJc w:val="left"/>
+      <w:pPr>
+        <w:tabs>
+          <w:tab w:val="num" w:pos="5040"/>
+        </w:tabs>
+        <w:ind w:left="5040" w:hanging="360"/>
+      </w:pPr>
+      <w:rPr>
+        <w:rFonts w:ascii="Wingdings" w:hAnsi="Wingdings" w:hint="default"/>
+        <w:sz w:val="20"/>
+      </w:rPr>
+    </w:lvl>
+    <w:lvl w:ilvl="7" w:tentative="1">
+      <w:start w:val="1"/>
+      <w:numFmt w:val="bullet"/>
+      <w:lvlText w:val=""/>
+      <w:lvlJc w:val="left"/>
+      <w:pPr>
+        <w:tabs>
+          <w:tab w:val="num" w:pos="5760"/>
+        </w:tabs>
+        <w:ind w:left="5760" w:hanging="360"/>
+      </w:pPr>
+      <w:rPr>
+        <w:rFonts w:ascii="Wingdings" w:hAnsi="Wingdings" w:hint="default"/>
+        <w:sz w:val="20"/>
+      </w:rPr>
+    </w:lvl>
+    <w:lvl w:ilvl="8" w:tentative="1">
+      <w:start w:val="1"/>
+      <w:numFmt w:val="bullet"/>
+      <w:lvlText w:val=""/>
+      <w:lvlJc w:val="left"/>
+      <w:pPr>
+        <w:tabs>
+          <w:tab w:val="num" w:pos="6480"/>
+        </w:tabs>
+        <w:ind w:left="6480" w:hanging="360"/>
+      </w:pPr>
+      <w:rPr>
+        <w:rFonts w:ascii="Wingdings" w:hAnsi="Wingdings" w:hint="default"/>
+        <w:sz w:val="20"/>
+      </w:rPr>
+    </w:lvl>
+  </w:abstractNum>
+  <w:abstractNum w:abstractNumId="36" w15:restartNumberingAfterBreak="0">
+    <w:nsid w:val="7016564F"/>
+    <w:multiLevelType w:val="multilevel"/>
+    <w:tmpl w:val="D8F84466"/>
+    <w:lvl w:ilvl="0">
+      <w:start w:val="1"/>
+      <w:numFmt w:val="bullet"/>
+      <w:lvlText w:val=""/>
+      <w:lvlJc w:val="left"/>
+      <w:pPr>
+        <w:tabs>
+          <w:tab w:val="num" w:pos="720"/>
+        </w:tabs>
+        <w:ind w:left="720" w:hanging="360"/>
+      </w:pPr>
+      <w:rPr>
+        <w:rFonts w:ascii="Symbol" w:hAnsi="Symbol" w:hint="default"/>
+        <w:sz w:val="20"/>
+      </w:rPr>
+    </w:lvl>
+    <w:lvl w:ilvl="1" w:tentative="1">
+      <w:start w:val="1"/>
+      <w:numFmt w:val="bullet"/>
+      <w:lvlText w:val="o"/>
+      <w:lvlJc w:val="left"/>
+      <w:pPr>
+        <w:tabs>
+          <w:tab w:val="num" w:pos="1440"/>
+        </w:tabs>
+        <w:ind w:left="1440" w:hanging="360"/>
+      </w:pPr>
+      <w:rPr>
+        <w:rFonts w:ascii="Courier New" w:hAnsi="Courier New" w:hint="default"/>
+        <w:sz w:val="20"/>
+      </w:rPr>
+    </w:lvl>
+    <w:lvl w:ilvl="2" w:tentative="1">
+      <w:start w:val="1"/>
+      <w:numFmt w:val="bullet"/>
+      <w:lvlText w:val=""/>
+      <w:lvlJc w:val="left"/>
+      <w:pPr>
+        <w:tabs>
+          <w:tab w:val="num" w:pos="2160"/>
+        </w:tabs>
+        <w:ind w:left="2160" w:hanging="360"/>
+      </w:pPr>
+      <w:rPr>
+        <w:rFonts w:ascii="Wingdings" w:hAnsi="Wingdings" w:hint="default"/>
+        <w:sz w:val="20"/>
+      </w:rPr>
+    </w:lvl>
+    <w:lvl w:ilvl="3" w:tentative="1">
+      <w:start w:val="1"/>
+      <w:numFmt w:val="bullet"/>
+      <w:lvlText w:val=""/>
+      <w:lvlJc w:val="left"/>
+      <w:pPr>
+        <w:tabs>
+          <w:tab w:val="num" w:pos="2880"/>
+        </w:tabs>
+        <w:ind w:left="2880" w:hanging="360"/>
+      </w:pPr>
+      <w:rPr>
+        <w:rFonts w:ascii="Wingdings" w:hAnsi="Wingdings" w:hint="default"/>
+        <w:sz w:val="20"/>
+      </w:rPr>
+    </w:lvl>
+    <w:lvl w:ilvl="4" w:tentative="1">
+      <w:start w:val="1"/>
+      <w:numFmt w:val="bullet"/>
+      <w:lvlText w:val=""/>
+      <w:lvlJc w:val="left"/>
+      <w:pPr>
+        <w:tabs>
+          <w:tab w:val="num" w:pos="3600"/>
+        </w:tabs>
+        <w:ind w:left="3600" w:hanging="360"/>
+      </w:pPr>
+      <w:rPr>
+        <w:rFonts w:ascii="Wingdings" w:hAnsi="Wingdings" w:hint="default"/>
+        <w:sz w:val="20"/>
+      </w:rPr>
+    </w:lvl>
+    <w:lvl w:ilvl="5" w:tentative="1">
+      <w:start w:val="1"/>
+      <w:numFmt w:val="bullet"/>
+      <w:lvlText w:val=""/>
+      <w:lvlJc w:val="left"/>
+      <w:pPr>
+        <w:tabs>
+          <w:tab w:val="num" w:pos="4320"/>
+        </w:tabs>
+        <w:ind w:left="4320" w:hanging="360"/>
+      </w:pPr>
+      <w:rPr>
+        <w:rFonts w:ascii="Wingdings" w:hAnsi="Wingdings" w:hint="default"/>
+        <w:sz w:val="20"/>
+      </w:rPr>
+    </w:lvl>
+    <w:lvl w:ilvl="6" w:tentative="1">
+      <w:start w:val="1"/>
+      <w:numFmt w:val="bullet"/>
+      <w:lvlText w:val=""/>
+      <w:lvlJc w:val="left"/>
+      <w:pPr>
+        <w:tabs>
+          <w:tab w:val="num" w:pos="5040"/>
+        </w:tabs>
+        <w:ind w:left="5040" w:hanging="360"/>
+      </w:pPr>
+      <w:rPr>
+        <w:rFonts w:ascii="Wingdings" w:hAnsi="Wingdings" w:hint="default"/>
+        <w:sz w:val="20"/>
+      </w:rPr>
+    </w:lvl>
+    <w:lvl w:ilvl="7" w:tentative="1">
+      <w:start w:val="1"/>
+      <w:numFmt w:val="bullet"/>
+      <w:lvlText w:val=""/>
+      <w:lvlJc w:val="left"/>
+      <w:pPr>
+        <w:tabs>
+          <w:tab w:val="num" w:pos="5760"/>
+        </w:tabs>
+        <w:ind w:left="5760" w:hanging="360"/>
+      </w:pPr>
+      <w:rPr>
+        <w:rFonts w:ascii="Wingdings" w:hAnsi="Wingdings" w:hint="default"/>
+        <w:sz w:val="20"/>
+      </w:rPr>
+    </w:lvl>
+    <w:lvl w:ilvl="8" w:tentative="1">
+      <w:start w:val="1"/>
+      <w:numFmt w:val="bullet"/>
+      <w:lvlText w:val=""/>
+      <w:lvlJc w:val="left"/>
+      <w:pPr>
+        <w:tabs>
+          <w:tab w:val="num" w:pos="6480"/>
+        </w:tabs>
+        <w:ind w:left="6480" w:hanging="360"/>
+      </w:pPr>
+      <w:rPr>
+        <w:rFonts w:ascii="Wingdings" w:hAnsi="Wingdings" w:hint="default"/>
+        <w:sz w:val="20"/>
+      </w:rPr>
+    </w:lvl>
+  </w:abstractNum>
+  <w:abstractNum w:abstractNumId="37" w15:restartNumberingAfterBreak="0">
+    <w:nsid w:val="754C4315"/>
+    <w:multiLevelType w:val="multilevel"/>
+    <w:tmpl w:val="61B83038"/>
+    <w:lvl w:ilvl="0">
+      <w:start w:val="1"/>
+      <w:numFmt w:val="bullet"/>
+      <w:lvlText w:val=""/>
+      <w:lvlJc w:val="left"/>
+      <w:pPr>
+        <w:tabs>
+          <w:tab w:val="num" w:pos="720"/>
+        </w:tabs>
+        <w:ind w:left="720" w:hanging="360"/>
+      </w:pPr>
+      <w:rPr>
+        <w:rFonts w:ascii="Symbol" w:hAnsi="Symbol" w:hint="default"/>
+        <w:sz w:val="20"/>
+      </w:rPr>
+    </w:lvl>
+    <w:lvl w:ilvl="1" w:tentative="1">
+      <w:start w:val="1"/>
+      <w:numFmt w:val="bullet"/>
+      <w:lvlText w:val="o"/>
+      <w:lvlJc w:val="left"/>
+      <w:pPr>
+        <w:tabs>
+          <w:tab w:val="num" w:pos="1440"/>
+        </w:tabs>
+        <w:ind w:left="1440" w:hanging="360"/>
+      </w:pPr>
+      <w:rPr>
+        <w:rFonts w:ascii="Courier New" w:hAnsi="Courier New" w:hint="default"/>
+        <w:sz w:val="20"/>
+      </w:rPr>
+    </w:lvl>
+    <w:lvl w:ilvl="2" w:tentative="1">
+      <w:start w:val="1"/>
+      <w:numFmt w:val="bullet"/>
+      <w:lvlText w:val=""/>
+      <w:lvlJc w:val="left"/>
+      <w:pPr>
+        <w:tabs>
+          <w:tab w:val="num" w:pos="2160"/>
+        </w:tabs>
+        <w:ind w:left="2160" w:hanging="360"/>
+      </w:pPr>
+      <w:rPr>
+        <w:rFonts w:ascii="Wingdings" w:hAnsi="Wingdings" w:hint="default"/>
+        <w:sz w:val="20"/>
+      </w:rPr>
+    </w:lvl>
+    <w:lvl w:ilvl="3" w:tentative="1">
+      <w:start w:val="1"/>
+      <w:numFmt w:val="bullet"/>
+      <w:lvlText w:val=""/>
+      <w:lvlJc w:val="left"/>
+      <w:pPr>
+        <w:tabs>
+          <w:tab w:val="num" w:pos="2880"/>
+        </w:tabs>
+        <w:ind w:left="2880" w:hanging="360"/>
+      </w:pPr>
+      <w:rPr>
+        <w:rFonts w:ascii="Wingdings" w:hAnsi="Wingdings" w:hint="default"/>
+        <w:sz w:val="20"/>
+      </w:rPr>
+    </w:lvl>
+    <w:lvl w:ilvl="4" w:tentative="1">
+      <w:start w:val="1"/>
+      <w:numFmt w:val="bullet"/>
+      <w:lvlText w:val=""/>
+      <w:lvlJc w:val="left"/>
+      <w:pPr>
+        <w:tabs>
+          <w:tab w:val="num" w:pos="3600"/>
+        </w:tabs>
+        <w:ind w:left="3600" w:hanging="360"/>
+      </w:pPr>
+      <w:rPr>
+        <w:rFonts w:ascii="Wingdings" w:hAnsi="Wingdings" w:hint="default"/>
+        <w:sz w:val="20"/>
+      </w:rPr>
+    </w:lvl>
+    <w:lvl w:ilvl="5" w:tentative="1">
+      <w:start w:val="1"/>
+      <w:numFmt w:val="bullet"/>
+      <w:lvlText w:val=""/>
+      <w:lvlJc w:val="left"/>
+      <w:pPr>
+        <w:tabs>
+          <w:tab w:val="num" w:pos="4320"/>
+        </w:tabs>
+        <w:ind w:left="4320" w:hanging="360"/>
+      </w:pPr>
+      <w:rPr>
+        <w:rFonts w:ascii="Wingdings" w:hAnsi="Wingdings" w:hint="default"/>
+        <w:sz w:val="20"/>
+      </w:rPr>
+    </w:lvl>
+    <w:lvl w:ilvl="6" w:tentative="1">
+      <w:start w:val="1"/>
+      <w:numFmt w:val="bullet"/>
+      <w:lvlText w:val=""/>
+      <w:lvlJc w:val="left"/>
+      <w:pPr>
+        <w:tabs>
+          <w:tab w:val="num" w:pos="5040"/>
+        </w:tabs>
+        <w:ind w:left="5040" w:hanging="360"/>
+      </w:pPr>
+      <w:rPr>
+        <w:rFonts w:ascii="Wingdings" w:hAnsi="Wingdings" w:hint="default"/>
+        <w:sz w:val="20"/>
+      </w:rPr>
+    </w:lvl>
+    <w:lvl w:ilvl="7" w:tentative="1">
+      <w:start w:val="1"/>
+      <w:numFmt w:val="bullet"/>
+      <w:lvlText w:val=""/>
+      <w:lvlJc w:val="left"/>
+      <w:pPr>
+        <w:tabs>
+          <w:tab w:val="num" w:pos="5760"/>
+        </w:tabs>
+        <w:ind w:left="5760" w:hanging="360"/>
+      </w:pPr>
+      <w:rPr>
+        <w:rFonts w:ascii="Wingdings" w:hAnsi="Wingdings" w:hint="default"/>
+        <w:sz w:val="20"/>
+      </w:rPr>
+    </w:lvl>
+    <w:lvl w:ilvl="8" w:tentative="1">
+      <w:start w:val="1"/>
+      <w:numFmt w:val="bullet"/>
+      <w:lvlText w:val=""/>
+      <w:lvlJc w:val="left"/>
+      <w:pPr>
+        <w:tabs>
+          <w:tab w:val="num" w:pos="6480"/>
+        </w:tabs>
+        <w:ind w:left="6480" w:hanging="360"/>
+      </w:pPr>
+      <w:rPr>
+        <w:rFonts w:ascii="Wingdings" w:hAnsi="Wingdings" w:hint="default"/>
+        <w:sz w:val="20"/>
+      </w:rPr>
+    </w:lvl>
+  </w:abstractNum>
+  <w:abstractNum w:abstractNumId="38" w15:restartNumberingAfterBreak="0">
+    <w:nsid w:val="788314FD"/>
+    <w:multiLevelType w:val="multilevel"/>
+    <w:tmpl w:val="AFCE110A"/>
+    <w:lvl w:ilvl="0">
+      <w:start w:val="1"/>
+      <w:numFmt w:val="bullet"/>
+      <w:lvlText w:val=""/>
+      <w:lvlJc w:val="left"/>
+      <w:pPr>
+        <w:tabs>
+          <w:tab w:val="num" w:pos="720"/>
+        </w:tabs>
+        <w:ind w:left="720" w:hanging="360"/>
+      </w:pPr>
+      <w:rPr>
+        <w:rFonts w:ascii="Symbol" w:hAnsi="Symbol" w:hint="default"/>
+        <w:sz w:val="20"/>
+      </w:rPr>
+    </w:lvl>
+    <w:lvl w:ilvl="1" w:tentative="1">
+      <w:start w:val="1"/>
+      <w:numFmt w:val="bullet"/>
+      <w:lvlText w:val="o"/>
+      <w:lvlJc w:val="left"/>
+      <w:pPr>
+        <w:tabs>
+          <w:tab w:val="num" w:pos="1440"/>
+        </w:tabs>
+        <w:ind w:left="1440" w:hanging="360"/>
+      </w:pPr>
+      <w:rPr>
+        <w:rFonts w:ascii="Courier New" w:hAnsi="Courier New" w:hint="default"/>
+        <w:sz w:val="20"/>
+      </w:rPr>
+    </w:lvl>
+    <w:lvl w:ilvl="2" w:tentative="1">
+      <w:start w:val="1"/>
+      <w:numFmt w:val="bullet"/>
+      <w:lvlText w:val=""/>
+      <w:lvlJc w:val="left"/>
+      <w:pPr>
+        <w:tabs>
+          <w:tab w:val="num" w:pos="2160"/>
+        </w:tabs>
+        <w:ind w:left="2160" w:hanging="360"/>
+      </w:pPr>
+      <w:rPr>
+        <w:rFonts w:ascii="Wingdings" w:hAnsi="Wingdings" w:hint="default"/>
+        <w:sz w:val="20"/>
+      </w:rPr>
+    </w:lvl>
+    <w:lvl w:ilvl="3" w:tentative="1">
+      <w:start w:val="1"/>
+      <w:numFmt w:val="bullet"/>
+      <w:lvlText w:val=""/>
+      <w:lvlJc w:val="left"/>
+      <w:pPr>
+        <w:tabs>
+          <w:tab w:val="num" w:pos="2880"/>
+        </w:tabs>
+        <w:ind w:left="2880" w:hanging="360"/>
+      </w:pPr>
+      <w:rPr>
+        <w:rFonts w:ascii="Wingdings" w:hAnsi="Wingdings" w:hint="default"/>
+        <w:sz w:val="20"/>
+      </w:rPr>
+    </w:lvl>
+    <w:lvl w:ilvl="4" w:tentative="1">
+      <w:start w:val="1"/>
+      <w:numFmt w:val="bullet"/>
+      <w:lvlText w:val=""/>
+      <w:lvlJc w:val="left"/>
+      <w:pPr>
+        <w:tabs>
+          <w:tab w:val="num" w:pos="3600"/>
+        </w:tabs>
+        <w:ind w:left="3600" w:hanging="360"/>
+      </w:pPr>
+      <w:rPr>
+        <w:rFonts w:ascii="Wingdings" w:hAnsi="Wingdings" w:hint="default"/>
+        <w:sz w:val="20"/>
+      </w:rPr>
+    </w:lvl>
+    <w:lvl w:ilvl="5" w:tentative="1">
+      <w:start w:val="1"/>
+      <w:numFmt w:val="bullet"/>
+      <w:lvlText w:val=""/>
+      <w:lvlJc w:val="left"/>
+      <w:pPr>
+        <w:tabs>
+          <w:tab w:val="num" w:pos="4320"/>
+        </w:tabs>
+        <w:ind w:left="4320" w:hanging="360"/>
+      </w:pPr>
+      <w:rPr>
+        <w:rFonts w:ascii="Wingdings" w:hAnsi="Wingdings" w:hint="default"/>
+        <w:sz w:val="20"/>
+      </w:rPr>
+    </w:lvl>
+    <w:lvl w:ilvl="6" w:tentative="1">
+      <w:start w:val="1"/>
+      <w:numFmt w:val="bullet"/>
+      <w:lvlText w:val=""/>
+      <w:lvlJc w:val="left"/>
+      <w:pPr>
+        <w:tabs>
+          <w:tab w:val="num" w:pos="5040"/>
+        </w:tabs>
+        <w:ind w:left="5040" w:hanging="360"/>
+      </w:pPr>
+      <w:rPr>
+        <w:rFonts w:ascii="Wingdings" w:hAnsi="Wingdings" w:hint="default"/>
+        <w:sz w:val="20"/>
+      </w:rPr>
+    </w:lvl>
+    <w:lvl w:ilvl="7" w:tentative="1">
+      <w:start w:val="1"/>
+      <w:numFmt w:val="bullet"/>
+      <w:lvlText w:val=""/>
+      <w:lvlJc w:val="left"/>
+      <w:pPr>
+        <w:tabs>
+          <w:tab w:val="num" w:pos="5760"/>
+        </w:tabs>
+        <w:ind w:left="5760" w:hanging="360"/>
+      </w:pPr>
+      <w:rPr>
+        <w:rFonts w:ascii="Wingdings" w:hAnsi="Wingdings" w:hint="default"/>
+        <w:sz w:val="20"/>
+      </w:rPr>
+    </w:lvl>
+    <w:lvl w:ilvl="8" w:tentative="1">
+      <w:start w:val="1"/>
+      <w:numFmt w:val="bullet"/>
+      <w:lvlText w:val=""/>
+      <w:lvlJc w:val="left"/>
+      <w:pPr>
+        <w:tabs>
+          <w:tab w:val="num" w:pos="6480"/>
+        </w:tabs>
+        <w:ind w:left="6480" w:hanging="360"/>
+      </w:pPr>
+      <w:rPr>
+        <w:rFonts w:ascii="Wingdings" w:hAnsi="Wingdings" w:hint="default"/>
+        <w:sz w:val="20"/>
+      </w:rPr>
+    </w:lvl>
+  </w:abstractNum>
+  <w:abstractNum w:abstractNumId="39" w15:restartNumberingAfterBreak="0">
+    <w:nsid w:val="790171C5"/>
+    <w:multiLevelType w:val="multilevel"/>
+    <w:tmpl w:val="EB2EF68E"/>
+    <w:lvl w:ilvl="0">
+      <w:start w:val="1"/>
+      <w:numFmt w:val="bullet"/>
+      <w:lvlText w:val=""/>
+      <w:lvlJc w:val="left"/>
+      <w:pPr>
+        <w:tabs>
+          <w:tab w:val="num" w:pos="720"/>
+        </w:tabs>
+        <w:ind w:left="720" w:hanging="360"/>
+      </w:pPr>
+      <w:rPr>
+        <w:rFonts w:ascii="Symbol" w:hAnsi="Symbol" w:hint="default"/>
+        <w:sz w:val="20"/>
+      </w:rPr>
+    </w:lvl>
+    <w:lvl w:ilvl="1" w:tentative="1">
+      <w:start w:val="1"/>
+      <w:numFmt w:val="bullet"/>
+      <w:lvlText w:val="o"/>
+      <w:lvlJc w:val="left"/>
+      <w:pPr>
+        <w:tabs>
+          <w:tab w:val="num" w:pos="1440"/>
+        </w:tabs>
+        <w:ind w:left="1440" w:hanging="360"/>
+      </w:pPr>
+      <w:rPr>
+        <w:rFonts w:ascii="Courier New" w:hAnsi="Courier New" w:hint="default"/>
+        <w:sz w:val="20"/>
+      </w:rPr>
+    </w:lvl>
+    <w:lvl w:ilvl="2" w:tentative="1">
+      <w:start w:val="1"/>
+      <w:numFmt w:val="bullet"/>
+      <w:lvlText w:val=""/>
+      <w:lvlJc w:val="left"/>
+      <w:pPr>
+        <w:tabs>
+          <w:tab w:val="num" w:pos="2160"/>
+        </w:tabs>
+        <w:ind w:left="2160" w:hanging="360"/>
+      </w:pPr>
+      <w:rPr>
+        <w:rFonts w:ascii="Wingdings" w:hAnsi="Wingdings" w:hint="default"/>
+        <w:sz w:val="20"/>
+      </w:rPr>
+    </w:lvl>
+    <w:lvl w:ilvl="3" w:tentative="1">
+      <w:start w:val="1"/>
+      <w:numFmt w:val="bullet"/>
+      <w:lvlText w:val=""/>
+      <w:lvlJc w:val="left"/>
+      <w:pPr>
+        <w:tabs>
+          <w:tab w:val="num" w:pos="2880"/>
+        </w:tabs>
+        <w:ind w:left="2880" w:hanging="360"/>
+      </w:pPr>
+      <w:rPr>
+        <w:rFonts w:ascii="Wingdings" w:hAnsi="Wingdings" w:hint="default"/>
+        <w:sz w:val="20"/>
+      </w:rPr>
+    </w:lvl>
+    <w:lvl w:ilvl="4" w:tentative="1">
+      <w:start w:val="1"/>
+      <w:numFmt w:val="bullet"/>
+      <w:lvlText w:val=""/>
+      <w:lvlJc w:val="left"/>
+      <w:pPr>
+        <w:tabs>
+          <w:tab w:val="num" w:pos="3600"/>
+        </w:tabs>
+        <w:ind w:left="3600" w:hanging="360"/>
+      </w:pPr>
+      <w:rPr>
+        <w:rFonts w:ascii="Wingdings" w:hAnsi="Wingdings" w:hint="default"/>
+        <w:sz w:val="20"/>
+      </w:rPr>
+    </w:lvl>
+    <w:lvl w:ilvl="5" w:tentative="1">
+      <w:start w:val="1"/>
+      <w:numFmt w:val="bullet"/>
+      <w:lvlText w:val=""/>
+      <w:lvlJc w:val="left"/>
+      <w:pPr>
+        <w:tabs>
+          <w:tab w:val="num" w:pos="4320"/>
+        </w:tabs>
+        <w:ind w:left="4320" w:hanging="360"/>
+      </w:pPr>
+      <w:rPr>
+        <w:rFonts w:ascii="Wingdings" w:hAnsi="Wingdings" w:hint="default"/>
+        <w:sz w:val="20"/>
+      </w:rPr>
+    </w:lvl>
+    <w:lvl w:ilvl="6" w:tentative="1">
+      <w:start w:val="1"/>
+      <w:numFmt w:val="bullet"/>
+      <w:lvlText w:val=""/>
+      <w:lvlJc w:val="left"/>
+      <w:pPr>
+        <w:tabs>
+          <w:tab w:val="num" w:pos="5040"/>
+        </w:tabs>
+        <w:ind w:left="5040" w:hanging="360"/>
+      </w:pPr>
+      <w:rPr>
+        <w:rFonts w:ascii="Wingdings" w:hAnsi="Wingdings" w:hint="default"/>
+        <w:sz w:val="20"/>
+      </w:rPr>
+    </w:lvl>
+    <w:lvl w:ilvl="7" w:tentative="1">
+      <w:start w:val="1"/>
+      <w:numFmt w:val="bullet"/>
+      <w:lvlText w:val=""/>
+      <w:lvlJc w:val="left"/>
+      <w:pPr>
+        <w:tabs>
+          <w:tab w:val="num" w:pos="5760"/>
+        </w:tabs>
+        <w:ind w:left="5760" w:hanging="360"/>
+      </w:pPr>
+      <w:rPr>
+        <w:rFonts w:ascii="Wingdings" w:hAnsi="Wingdings" w:hint="default"/>
+        <w:sz w:val="20"/>
+      </w:rPr>
+    </w:lvl>
+    <w:lvl w:ilvl="8" w:tentative="1">
+      <w:start w:val="1"/>
+      <w:numFmt w:val="bullet"/>
+      <w:lvlText w:val=""/>
+      <w:lvlJc w:val="left"/>
+      <w:pPr>
+        <w:tabs>
+          <w:tab w:val="num" w:pos="6480"/>
+        </w:tabs>
+        <w:ind w:left="6480" w:hanging="360"/>
+      </w:pPr>
+      <w:rPr>
+        <w:rFonts w:ascii="Wingdings" w:hAnsi="Wingdings" w:hint="default"/>
+        <w:sz w:val="20"/>
+      </w:rPr>
+    </w:lvl>
+  </w:abstractNum>
+  <w:abstractNum w:abstractNumId="40" w15:restartNumberingAfterBreak="0">
+    <w:nsid w:val="7B3160DD"/>
+    <w:multiLevelType w:val="multilevel"/>
+    <w:tmpl w:val="A8EE55AE"/>
+    <w:lvl w:ilvl="0">
+      <w:start w:val="1"/>
+      <w:numFmt w:val="bullet"/>
+      <w:lvlText w:val=""/>
+      <w:lvlJc w:val="left"/>
+      <w:pPr>
+        <w:tabs>
+          <w:tab w:val="num" w:pos="720"/>
+        </w:tabs>
+        <w:ind w:left="720" w:hanging="360"/>
+      </w:pPr>
+      <w:rPr>
+        <w:rFonts w:ascii="Symbol" w:hAnsi="Symbol" w:hint="default"/>
+        <w:sz w:val="20"/>
+      </w:rPr>
+    </w:lvl>
+    <w:lvl w:ilvl="1" w:tentative="1">
+      <w:start w:val="1"/>
+      <w:numFmt w:val="bullet"/>
+      <w:lvlText w:val="o"/>
+      <w:lvlJc w:val="left"/>
+      <w:pPr>
+        <w:tabs>
+          <w:tab w:val="num" w:pos="1440"/>
+        </w:tabs>
+        <w:ind w:left="1440" w:hanging="360"/>
+      </w:pPr>
+      <w:rPr>
+        <w:rFonts w:ascii="Courier New" w:hAnsi="Courier New" w:hint="default"/>
+        <w:sz w:val="20"/>
+      </w:rPr>
+    </w:lvl>
+    <w:lvl w:ilvl="2" w:tentative="1">
+      <w:start w:val="1"/>
+      <w:numFmt w:val="bullet"/>
+      <w:lvlText w:val=""/>
+      <w:lvlJc w:val="left"/>
+      <w:pPr>
+        <w:tabs>
+          <w:tab w:val="num" w:pos="2160"/>
+        </w:tabs>
+        <w:ind w:left="2160" w:hanging="360"/>
+      </w:pPr>
+      <w:rPr>
+        <w:rFonts w:ascii="Wingdings" w:hAnsi="Wingdings" w:hint="default"/>
+        <w:sz w:val="20"/>
+      </w:rPr>
+    </w:lvl>
+    <w:lvl w:ilvl="3" w:tentative="1">
+      <w:start w:val="1"/>
+      <w:numFmt w:val="bullet"/>
+      <w:lvlText w:val=""/>
+      <w:lvlJc w:val="left"/>
+      <w:pPr>
+        <w:tabs>
+          <w:tab w:val="num" w:pos="2880"/>
+        </w:tabs>
+        <w:ind w:left="2880" w:hanging="360"/>
+      </w:pPr>
+      <w:rPr>
+        <w:rFonts w:ascii="Wingdings" w:hAnsi="Wingdings" w:hint="default"/>
+        <w:sz w:val="20"/>
+      </w:rPr>
+    </w:lvl>
+    <w:lvl w:ilvl="4" w:tentative="1">
+      <w:start w:val="1"/>
+      <w:numFmt w:val="bullet"/>
+      <w:lvlText w:val=""/>
+      <w:lvlJc w:val="left"/>
+      <w:pPr>
+        <w:tabs>
+          <w:tab w:val="num" w:pos="3600"/>
+        </w:tabs>
+        <w:ind w:left="3600" w:hanging="360"/>
+      </w:pPr>
+      <w:rPr>
+        <w:rFonts w:ascii="Wingdings" w:hAnsi="Wingdings" w:hint="default"/>
+        <w:sz w:val="20"/>
+      </w:rPr>
+    </w:lvl>
+    <w:lvl w:ilvl="5" w:tentative="1">
+      <w:start w:val="1"/>
+      <w:numFmt w:val="bullet"/>
+      <w:lvlText w:val=""/>
+      <w:lvlJc w:val="left"/>
+      <w:pPr>
+        <w:tabs>
+          <w:tab w:val="num" w:pos="4320"/>
+        </w:tabs>
+        <w:ind w:left="4320" w:hanging="360"/>
+      </w:pPr>
+      <w:rPr>
+        <w:rFonts w:ascii="Wingdings" w:hAnsi="Wingdings" w:hint="default"/>
+        <w:sz w:val="20"/>
+      </w:rPr>
+    </w:lvl>
+    <w:lvl w:ilvl="6" w:tentative="1">
+      <w:start w:val="1"/>
+      <w:numFmt w:val="bullet"/>
+      <w:lvlText w:val=""/>
+      <w:lvlJc w:val="left"/>
+      <w:pPr>
+        <w:tabs>
+          <w:tab w:val="num" w:pos="5040"/>
+        </w:tabs>
+        <w:ind w:left="5040" w:hanging="360"/>
+      </w:pPr>
+      <w:rPr>
+        <w:rFonts w:ascii="Wingdings" w:hAnsi="Wingdings" w:hint="default"/>
+        <w:sz w:val="20"/>
+      </w:rPr>
+    </w:lvl>
+    <w:lvl w:ilvl="7" w:tentative="1">
+      <w:start w:val="1"/>
+      <w:numFmt w:val="bullet"/>
+      <w:lvlText w:val=""/>
+      <w:lvlJc w:val="left"/>
+      <w:pPr>
+        <w:tabs>
+          <w:tab w:val="num" w:pos="5760"/>
+        </w:tabs>
+        <w:ind w:left="5760" w:hanging="360"/>
+      </w:pPr>
+      <w:rPr>
+        <w:rFonts w:ascii="Wingdings" w:hAnsi="Wingdings" w:hint="default"/>
+        <w:sz w:val="20"/>
+      </w:rPr>
+    </w:lvl>
+    <w:lvl w:ilvl="8" w:tentative="1">
+      <w:start w:val="1"/>
+      <w:numFmt w:val="bullet"/>
+      <w:lvlText w:val=""/>
+      <w:lvlJc w:val="left"/>
+      <w:pPr>
+        <w:tabs>
+          <w:tab w:val="num" w:pos="6480"/>
+        </w:tabs>
+        <w:ind w:left="6480" w:hanging="360"/>
+      </w:pPr>
+      <w:rPr>
+        <w:rFonts w:ascii="Wingdings" w:hAnsi="Wingdings" w:hint="default"/>
+        <w:sz w:val="20"/>
+      </w:rPr>
+    </w:lvl>
+  </w:abstractNum>
+  <w:abstractNum w:abstractNumId="41" w15:restartNumberingAfterBreak="0">
+    <w:nsid w:val="7BA402E1"/>
+    <w:multiLevelType w:val="multilevel"/>
+    <w:tmpl w:val="5742DC1E"/>
+    <w:lvl w:ilvl="0">
+      <w:start w:val="1"/>
+      <w:numFmt w:val="bullet"/>
+      <w:lvlText w:val=""/>
+      <w:lvlJc w:val="left"/>
+      <w:pPr>
+        <w:tabs>
+          <w:tab w:val="num" w:pos="720"/>
+        </w:tabs>
+        <w:ind w:left="720" w:hanging="360"/>
+      </w:pPr>
+      <w:rPr>
+        <w:rFonts w:ascii="Symbol" w:hAnsi="Symbol" w:hint="default"/>
+        <w:sz w:val="20"/>
+      </w:rPr>
+    </w:lvl>
+    <w:lvl w:ilvl="1" w:tentative="1">
+      <w:start w:val="1"/>
+      <w:numFmt w:val="bullet"/>
+      <w:lvlText w:val="o"/>
+      <w:lvlJc w:val="left"/>
+      <w:pPr>
+        <w:tabs>
+          <w:tab w:val="num" w:pos="1440"/>
+        </w:tabs>
+        <w:ind w:left="1440" w:hanging="360"/>
+      </w:pPr>
+      <w:rPr>
+        <w:rFonts w:ascii="Courier New" w:hAnsi="Courier New" w:hint="default"/>
+        <w:sz w:val="20"/>
+      </w:rPr>
+    </w:lvl>
+    <w:lvl w:ilvl="2" w:tentative="1">
+      <w:start w:val="1"/>
+      <w:numFmt w:val="bullet"/>
+      <w:lvlText w:val=""/>
+      <w:lvlJc w:val="left"/>
+      <w:pPr>
+        <w:tabs>
+          <w:tab w:val="num" w:pos="2160"/>
+        </w:tabs>
+        <w:ind w:left="2160" w:hanging="360"/>
+      </w:pPr>
+      <w:rPr>
+        <w:rFonts w:ascii="Wingdings" w:hAnsi="Wingdings" w:hint="default"/>
+        <w:sz w:val="20"/>
+      </w:rPr>
+    </w:lvl>
+    <w:lvl w:ilvl="3" w:tentative="1">
+      <w:start w:val="1"/>
+      <w:numFmt w:val="bullet"/>
+      <w:lvlText w:val=""/>
+      <w:lvlJc w:val="left"/>
+      <w:pPr>
+        <w:tabs>
+          <w:tab w:val="num" w:pos="2880"/>
+        </w:tabs>
+        <w:ind w:left="2880" w:hanging="360"/>
+      </w:pPr>
+      <w:rPr>
+        <w:rFonts w:ascii="Wingdings" w:hAnsi="Wingdings" w:hint="default"/>
+        <w:sz w:val="20"/>
+      </w:rPr>
+    </w:lvl>
+    <w:lvl w:ilvl="4" w:tentative="1">
+      <w:start w:val="1"/>
+      <w:numFmt w:val="bullet"/>
+      <w:lvlText w:val=""/>
+      <w:lvlJc w:val="left"/>
+      <w:pPr>
+        <w:tabs>
+          <w:tab w:val="num" w:pos="3600"/>
+        </w:tabs>
+        <w:ind w:left="3600" w:hanging="360"/>
+      </w:pPr>
+      <w:rPr>
+        <w:rFonts w:ascii="Wingdings" w:hAnsi="Wingdings" w:hint="default"/>
+        <w:sz w:val="20"/>
+      </w:rPr>
+    </w:lvl>
+    <w:lvl w:ilvl="5" w:tentative="1">
+      <w:start w:val="1"/>
+      <w:numFmt w:val="bullet"/>
+      <w:lvlText w:val=""/>
+      <w:lvlJc w:val="left"/>
+      <w:pPr>
+        <w:tabs>
+          <w:tab w:val="num" w:pos="4320"/>
+        </w:tabs>
+        <w:ind w:left="4320" w:hanging="360"/>
+      </w:pPr>
+      <w:rPr>
+        <w:rFonts w:ascii="Wingdings" w:hAnsi="Wingdings" w:hint="default"/>
+        <w:sz w:val="20"/>
+      </w:rPr>
+    </w:lvl>
+    <w:lvl w:ilvl="6" w:tentative="1">
+      <w:start w:val="1"/>
+      <w:numFmt w:val="bullet"/>
+      <w:lvlText w:val=""/>
+      <w:lvlJc w:val="left"/>
+      <w:pPr>
+        <w:tabs>
+          <w:tab w:val="num" w:pos="5040"/>
+        </w:tabs>
+        <w:ind w:left="5040" w:hanging="360"/>
+      </w:pPr>
+      <w:rPr>
+        <w:rFonts w:ascii="Wingdings" w:hAnsi="Wingdings" w:hint="default"/>
+        <w:sz w:val="20"/>
+      </w:rPr>
+    </w:lvl>
+    <w:lvl w:ilvl="7" w:tentative="1">
+      <w:start w:val="1"/>
+      <w:numFmt w:val="bullet"/>
+      <w:lvlText w:val=""/>
+      <w:lvlJc w:val="left"/>
+      <w:pPr>
+        <w:tabs>
+          <w:tab w:val="num" w:pos="5760"/>
+        </w:tabs>
+        <w:ind w:left="5760" w:hanging="360"/>
+      </w:pPr>
+      <w:rPr>
+        <w:rFonts w:ascii="Wingdings" w:hAnsi="Wingdings" w:hint="default"/>
+        <w:sz w:val="20"/>
+      </w:rPr>
+    </w:lvl>
+    <w:lvl w:ilvl="8" w:tentative="1">
+      <w:start w:val="1"/>
+      <w:numFmt w:val="bullet"/>
+      <w:lvlText w:val=""/>
+      <w:lvlJc w:val="left"/>
+      <w:pPr>
+        <w:tabs>
+          <w:tab w:val="num" w:pos="6480"/>
+        </w:tabs>
+        <w:ind w:left="6480" w:hanging="360"/>
+      </w:pPr>
+      <w:rPr>
+        <w:rFonts w:ascii="Wingdings" w:hAnsi="Wingdings" w:hint="default"/>
+        <w:sz w:val="20"/>
+      </w:rPr>
+    </w:lvl>
+  </w:abstractNum>
+  <w:num w:numId="1" w16cid:durableId="219945789">
+    <w:abstractNumId w:val="9"/>
+  </w:num>
+  <w:num w:numId="2" w16cid:durableId="971255626">
+    <w:abstractNumId w:val="11"/>
+  </w:num>
+  <w:num w:numId="3" w16cid:durableId="825129178">
+    <w:abstractNumId w:val="37"/>
+  </w:num>
+  <w:num w:numId="4" w16cid:durableId="191967058">
+    <w:abstractNumId w:val="2"/>
+  </w:num>
+  <w:num w:numId="5" w16cid:durableId="354697850">
+    <w:abstractNumId w:val="8"/>
+  </w:num>
+  <w:num w:numId="6" w16cid:durableId="720710873">
+    <w:abstractNumId w:val="39"/>
+  </w:num>
+  <w:num w:numId="7" w16cid:durableId="1025982949">
+    <w:abstractNumId w:val="16"/>
+  </w:num>
+  <w:num w:numId="8" w16cid:durableId="1551647248">
+    <w:abstractNumId w:val="10"/>
+  </w:num>
+  <w:num w:numId="9" w16cid:durableId="1425110368">
+    <w:abstractNumId w:val="7"/>
+  </w:num>
+  <w:num w:numId="10" w16cid:durableId="2090425756">
+    <w:abstractNumId w:val="15"/>
+  </w:num>
+  <w:num w:numId="11" w16cid:durableId="988246886">
+    <w:abstractNumId w:val="31"/>
+  </w:num>
+  <w:num w:numId="12" w16cid:durableId="1109740924">
+    <w:abstractNumId w:val="27"/>
+  </w:num>
+  <w:num w:numId="13" w16cid:durableId="660084785">
+    <w:abstractNumId w:val="32"/>
+  </w:num>
+  <w:num w:numId="14" w16cid:durableId="369963835">
+    <w:abstractNumId w:val="23"/>
+  </w:num>
+  <w:num w:numId="15" w16cid:durableId="326978814">
+    <w:abstractNumId w:val="14"/>
+  </w:num>
+  <w:num w:numId="16" w16cid:durableId="1768037592">
+    <w:abstractNumId w:val="29"/>
+  </w:num>
+  <w:num w:numId="17" w16cid:durableId="922497608">
+    <w:abstractNumId w:val="22"/>
+  </w:num>
+  <w:num w:numId="18" w16cid:durableId="3288055">
+    <w:abstractNumId w:val="20"/>
+  </w:num>
+  <w:num w:numId="19" w16cid:durableId="595485695">
+    <w:abstractNumId w:val="30"/>
+  </w:num>
+  <w:num w:numId="20" w16cid:durableId="169413868">
+    <w:abstractNumId w:val="41"/>
+  </w:num>
+  <w:num w:numId="21" w16cid:durableId="119036272">
+    <w:abstractNumId w:val="38"/>
+  </w:num>
+  <w:num w:numId="22" w16cid:durableId="455753300">
+    <w:abstractNumId w:val="35"/>
+  </w:num>
+  <w:num w:numId="23" w16cid:durableId="1718047615">
+    <w:abstractNumId w:val="24"/>
+  </w:num>
+  <w:num w:numId="24" w16cid:durableId="848565959">
+    <w:abstractNumId w:val="40"/>
+  </w:num>
+  <w:num w:numId="25" w16cid:durableId="1878732893">
+    <w:abstractNumId w:val="0"/>
+  </w:num>
+  <w:num w:numId="26" w16cid:durableId="599459038">
+    <w:abstractNumId w:val="12"/>
+  </w:num>
+  <w:num w:numId="27" w16cid:durableId="849686992">
+    <w:abstractNumId w:val="36"/>
+  </w:num>
+  <w:num w:numId="28" w16cid:durableId="1980719096">
+    <w:abstractNumId w:val="13"/>
+  </w:num>
+  <w:num w:numId="29" w16cid:durableId="864833791">
+    <w:abstractNumId w:val="3"/>
+  </w:num>
+  <w:num w:numId="30" w16cid:durableId="435487795">
+    <w:abstractNumId w:val="5"/>
+  </w:num>
+  <w:num w:numId="31" w16cid:durableId="1884057525">
+    <w:abstractNumId w:val="25"/>
+  </w:num>
+  <w:num w:numId="32" w16cid:durableId="989208636">
+    <w:abstractNumId w:val="21"/>
+  </w:num>
+  <w:num w:numId="33" w16cid:durableId="1121724502">
+    <w:abstractNumId w:val="28"/>
+  </w:num>
+  <w:num w:numId="34" w16cid:durableId="1567302934">
+    <w:abstractNumId w:val="6"/>
+  </w:num>
+  <w:num w:numId="35" w16cid:durableId="135993200">
+    <w:abstractNumId w:val="4"/>
+  </w:num>
+  <w:num w:numId="36" w16cid:durableId="1261797166">
+    <w:abstractNumId w:val="34"/>
+  </w:num>
+  <w:num w:numId="37" w16cid:durableId="348803301">
+    <w:abstractNumId w:val="33"/>
+  </w:num>
+  <w:num w:numId="38" w16cid:durableId="182012114">
     <w:abstractNumId w:val="17"/>
   </w:num>
-  <w:num w:numId="2" w16cid:durableId="1900245157">
-    <w:abstractNumId w:val="14"/>
+  <w:num w:numId="39" w16cid:durableId="459107036">
+    <w:abstractNumId w:val="26"/>
   </w:num>
-  <w:num w:numId="3" w16cid:durableId="738367">
+  <w:num w:numId="40" w16cid:durableId="1889872289">
     <w:abstractNumId w:val="19"/>
   </w:num>
-  <w:num w:numId="4" w16cid:durableId="957444684">
-    <w:abstractNumId w:val="27"/>
-  </w:num>
-  <w:num w:numId="5" w16cid:durableId="447623054">
-    <w:abstractNumId w:val="8"/>
-  </w:num>
-  <w:num w:numId="6" w16cid:durableId="701705805">
-    <w:abstractNumId w:val="15"/>
-  </w:num>
-  <w:num w:numId="7" w16cid:durableId="752626046">
-    <w:abstractNumId w:val="6"/>
-  </w:num>
-  <w:num w:numId="8" w16cid:durableId="140006238">
-    <w:abstractNumId w:val="28"/>
-  </w:num>
-  <w:num w:numId="9" w16cid:durableId="1388994892">
-    <w:abstractNumId w:val="3"/>
-  </w:num>
-  <w:num w:numId="10" w16cid:durableId="770469751">
-    <w:abstractNumId w:val="25"/>
-  </w:num>
-  <w:num w:numId="11" w16cid:durableId="1532842543">
-    <w:abstractNumId w:val="4"/>
-  </w:num>
-  <w:num w:numId="12" w16cid:durableId="998078421">
-    <w:abstractNumId w:val="12"/>
-  </w:num>
-  <w:num w:numId="13" w16cid:durableId="1273823372">
-    <w:abstractNumId w:val="0"/>
-  </w:num>
-  <w:num w:numId="14" w16cid:durableId="2071881111">
-    <w:abstractNumId w:val="20"/>
-  </w:num>
-  <w:num w:numId="15" w16cid:durableId="1861578002">
-    <w:abstractNumId w:val="13"/>
-  </w:num>
-  <w:num w:numId="16" w16cid:durableId="2141919206">
-    <w:abstractNumId w:val="9"/>
-  </w:num>
-  <w:num w:numId="17" w16cid:durableId="932054978">
-    <w:abstractNumId w:val="7"/>
-  </w:num>
-  <w:num w:numId="18" w16cid:durableId="1780879533">
-    <w:abstractNumId w:val="22"/>
-  </w:num>
-  <w:num w:numId="19" w16cid:durableId="1502038026">
-    <w:abstractNumId w:val="26"/>
-  </w:num>
-  <w:num w:numId="20" w16cid:durableId="372732144">
-    <w:abstractNumId w:val="24"/>
-  </w:num>
-  <w:num w:numId="21" w16cid:durableId="118034767">
-    <w:abstractNumId w:val="2"/>
-  </w:num>
-  <w:num w:numId="22" w16cid:durableId="589897025">
+  <w:num w:numId="41" w16cid:durableId="1341273371">
     <w:abstractNumId w:val="18"/>
   </w:num>
-  <w:num w:numId="23" w16cid:durableId="1610773826">
-    <w:abstractNumId w:val="5"/>
-  </w:num>
-  <w:num w:numId="24" w16cid:durableId="1230773336">
-    <w:abstractNumId w:val="21"/>
-  </w:num>
-  <w:num w:numId="25" w16cid:durableId="1516921820">
-    <w:abstractNumId w:val="10"/>
-  </w:num>
-  <w:num w:numId="26" w16cid:durableId="1068185796">
-    <w:abstractNumId w:val="16"/>
-  </w:num>
-  <w:num w:numId="27" w16cid:durableId="1958875003">
+  <w:num w:numId="42" w16cid:durableId="1142312096">
     <w:abstractNumId w:val="1"/>
   </w:num>
-  <w:num w:numId="28" w16cid:durableId="725876787">
-    <w:abstractNumId w:val="11"/>
-  </w:num>
-  <w:num w:numId="29" w16cid:durableId="1728798544">
-    <w:abstractNumId w:val="23"/>
-  </w:num>
+  <w:numIdMacAtCleanup w:val="42"/>
 </w:numbering>
 </file>
 
